--- a/docs/studyguides/introtoalgebraicfractions.docx
+++ b/docs/studyguides/introtoalgebraicfractions.docx
@@ -59,7 +59,7 @@
             <w:i/>
             <w:iCs/>
           </w:rPr>
-          <w:t xml:space="preserve">Guide: Introduction to numerical fractions</w:t>
+          <w:t xml:space="preserve">Guide: Introduction to fractions</w:t>
         </w:r>
       </w:hyperlink>
       <w:r>
@@ -83,7 +83,7 @@
             <w:i/>
             <w:iCs/>
           </w:rPr>
-          <w:t xml:space="preserve">Guide: Arithmetic on numerical fractions</w:t>
+          <w:t xml:space="preserve">Guide: Arithmetic on fractions</w:t>
         </w:r>
       </w:hyperlink>
       <w:r>
@@ -149,7 +149,7 @@
           <w:rPr>
             <w:rStyle w:val="Hyperlink"/>
           </w:rPr>
-          <w:t xml:space="preserve">Guide: Introduction to numerical fractions</w:t>
+          <w:t xml:space="preserve">Guide: Introduction to fractions</w:t>
         </w:r>
       </w:hyperlink>
       <w:r>
@@ -327,6 +327,84 @@
               </m:r>
             </m:den>
           </m:f>
+          <m:r>
+            <m:t>  </m:t>
+          </m:r>
+          <m:f>
+            <m:fPr>
+              <m:type m:val="bar"/>
+            </m:fPr>
+            <m:num>
+              <m:r>
+                <m:t>4</m:t>
+              </m:r>
+              <m:r>
+                <m:t>π</m:t>
+              </m:r>
+              <m:sSup>
+                <m:e>
+                  <m:r>
+                    <m:t>r</m:t>
+                  </m:r>
+                </m:e>
+                <m:sup>
+                  <m:r>
+                    <m:t>3</m:t>
+                  </m:r>
+                </m:sup>
+              </m:sSup>
+            </m:num>
+            <m:den>
+              <m:r>
+                <m:t>3</m:t>
+              </m:r>
+            </m:den>
+          </m:f>
+          <m:r>
+            <m:t>  </m:t>
+          </m:r>
+          <m:f>
+            <m:fPr>
+              <m:type m:val="bar"/>
+            </m:fPr>
+            <m:num>
+              <m:r>
+                <m:t>1</m:t>
+              </m:r>
+            </m:num>
+            <m:den>
+              <m:sSup>
+                <m:e>
+                  <m:r>
+                    <m:t>x</m:t>
+                  </m:r>
+                </m:e>
+                <m:sup>
+                  <m:r>
+                    <m:t>2</m:t>
+                  </m:r>
+                </m:sup>
+              </m:sSup>
+              <m:r>
+                <m:rPr>
+                  <m:sty m:val="p"/>
+                </m:rPr>
+                <m:t>+</m:t>
+              </m:r>
+              <m:sSup>
+                <m:e>
+                  <m:r>
+                    <m:t>y</m:t>
+                  </m:r>
+                </m:e>
+                <m:sup>
+                  <m:r>
+                    <m:t>2</m:t>
+                  </m:r>
+                </m:sup>
+              </m:sSup>
+            </m:den>
+          </m:f>
         </m:oMath>
       </m:oMathPara>
     </w:p>
@@ -335,11 +413,11 @@
         <w:pStyle w:val="FirstParagraph"/>
       </w:pPr>
       <w:r>
-        <w:t xml:space="preserve">By the end of this guide, you will be able to find equivalent fractions for algebraic fractions and simplify them in a similar way to numerical fractions. The main difference is that, because the denominator may contain algebra, you must be careful about restrictions.</w:t>
+        <w:t xml:space="preserve">By the end of this guide, you will be able to find equivalent fractions for algebraic fractions and simplify them in a similar way to numerical fractions. The main difference between algebraic and numerical fractions is that, because the denominator may contain algebra, you must be careful about dividing by zero.</w:t>
       </w:r>
     </w:p>
     <w:bookmarkEnd w:id="23"/>
-    <w:bookmarkStart w:id="33" w:name="restrictions-on-the-denominator"/>
+    <w:bookmarkStart w:id="45" w:name="restrictions-on-the-denominator"/>
     <w:p>
       <w:pPr>
         <w:pStyle w:val="Heading1"/>
@@ -391,27 +469,6 @@
       </w:r>
       <w:r>
         <w:t xml:space="preserve">at that point. This means that the expression has no value at that point.</w:t>
-      </w:r>
-    </w:p>
-    <w:p>
-      <w:pPr>
-        <w:pStyle w:val="BodyText"/>
-      </w:pPr>
-      <w:r>
-        <w:t xml:space="preserve">When working with algebraic fractions, you need to state any values of the variable that make the denominator zero. These are called the</w:t>
-      </w:r>
-      <w:r>
-        <w:t xml:space="preserve"> </w:t>
-      </w:r>
-      <w:r>
-        <w:rPr>
-          <w:b/>
-          <w:bCs/>
-        </w:rPr>
-        <w:t xml:space="preserve">restricted values</w:t>
-      </w:r>
-      <w:r>
-        <w:t xml:space="preserve">.</w:t>
       </w:r>
     </w:p>
     <w:tbl>
@@ -520,83 +577,399 @@
               <w:pStyle w:val="BodyText"/>
             </w:pPr>
             <w:pPr>
-              <w:spacing w:before="16"/>
-            </w:pPr>
-            <w:r>
-              <w:t xml:space="preserve">Let</w:t>
-            </w:r>
-            <w:r>
-              <w:t xml:space="preserve"> </w:t>
-            </w:r>
-            <m:oMath>
-              <m:r>
-                <m:t>f</m:t>
-              </m:r>
-              <m:d>
-                <m:dPr>
-                  <m:begChr m:val="("/>
-                  <m:sepChr m:val=""/>
-                  <m:endChr m:val=")"/>
-                  <m:grow/>
-                </m:dPr>
-                <m:e>
-                  <m:r>
-                    <m:t>x</m:t>
-                  </m:r>
-                </m:e>
-              </m:d>
-            </m:oMath>
-            <w:r>
-              <w:t xml:space="preserve"> </w:t>
-            </w:r>
-            <w:r>
-              <w:t xml:space="preserve">and</w:t>
-            </w:r>
-            <w:r>
-              <w:t xml:space="preserve"> </w:t>
-            </w:r>
-            <m:oMath>
-              <m:r>
-                <m:t>g</m:t>
-              </m:r>
-              <m:d>
-                <m:dPr>
-                  <m:begChr m:val="("/>
-                  <m:sepChr m:val=""/>
-                  <m:endChr m:val=")"/>
-                  <m:grow/>
-                </m:dPr>
-                <m:e>
-                  <m:r>
-                    <m:t>x</m:t>
-                  </m:r>
-                </m:e>
-              </m:d>
-            </m:oMath>
-            <w:r>
-              <w:t xml:space="preserve"> </w:t>
-            </w:r>
-            <w:r>
-              <w:t xml:space="preserve">be functions of the variable</w:t>
-            </w:r>
-            <w:r>
-              <w:t xml:space="preserve"> </w:t>
-            </w:r>
-            <m:oMath>
+              <w:spacing w:before="16" w:after="16"/>
+            </w:pPr>
+            <w:r>
+              <w:t xml:space="preserve">When working with algebraic fractions, you need to find any values of the variable(s) that make the denominator zero. These are called the</w:t>
+            </w:r>
+            <w:r>
+              <w:t xml:space="preserve"> </w:t>
+            </w:r>
+            <w:r>
+              <w:rPr>
+                <w:b/>
+                <w:bCs/>
+              </w:rPr>
+              <w:t xml:space="preserve">restricted values</w:t>
+            </w:r>
+            <w:r>
+              <w:t xml:space="preserve">. Any condition that says that a variable is not equal to a restricted value is called a</w:t>
+            </w:r>
+            <w:r>
+              <w:t xml:space="preserve"> </w:t>
+            </w:r>
+            <w:r>
+              <w:rPr>
+                <w:b/>
+                <w:bCs/>
+              </w:rPr>
+              <w:t xml:space="preserve">restriction</w:t>
+            </w:r>
+            <w:r>
+              <w:t xml:space="preserve">.</w:t>
+            </w:r>
+          </w:p>
+          <w:p/>
+        </w:tc>
+      </w:tr>
+    </w:tbl>
+    <w:p>
+      <w:pPr>
+        <w:pStyle w:val="BodyText"/>
+      </w:pPr>
+      <w:r>
+        <w:t xml:space="preserve">For instance, for the fraction</w:t>
+      </w:r>
+    </w:p>
+    <w:p>
+      <w:pPr>
+        <w:pStyle w:val="BodyText"/>
+      </w:pPr>
+      <m:oMathPara>
+        <m:oMathParaPr>
+          <m:jc m:val="center"/>
+        </m:oMathParaPr>
+        <m:oMath>
+          <m:f>
+            <m:fPr>
+              <m:type m:val="bar"/>
+            </m:fPr>
+            <m:num>
+              <m:r>
+                <m:t>1</m:t>
+              </m:r>
+            </m:num>
+            <m:den>
               <m:r>
                 <m:t>x</m:t>
               </m:r>
-            </m:oMath>
-            <w:r>
-              <w:t xml:space="preserve">.</w:t>
+              <m:r>
+                <m:rPr>
+                  <m:sty m:val="p"/>
+                </m:rPr>
+                <m:t>−</m:t>
+              </m:r>
+              <m:r>
+                <m:t>1</m:t>
+              </m:r>
+            </m:den>
+          </m:f>
+        </m:oMath>
+      </m:oMathPara>
+    </w:p>
+    <w:p>
+      <w:pPr>
+        <w:numPr>
+          <w:ilvl w:val="0"/>
+          <w:numId w:val="1001"/>
+        </w:numPr>
+      </w:pPr>
+      <m:oMath>
+        <m:r>
+          <m:t>x</m:t>
+        </m:r>
+        <m:r>
+          <m:rPr>
+            <m:sty m:val="p"/>
+          </m:rPr>
+          <m:t>=</m:t>
+        </m:r>
+        <m:r>
+          <m:t>1</m:t>
+        </m:r>
+      </m:oMath>
+      <w:r>
+        <w:t xml:space="preserve"> </w:t>
+      </w:r>
+      <w:r>
+        <w:t xml:space="preserve">is a</w:t>
+      </w:r>
+      <w:r>
+        <w:t xml:space="preserve"> </w:t>
+      </w:r>
+      <w:r>
+        <w:rPr>
+          <w:b/>
+          <w:bCs/>
+        </w:rPr>
+        <w:t xml:space="preserve">restricted value</w:t>
+      </w:r>
+    </w:p>
+    <w:p>
+      <w:pPr>
+        <w:numPr>
+          <w:ilvl w:val="0"/>
+          <w:numId w:val="1001"/>
+        </w:numPr>
+      </w:pPr>
+      <m:oMath>
+        <m:r>
+          <m:t>x</m:t>
+        </m:r>
+        <m:r>
+          <m:rPr>
+            <m:sty m:val="p"/>
+          </m:rPr>
+          <m:t>≠</m:t>
+        </m:r>
+        <m:r>
+          <m:t>1</m:t>
+        </m:r>
+      </m:oMath>
+      <w:r>
+        <w:t xml:space="preserve"> </w:t>
+      </w:r>
+      <w:r>
+        <w:t xml:space="preserve">is a</w:t>
+      </w:r>
+      <w:r>
+        <w:t xml:space="preserve"> </w:t>
+      </w:r>
+      <w:r>
+        <w:rPr>
+          <w:b/>
+          <w:bCs/>
+        </w:rPr>
+        <w:t xml:space="preserve">restriction</w:t>
+      </w:r>
+      <w:r>
+        <w:t xml:space="preserve">.</w:t>
+      </w:r>
+    </w:p>
+    <w:tbl>
+      <w:tblPr>
+        <w:tblStyle w:val="Table"/>
+        <w:tblLook w:firstRow="0" w:lastRow="0" w:firstColumn="0" w:lastColumn="0" w:noHBand="0" w:noVBand="0" w:val="0000"/>
+        <w:tblBorders>
+          <w:top w:val="single" w:sz="4" w:space="0" w:color="CC1914"/>
+          <w:left w:val="single" w:sz="24" w:space="0" w:color="CC1914"/>
+          <w:bottom w:val="single" w:sz="4" w:space="0" w:color="CC1914"/>
+          <w:right w:val="single" w:sz="4" w:space="0" w:color="CC1914"/>
+        </w:tblBorders>
+        <w:tblCellMar>
+          <w:left w:w="144" w:type="dxa"/>
+          <w:right w:w="144" w:type="dxa"/>
+        </w:tblCellMar>
+        <w:tblLook w:firstRow="0" w:lastRow="0" w:firstColumn="0" w:lastColumn="0" w:noHBand="0" w:noVBand="0" w:val="0000"/>
+      </w:tblPr>
+      <w:tr>
+        <w:trPr>
+          <w:cantSplit/>
+        </w:trPr>
+        <w:tc>
+          <w:tcPr>
+            <w:shd w:color="auto" w:fill="f7dddc" w:val="clear"/>
+            <w:tcMar>
+              <w:top w:w="92" w:type="dxa"/>
+              <w:bottom w:w="92" w:type="dxa"/>
+            </w:tcMar>
+          </w:tcPr>
+          <w:p>
+            <w:pPr>
+              <w:pStyle w:val="FirstParagraph"/>
+            </w:pPr>
+            <w:pPr>
+              <w:spacing w:before="0" w:after="0"/>
+              <w:textAlignment w:val="center"/>
+            </w:pPr>
+            <w:r>
+              <w:drawing>
+                <wp:inline>
+                  <wp:extent cx="152400" cy="152400"/>
+                  <wp:effectExtent b="0" l="0" r="0" t="0"/>
+                  <wp:docPr descr="" title="" id="28" name="Picture"/>
+                  <a:graphic>
+                    <a:graphicData uri="http://schemas.openxmlformats.org/drawingml/2006/picture">
+                      <pic:pic>
+                        <pic:nvPicPr>
+                          <pic:cNvPr descr="/Applications/quarto/share/formats/docx/important.png" id="29" name="Picture"/>
+                          <pic:cNvPicPr>
+                            <a:picLocks noChangeArrowheads="1" noChangeAspect="1"/>
+                          </pic:cNvPicPr>
+                        </pic:nvPicPr>
+                        <pic:blipFill>
+                          <a:blip r:embed="rId27"/>
+                          <a:stretch>
+                            <a:fillRect/>
+                          </a:stretch>
+                        </pic:blipFill>
+                        <pic:spPr bwMode="auto">
+                          <a:xfrm>
+                            <a:off x="0" y="0"/>
+                            <a:ext cx="152400" cy="152400"/>
+                          </a:xfrm>
+                          <a:prstGeom prst="rect">
+                            <a:avLst/>
+                          </a:prstGeom>
+                          <a:noFill/>
+                          <a:ln w="9525">
+                            <a:noFill/>
+                            <a:headEnd/>
+                            <a:tailEnd/>
+                          </a:ln>
+                        </pic:spPr>
+                      </pic:pic>
+                    </a:graphicData>
+                  </a:graphic>
+                </wp:inline>
+              </w:drawing>
+            </w:r>
+            <w:r>
+              <w:t xml:space="preserve"> </w:t>
+            </w:r>
+            <w:r>
+              <w:t xml:space="preserve"> </w:t>
+            </w:r>
+            <w:r>
+              <w:t xml:space="preserve">Important</w:t>
+            </w:r>
+          </w:p>
+        </w:tc>
+      </w:tr>
+      <w:tr>
+        <w:trPr>
+          <w:cantSplit/>
+        </w:trPr>
+        <w:tc>
+          <w:tcPr>
+            <w:tcMar>
+              <w:top w:w="108" w:type="dxa"/>
+              <w:bottom w:w="108" w:type="dxa"/>
+            </w:tcMar>
+          </w:tcPr>
+          <w:p>
+            <w:pPr>
+              <w:pStyle w:val="BodyText"/>
+            </w:pPr>
+            <w:pPr>
+              <w:spacing w:before="16" w:after="16"/>
+            </w:pPr>
+            <w:r>
+              <w:t xml:space="preserve">You should clearly state the restriction for any algebraic fraction you use.</w:t>
+            </w:r>
+          </w:p>
+          <w:p/>
+        </w:tc>
+      </w:tr>
+    </w:tbl>
+    <w:tbl>
+      <w:tblPr>
+        <w:tblStyle w:val="Table"/>
+        <w:tblInd w:w="164" w:type="dxa"/>
+        <w:tblBorders>
+          <w:left w:val="single" w:sz="24" w:space="0" w:color="0758E5"/>
+        </w:tblBorders>
+        <w:tblCellMar>
+          <w:left w:w="0" w:type="dxa"/>
+          <w:right w:w="0" w:type="dxa"/>
+        </w:tblCellMar>
+        <w:tblLook w:firstRow="0" w:lastRow="0" w:firstColumn="0" w:lastColumn="0" w:noHBand="0" w:noVBand="0" w:val="0000"/>
+      </w:tblPr>
+      <w:tblGrid>
+        <w:gridCol w:w="7920"/>
+      </w:tblGrid>
+      <w:tr>
+        <w:trPr>
+          <w:cantSplit/>
+        </w:trPr>
+        <w:tc>
+          <w:tcPr>
+            <w:tcMar>
+              <w:left w:w="144" w:type="dxa"/>
+              <w:right w:w="144" w:type="dxa"/>
+            </w:tcMar>
+          </w:tcPr>
+          <w:p>
+            <w:pPr>
+              <w:pStyle w:val="BodyText"/>
+            </w:pPr>
+            <w:pPr>
+              <w:spacing w:before="0" w:after="8"/>
+              <w:jc w:val="center"/>
+            </w:pPr>
+            <w:r>
+              <w:drawing>
+                <wp:inline>
+                  <wp:extent cx="152400" cy="152400"/>
+                  <wp:effectExtent b="0" l="0" r="0" t="0"/>
+                  <wp:docPr descr="" title="" id="30" name="Picture"/>
+                  <a:graphic>
+                    <a:graphicData uri="http://schemas.openxmlformats.org/drawingml/2006/picture">
+                      <pic:pic>
+                        <pic:nvPicPr>
+                          <pic:cNvPr descr="/Applications/quarto/share/formats/docx/note.png" id="31" name="Picture"/>
+                          <pic:cNvPicPr>
+                            <a:picLocks noChangeArrowheads="1" noChangeAspect="1"/>
+                          </pic:cNvPicPr>
+                        </pic:nvPicPr>
+                        <pic:blipFill>
+                          <a:blip r:embed="rId24"/>
+                          <a:stretch>
+                            <a:fillRect/>
+                          </a:stretch>
+                        </pic:blipFill>
+                        <pic:spPr bwMode="auto">
+                          <a:xfrm>
+                            <a:off x="0" y="0"/>
+                            <a:ext cx="152400" cy="152400"/>
+                          </a:xfrm>
+                          <a:prstGeom prst="rect">
+                            <a:avLst/>
+                          </a:prstGeom>
+                          <a:noFill/>
+                          <a:ln w="9525">
+                            <a:noFill/>
+                            <a:headEnd/>
+                            <a:tailEnd/>
+                          </a:ln>
+                        </pic:spPr>
+                      </pic:pic>
+                    </a:graphicData>
+                  </a:graphic>
+                </wp:inline>
+              </w:drawing>
+            </w:r>
+          </w:p>
+        </w:tc>
+        <w:tc>
+          <w:p>
+            <w:pPr>
+              <w:pStyle w:val="BodyText"/>
+            </w:pPr>
+            <w:pPr>
+              <w:spacing w:before="16" w:after="64"/>
+            </w:pPr>
+            <w:r>
+              <w:rPr>
+                <w:b/>
+                <w:bCs/>
+              </w:rPr>
+              <w:t xml:space="preserve">Example 1</w:t>
             </w:r>
           </w:p>
           <w:p>
             <w:pPr>
               <w:pStyle w:val="BodyText"/>
             </w:pPr>
-            <w:r>
-              <w:t xml:space="preserve">For any algebraic fraction</w:t>
+            <w:pPr>
+              <w:spacing w:before="16"/>
+            </w:pPr>
+            <w:r>
+              <w:t xml:space="preserve">For what values of</w:t>
+            </w:r>
+            <w:r>
+              <w:t xml:space="preserve"> </w:t>
+            </w:r>
+            <m:oMath>
+              <m:r>
+                <m:t>x</m:t>
+              </m:r>
+            </m:oMath>
+            <w:r>
+              <w:t xml:space="preserve"> </w:t>
+            </w:r>
+            <w:r>
+              <w:t xml:space="preserve">is the following fraction undefined?</w:t>
             </w:r>
           </w:p>
           <w:p>
@@ -614,39 +987,13 @@
                   </m:fPr>
                   <m:num>
                     <m:r>
-                      <m:t>f</m:t>
-                    </m:r>
-                    <m:d>
-                      <m:dPr>
-                        <m:begChr m:val="("/>
-                        <m:sepChr m:val=""/>
-                        <m:endChr m:val=")"/>
-                        <m:grow/>
-                      </m:dPr>
-                      <m:e>
-                        <m:r>
-                          <m:t>x</m:t>
-                        </m:r>
-                      </m:e>
-                    </m:d>
+                      <m:t>2</m:t>
+                    </m:r>
                   </m:num>
                   <m:den>
                     <m:r>
-                      <m:t>g</m:t>
-                    </m:r>
-                    <m:d>
-                      <m:dPr>
-                        <m:begChr m:val="("/>
-                        <m:sepChr m:val=""/>
-                        <m:endChr m:val=")"/>
-                        <m:grow/>
-                      </m:dPr>
-                      <m:e>
-                        <m:r>
-                          <m:t>x</m:t>
-                        </m:r>
-                      </m:e>
-                    </m:d>
+                      <m:t>x</m:t>
+                    </m:r>
                   </m:den>
                 </m:f>
               </m:oMath>
@@ -656,72 +1003,11 @@
             <w:pPr>
               <w:pStyle w:val="FirstParagraph"/>
             </w:pPr>
-            <w:r>
-              <w:t xml:space="preserve">the fraction is defined only when</w:t>
-            </w:r>
-          </w:p>
-          <w:p>
-            <w:pPr>
-              <w:pStyle w:val="BodyText"/>
-            </w:pPr>
-            <m:oMathPara>
-              <m:oMathParaPr>
-                <m:jc m:val="center"/>
-              </m:oMathParaPr>
-              <m:oMath>
-                <m:r>
-                  <m:t>g</m:t>
-                </m:r>
-                <m:d>
-                  <m:dPr>
-                    <m:begChr m:val="("/>
-                    <m:sepChr m:val=""/>
-                    <m:endChr m:val=")"/>
-                    <m:grow/>
-                  </m:dPr>
-                  <m:e>
-                    <m:r>
-                      <m:t>x</m:t>
-                    </m:r>
-                  </m:e>
-                </m:d>
-                <m:r>
-                  <m:rPr>
-                    <m:sty m:val="p"/>
-                  </m:rPr>
-                  <m:t>≠</m:t>
-                </m:r>
-                <m:r>
-                  <m:t>0</m:t>
-                </m:r>
-              </m:oMath>
-            </m:oMathPara>
-          </w:p>
-          <w:p>
-            <w:pPr>
-              <w:pStyle w:val="FirstParagraph"/>
-            </w:pPr>
             <w:pPr>
               <w:spacing w:after="16"/>
             </w:pPr>
             <w:r>
-              <w:t xml:space="preserve">The</w:t>
-            </w:r>
-            <w:r>
-              <w:t xml:space="preserve"> </w:t>
-            </w:r>
-            <w:r>
-              <w:rPr>
-                <w:b/>
-                <w:bCs/>
-              </w:rPr>
-              <w:t xml:space="preserve">restricted values</w:t>
-            </w:r>
-            <w:r>
-              <w:t xml:space="preserve"> </w:t>
-            </w:r>
-            <w:r>
-              <w:t xml:space="preserve">are the values of</w:t>
+              <w:t xml:space="preserve">Here, the denominator is</w:t>
             </w:r>
             <w:r>
               <w:t xml:space="preserve"> </w:t>
@@ -732,31 +1018,15 @@
               </m:r>
             </m:oMath>
             <w:r>
-              <w:t xml:space="preserve"> </w:t>
-            </w:r>
-            <w:r>
-              <w:t xml:space="preserve">that make</w:t>
+              <w:t xml:space="preserve">. The fraction is undefined when</w:t>
             </w:r>
             <w:r>
               <w:t xml:space="preserve"> </w:t>
             </w:r>
             <m:oMath>
               <m:r>
-                <m:t>g</m:t>
-              </m:r>
-              <m:d>
-                <m:dPr>
-                  <m:begChr m:val="("/>
-                  <m:sepChr m:val=""/>
-                  <m:endChr m:val=")"/>
-                  <m:grow/>
-                </m:dPr>
-                <m:e>
-                  <m:r>
-                    <m:t>x</m:t>
-                  </m:r>
-                </m:e>
-              </m:d>
+                <m:t>x</m:t>
+              </m:r>
               <m:r>
                 <m:rPr>
                   <m:sty m:val="p"/>
@@ -768,23 +1038,29 @@
               </m:r>
             </m:oMath>
             <w:r>
-              <w:t xml:space="preserve">. At these points, the fraction is said to be</w:t>
-            </w:r>
-            <w:r>
-              <w:t xml:space="preserve"> </w:t>
-            </w:r>
-            <w:r>
-              <w:rPr>
-                <w:b/>
-                <w:bCs/>
-              </w:rPr>
-              <w:t xml:space="preserve">undefined</w:t>
-            </w:r>
+              <w:t xml:space="preserve">, so the restriction on this expression is</w:t>
+            </w:r>
+            <w:r>
+              <w:t xml:space="preserve"> </w:t>
+            </w:r>
+            <m:oMath>
+              <m:r>
+                <m:t>x</m:t>
+              </m:r>
+              <m:r>
+                <m:rPr>
+                  <m:sty m:val="p"/>
+                </m:rPr>
+                <m:t>≠</m:t>
+              </m:r>
+              <m:r>
+                <m:t>0</m:t>
+              </m:r>
+            </m:oMath>
             <w:r>
               <w:t xml:space="preserve">.</w:t>
             </w:r>
           </w:p>
-          <w:p/>
         </w:tc>
       </w:tr>
     </w:tbl>
@@ -836,12 +1112,12 @@
                 <wp:inline>
                   <wp:extent cx="152400" cy="152400"/>
                   <wp:effectExtent b="0" l="0" r="0" t="0"/>
-                  <wp:docPr descr="" title="" id="27" name="Picture"/>
+                  <wp:docPr descr="" title="" id="32" name="Picture"/>
                   <a:graphic>
                     <a:graphicData uri="http://schemas.openxmlformats.org/drawingml/2006/picture">
                       <pic:pic>
                         <pic:nvPicPr>
-                          <pic:cNvPr descr="/Applications/quarto/share/formats/docx/note.png" id="28" name="Picture"/>
+                          <pic:cNvPr descr="/Applications/quarto/share/formats/docx/note.png" id="33" name="Picture"/>
                           <pic:cNvPicPr>
                             <a:picLocks noChangeArrowheads="1" noChangeAspect="1"/>
                           </pic:cNvPicPr>
@@ -888,7 +1164,7 @@
                 <w:b/>
                 <w:bCs/>
               </w:rPr>
-              <w:t xml:space="preserve">Example 1</w:t>
+              <w:t xml:space="preserve">Example 2</w:t>
             </w:r>
           </w:p>
           <w:p>
@@ -931,12 +1207,21 @@
                   </m:fPr>
                   <m:num>
                     <m:r>
-                      <m:t>2</m:t>
+                      <m:t>1</m:t>
                     </m:r>
                   </m:num>
                   <m:den>
                     <m:r>
                       <m:t>x</m:t>
+                    </m:r>
+                    <m:r>
+                      <m:rPr>
+                        <m:sty m:val="p"/>
+                      </m:rPr>
+                      <m:t>−</m:t>
+                    </m:r>
+                    <m:r>
+                      <m:t>3</m:t>
                     </m:r>
                   </m:den>
                 </m:f>
@@ -960,6 +1245,15 @@
               <m:r>
                 <m:t>x</m:t>
               </m:r>
+              <m:r>
+                <m:rPr>
+                  <m:sty m:val="p"/>
+                </m:rPr>
+                <m:t>−</m:t>
+              </m:r>
+              <m:r>
+                <m:t>3</m:t>
+              </m:r>
             </m:oMath>
             <w:r>
               <w:t xml:space="preserve">. The fraction is undefined when</w:t>
@@ -970,6 +1264,15 @@
             <m:oMath>
               <m:r>
                 <m:t>x</m:t>
+              </m:r>
+              <m:r>
+                <m:rPr>
+                  <m:sty m:val="p"/>
+                </m:rPr>
+                <m:t>−</m:t>
+              </m:r>
+              <m:r>
+                <m:t>3</m:t>
               </m:r>
               <m:r>
                 <m:rPr>
@@ -982,39 +1285,55 @@
               </m:r>
             </m:oMath>
             <w:r>
-              <w:t xml:space="preserve">, so the restriction is</w:t>
-            </w:r>
-          </w:p>
-          <w:p>
-            <w:pPr>
-              <w:pStyle w:val="BodyText"/>
-            </w:pPr>
-            <m:oMathPara>
-              <m:oMathParaPr>
-                <m:jc m:val="center"/>
-              </m:oMathParaPr>
-              <m:oMath>
-                <m:r>
-                  <m:t>x</m:t>
-                </m:r>
-                <m:r>
-                  <m:rPr>
-                    <m:sty m:val="p"/>
-                  </m:rPr>
-                  <m:t>≠</m:t>
-                </m:r>
-                <m:r>
-                  <m:t>0</m:t>
-                </m:r>
-              </m:oMath>
-            </m:oMathPara>
+              <w:t xml:space="preserve">, which occurs when</w:t>
+            </w:r>
+            <w:r>
+              <w:t xml:space="preserve"> </w:t>
+            </w:r>
+            <m:oMath>
+              <m:r>
+                <m:t>x</m:t>
+              </m:r>
+              <m:r>
+                <m:rPr>
+                  <m:sty m:val="p"/>
+                </m:rPr>
+                <m:t>=</m:t>
+              </m:r>
+              <m:r>
+                <m:t>3</m:t>
+              </m:r>
+            </m:oMath>
+            <w:r>
+              <w:t xml:space="preserve">. So the restriction is</w:t>
+            </w:r>
+            <w:r>
+              <w:t xml:space="preserve"> </w:t>
+            </w:r>
+            <m:oMath>
+              <m:r>
+                <m:t>x</m:t>
+              </m:r>
+              <m:r>
+                <m:rPr>
+                  <m:sty m:val="p"/>
+                </m:rPr>
+                <m:t>≠</m:t>
+              </m:r>
+              <m:r>
+                <m:t>3</m:t>
+              </m:r>
+            </m:oMath>
+            <w:r>
+              <w:t xml:space="preserve">.</w:t>
+            </w:r>
           </w:p>
         </w:tc>
       </w:tr>
     </w:tbl>
     <w:p>
       <w:pPr>
-        <w:pStyle w:val="FirstParagraph"/>
+        <w:pStyle w:val="BodyText"/>
       </w:pPr>
       <w:r>
         <w:t xml:space="preserve"> </w:t>
@@ -1060,283 +1379,12 @@
                 <wp:inline>
                   <wp:extent cx="152400" cy="152400"/>
                   <wp:effectExtent b="0" l="0" r="0" t="0"/>
-                  <wp:docPr descr="" title="" id="29" name="Picture"/>
+                  <wp:docPr descr="" title="" id="34" name="Picture"/>
                   <a:graphic>
                     <a:graphicData uri="http://schemas.openxmlformats.org/drawingml/2006/picture">
                       <pic:pic>
                         <pic:nvPicPr>
-                          <pic:cNvPr descr="/Applications/quarto/share/formats/docx/note.png" id="30" name="Picture"/>
-                          <pic:cNvPicPr>
-                            <a:picLocks noChangeArrowheads="1" noChangeAspect="1"/>
-                          </pic:cNvPicPr>
-                        </pic:nvPicPr>
-                        <pic:blipFill>
-                          <a:blip r:embed="rId24"/>
-                          <a:stretch>
-                            <a:fillRect/>
-                          </a:stretch>
-                        </pic:blipFill>
-                        <pic:spPr bwMode="auto">
-                          <a:xfrm>
-                            <a:off x="0" y="0"/>
-                            <a:ext cx="152400" cy="152400"/>
-                          </a:xfrm>
-                          <a:prstGeom prst="rect">
-                            <a:avLst/>
-                          </a:prstGeom>
-                          <a:noFill/>
-                          <a:ln w="9525">
-                            <a:noFill/>
-                            <a:headEnd/>
-                            <a:tailEnd/>
-                          </a:ln>
-                        </pic:spPr>
-                      </pic:pic>
-                    </a:graphicData>
-                  </a:graphic>
-                </wp:inline>
-              </w:drawing>
-            </w:r>
-          </w:p>
-        </w:tc>
-        <w:tc>
-          <w:p>
-            <w:pPr>
-              <w:pStyle w:val="BodyText"/>
-            </w:pPr>
-            <w:pPr>
-              <w:spacing w:before="16" w:after="64"/>
-            </w:pPr>
-            <w:r>
-              <w:rPr>
-                <w:b/>
-                <w:bCs/>
-              </w:rPr>
-              <w:t xml:space="preserve">Example 2</w:t>
-            </w:r>
-          </w:p>
-          <w:p>
-            <w:pPr>
-              <w:pStyle w:val="BodyText"/>
-            </w:pPr>
-            <w:pPr>
-              <w:spacing w:before="16"/>
-            </w:pPr>
-            <w:r>
-              <w:t xml:space="preserve">For what values of</w:t>
-            </w:r>
-            <w:r>
-              <w:t xml:space="preserve"> </w:t>
-            </w:r>
-            <m:oMath>
-              <m:r>
-                <m:t>x</m:t>
-              </m:r>
-            </m:oMath>
-            <w:r>
-              <w:t xml:space="preserve"> </w:t>
-            </w:r>
-            <w:r>
-              <w:t xml:space="preserve">is the following fraction undefined?</w:t>
-            </w:r>
-          </w:p>
-          <w:p>
-            <w:pPr>
-              <w:pStyle w:val="BodyText"/>
-            </w:pPr>
-            <m:oMathPara>
-              <m:oMathParaPr>
-                <m:jc m:val="center"/>
-              </m:oMathParaPr>
-              <m:oMath>
-                <m:f>
-                  <m:fPr>
-                    <m:type m:val="bar"/>
-                  </m:fPr>
-                  <m:num>
-                    <m:r>
-                      <m:t>1</m:t>
-                    </m:r>
-                  </m:num>
-                  <m:den>
-                    <m:r>
-                      <m:t>x</m:t>
-                    </m:r>
-                    <m:r>
-                      <m:rPr>
-                        <m:sty m:val="p"/>
-                      </m:rPr>
-                      <m:t>−</m:t>
-                    </m:r>
-                    <m:r>
-                      <m:t>3</m:t>
-                    </m:r>
-                  </m:den>
-                </m:f>
-              </m:oMath>
-            </m:oMathPara>
-          </w:p>
-          <w:p>
-            <w:pPr>
-              <w:pStyle w:val="FirstParagraph"/>
-            </w:pPr>
-            <w:pPr>
-              <w:spacing w:after="16"/>
-            </w:pPr>
-            <w:r>
-              <w:t xml:space="preserve">Here, the denominator is</w:t>
-            </w:r>
-            <w:r>
-              <w:t xml:space="preserve"> </w:t>
-            </w:r>
-            <m:oMath>
-              <m:r>
-                <m:t>x</m:t>
-              </m:r>
-              <m:r>
-                <m:rPr>
-                  <m:sty m:val="p"/>
-                </m:rPr>
-                <m:t>−</m:t>
-              </m:r>
-              <m:r>
-                <m:t>3</m:t>
-              </m:r>
-            </m:oMath>
-            <w:r>
-              <w:t xml:space="preserve">. The fraction is undefined when</w:t>
-            </w:r>
-            <w:r>
-              <w:t xml:space="preserve"> </w:t>
-            </w:r>
-            <m:oMath>
-              <m:r>
-                <m:t>x</m:t>
-              </m:r>
-              <m:r>
-                <m:rPr>
-                  <m:sty m:val="p"/>
-                </m:rPr>
-                <m:t>−</m:t>
-              </m:r>
-              <m:r>
-                <m:t>3</m:t>
-              </m:r>
-              <m:r>
-                <m:rPr>
-                  <m:sty m:val="p"/>
-                </m:rPr>
-                <m:t>=</m:t>
-              </m:r>
-              <m:r>
-                <m:t>0</m:t>
-              </m:r>
-            </m:oMath>
-            <w:r>
-              <w:t xml:space="preserve">, which occurs when</w:t>
-            </w:r>
-            <w:r>
-              <w:t xml:space="preserve"> </w:t>
-            </w:r>
-            <m:oMath>
-              <m:r>
-                <m:t>x</m:t>
-              </m:r>
-              <m:r>
-                <m:rPr>
-                  <m:sty m:val="p"/>
-                </m:rPr>
-                <m:t>=</m:t>
-              </m:r>
-              <m:r>
-                <m:t>3</m:t>
-              </m:r>
-            </m:oMath>
-            <w:r>
-              <w:t xml:space="preserve">, so the restriction is</w:t>
-            </w:r>
-          </w:p>
-          <w:p>
-            <w:pPr>
-              <w:pStyle w:val="BodyText"/>
-            </w:pPr>
-            <m:oMathPara>
-              <m:oMathParaPr>
-                <m:jc m:val="center"/>
-              </m:oMathParaPr>
-              <m:oMath>
-                <m:r>
-                  <m:t>x</m:t>
-                </m:r>
-                <m:r>
-                  <m:rPr>
-                    <m:sty m:val="p"/>
-                  </m:rPr>
-                  <m:t>≠</m:t>
-                </m:r>
-                <m:r>
-                  <m:t>3</m:t>
-                </m:r>
-              </m:oMath>
-            </m:oMathPara>
-          </w:p>
-        </w:tc>
-      </w:tr>
-    </w:tbl>
-    <w:p>
-      <w:pPr>
-        <w:pStyle w:val="FirstParagraph"/>
-      </w:pPr>
-      <w:r>
-        <w:t xml:space="preserve"> </w:t>
-      </w:r>
-    </w:p>
-    <w:tbl>
-      <w:tblPr>
-        <w:tblStyle w:val="Table"/>
-        <w:tblInd w:w="164" w:type="dxa"/>
-        <w:tblBorders>
-          <w:left w:val="single" w:sz="24" w:space="0" w:color="0758E5"/>
-        </w:tblBorders>
-        <w:tblCellMar>
-          <w:left w:w="0" w:type="dxa"/>
-          <w:right w:w="0" w:type="dxa"/>
-        </w:tblCellMar>
-        <w:tblLook w:firstRow="0" w:lastRow="0" w:firstColumn="0" w:lastColumn="0" w:noHBand="0" w:noVBand="0" w:val="0000"/>
-      </w:tblPr>
-      <w:tblGrid>
-        <w:gridCol w:w="7920"/>
-      </w:tblGrid>
-      <w:tr>
-        <w:trPr>
-          <w:cantSplit/>
-        </w:trPr>
-        <w:tc>
-          <w:tcPr>
-            <w:tcMar>
-              <w:left w:w="144" w:type="dxa"/>
-              <w:right w:w="144" w:type="dxa"/>
-            </w:tcMar>
-          </w:tcPr>
-          <w:p>
-            <w:pPr>
-              <w:pStyle w:val="BodyText"/>
-            </w:pPr>
-            <w:pPr>
-              <w:spacing w:before="0" w:after="8"/>
-              <w:jc w:val="center"/>
-            </w:pPr>
-            <w:r>
-              <w:drawing>
-                <wp:inline>
-                  <wp:extent cx="152400" cy="152400"/>
-                  <wp:effectExtent b="0" l="0" r="0" t="0"/>
-                  <wp:docPr descr="" title="" id="31" name="Picture"/>
-                  <a:graphic>
-                    <a:graphicData uri="http://schemas.openxmlformats.org/drawingml/2006/picture">
-                      <pic:pic>
-                        <pic:nvPicPr>
-                          <pic:cNvPr descr="/Applications/quarto/share/formats/docx/note.png" id="32" name="Picture"/>
+                          <pic:cNvPr descr="/Applications/quarto/share/formats/docx/note.png" id="35" name="Picture"/>
                           <pic:cNvPicPr>
                             <a:picLocks noChangeArrowheads="1" noChangeAspect="1"/>
                           </pic:cNvPicPr>
@@ -1492,6 +1540,9 @@
             <w:pPr>
               <w:pStyle w:val="FirstParagraph"/>
             </w:pPr>
+            <w:pPr>
+              <w:spacing w:after="16"/>
+            </w:pPr>
             <w:r>
               <w:t xml:space="preserve">Here the denominator is</w:t>
             </w:r>
@@ -1711,250 +1762,24 @@
                 <m:r>
                   <m:t>4</m:t>
                 </m:r>
+                <m:r>
+                  <m:rPr>
+                    <m:sty m:val="p"/>
+                  </m:rPr>
+                  <m:t>.</m:t>
+                </m:r>
               </m:oMath>
             </m:oMathPara>
-          </w:p>
-          <w:p>
-            <w:pPr>
-              <w:pStyle w:val="FirstParagraph"/>
-            </w:pPr>
-            <w:pPr>
-              <w:spacing w:after="16"/>
-            </w:pPr>
-            <w:r>
-              <w:t xml:space="preserve">Restrictions of multiple values can also be written in set notation. In this example, you can also write</w:t>
-            </w:r>
-            <w:r>
-              <w:t xml:space="preserve"> </w:t>
-            </w:r>
-            <m:oMath>
-              <m:r>
-                <m:t>x</m:t>
-              </m:r>
-              <m:r>
-                <m:rPr>
-                  <m:sty m:val="p"/>
-                </m:rPr>
-                <m:t>∉</m:t>
-              </m:r>
-              <m:r>
-                <m:rPr>
-                  <m:sty m:val="p"/>
-                </m:rPr>
-                <m:t>{</m:t>
-              </m:r>
-              <m:r>
-                <m:t>1</m:t>
-              </m:r>
-              <m:r>
-                <m:rPr>
-                  <m:sty m:val="p"/>
-                </m:rPr>
-                <m:t>,</m:t>
-              </m:r>
-              <m:r>
-                <m:rPr>
-                  <m:sty m:val="p"/>
-                </m:rPr>
-                <m:t>−</m:t>
-              </m:r>
-              <m:r>
-                <m:t>4</m:t>
-              </m:r>
-              <m:r>
-                <m:rPr>
-                  <m:sty m:val="p"/>
-                </m:rPr>
-                <m:t>}</m:t>
-              </m:r>
-            </m:oMath>
-            <w:r>
-              <w:t xml:space="preserve">. The symbol</w:t>
-            </w:r>
-            <w:r>
-              <w:t xml:space="preserve"> </w:t>
-            </w:r>
-            <m:oMath>
-              <m:r>
-                <m:rPr>
-                  <m:sty m:val="p"/>
-                </m:rPr>
-                <m:t>∈</m:t>
-              </m:r>
-            </m:oMath>
-            <w:r>
-              <w:t xml:space="preserve"> </w:t>
-            </w:r>
-            <w:r>
-              <w:t xml:space="preserve">means</w:t>
-            </w:r>
-            <w:r>
-              <w:t xml:space="preserve"> </w:t>
-            </w:r>
-            <w:r>
-              <w:t xml:space="preserve">“is a member of”</w:t>
-            </w:r>
-            <w:r>
-              <w:t xml:space="preserve"> </w:t>
-            </w:r>
-            <w:r>
-              <w:t xml:space="preserve">and the symbol</w:t>
-            </w:r>
-            <w:r>
-              <w:t xml:space="preserve"> </w:t>
-            </w:r>
-            <m:oMath>
-              <m:r>
-                <m:rPr>
-                  <m:sty m:val="p"/>
-                </m:rPr>
-                <m:t>∉</m:t>
-              </m:r>
-            </m:oMath>
-            <w:r>
-              <w:t xml:space="preserve"> </w:t>
-            </w:r>
-            <w:r>
-              <w:t xml:space="preserve">means</w:t>
-            </w:r>
-            <w:r>
-              <w:t xml:space="preserve"> </w:t>
-            </w:r>
-            <w:r>
-              <w:t xml:space="preserve">“is not a member of”</w:t>
-            </w:r>
-            <w:r>
-              <w:t xml:space="preserve">. This means that</w:t>
-            </w:r>
-            <w:r>
-              <w:t xml:space="preserve"> </w:t>
-            </w:r>
-            <m:oMath>
-              <m:r>
-                <m:t>x</m:t>
-              </m:r>
-              <m:r>
-                <m:rPr>
-                  <m:sty m:val="p"/>
-                </m:rPr>
-                <m:t>∉</m:t>
-              </m:r>
-              <m:r>
-                <m:rPr>
-                  <m:sty m:val="p"/>
-                </m:rPr>
-                <m:t>{</m:t>
-              </m:r>
-              <m:r>
-                <m:t>1</m:t>
-              </m:r>
-              <m:r>
-                <m:rPr>
-                  <m:sty m:val="p"/>
-                </m:rPr>
-                <m:t>,</m:t>
-              </m:r>
-              <m:r>
-                <m:rPr>
-                  <m:sty m:val="p"/>
-                </m:rPr>
-                <m:t>−</m:t>
-              </m:r>
-              <m:r>
-                <m:t>4</m:t>
-              </m:r>
-              <m:r>
-                <m:rPr>
-                  <m:sty m:val="p"/>
-                </m:rPr>
-                <m:t>}</m:t>
-              </m:r>
-            </m:oMath>
-            <w:r>
-              <w:t xml:space="preserve"> </w:t>
-            </w:r>
-            <w:r>
-              <w:t xml:space="preserve">reads as</w:t>
-            </w:r>
-            <w:r>
-              <w:t xml:space="preserve"> </w:t>
-            </w:r>
-            <w:r>
-              <w:t xml:space="preserve">“</w:t>
-            </w:r>
-            <m:oMath>
-              <m:r>
-                <m:t>x</m:t>
-              </m:r>
-            </m:oMath>
-            <w:r>
-              <w:t xml:space="preserve"> </w:t>
-            </w:r>
-            <w:r>
-              <w:t xml:space="preserve">is not any of</w:t>
-            </w:r>
-            <w:r>
-              <w:t xml:space="preserve"> </w:t>
-            </w:r>
-            <m:oMath>
-              <m:r>
-                <m:t>1</m:t>
-              </m:r>
-            </m:oMath>
-            <w:r>
-              <w:t xml:space="preserve"> </w:t>
-            </w:r>
-            <w:r>
-              <w:t xml:space="preserve">and</w:t>
-            </w:r>
-            <w:r>
-              <w:t xml:space="preserve"> </w:t>
-            </w:r>
-            <m:oMath>
-              <m:r>
-                <m:rPr>
-                  <m:sty m:val="p"/>
-                </m:rPr>
-                <m:t>−</m:t>
-              </m:r>
-              <m:r>
-                <m:t>4</m:t>
-              </m:r>
-            </m:oMath>
-            <w:r>
-              <w:t xml:space="preserve">”</w:t>
-            </w:r>
-            <w:r>
-              <w:t xml:space="preserve">.</w:t>
-            </w:r>
           </w:p>
         </w:tc>
       </w:tr>
     </w:tbl>
-    <w:bookmarkEnd w:id="33"/>
-    <w:bookmarkStart w:id="38" w:name="equivalent-algebraic-fractions"/>
     <w:p>
       <w:pPr>
-        <w:pStyle w:val="Heading1"/>
+        <w:pStyle w:val="FirstParagraph"/>
       </w:pPr>
       <w:r>
-        <w:t xml:space="preserve">Equivalent algebraic fractions</w:t>
-      </w:r>
-    </w:p>
-    <w:p>
-      <w:pPr>
-        <w:pStyle w:val="FirstParagraph"/>
-      </w:pPr>
-      <w:r>
-        <w:t xml:space="preserve">Similarly to numerical fractions, two algebraic fractions can look different but still represent the same value. If you multiply or divide both the numerator and the denominator by the same non-zero expression, the fraction’s value does not change. In this case, what you have done is written it in a new form.</w:t>
-      </w:r>
-    </w:p>
-    <w:p>
-      <w:pPr>
-        <w:pStyle w:val="BodyText"/>
-      </w:pPr>
-      <w:r>
-        <w:t xml:space="preserve">Equivalent algebraic fractions are important because they let you rewrite fractions with different denominators when adding or subtracting.</w:t>
+        <w:t xml:space="preserve"> </w:t>
       </w:r>
     </w:p>
     <w:tbl>
@@ -1962,10 +1787,10 @@
         <w:tblStyle w:val="Table"/>
         <w:tblLook w:firstRow="0" w:lastRow="0" w:firstColumn="0" w:lastColumn="0" w:noHBand="0" w:noVBand="0" w:val="0000"/>
         <w:tblBorders>
-          <w:top w:val="single" w:sz="4" w:space="0" w:color="0758E5"/>
-          <w:left w:val="single" w:sz="24" w:space="0" w:color="0758E5"/>
-          <w:bottom w:val="single" w:sz="4" w:space="0" w:color="0758E5"/>
-          <w:right w:val="single" w:sz="4" w:space="0" w:color="0758E5"/>
+          <w:top w:val="single" w:sz="4" w:space="0" w:color="00A047"/>
+          <w:left w:val="single" w:sz="24" w:space="0" w:color="00A047"/>
+          <w:bottom w:val="single" w:sz="4" w:space="0" w:color="00A047"/>
+          <w:right w:val="single" w:sz="4" w:space="0" w:color="00A047"/>
         </w:tblBorders>
         <w:tblCellMar>
           <w:left w:w="144" w:type="dxa"/>
@@ -1979,7 +1804,7 @@
         </w:trPr>
         <w:tc>
           <w:tcPr>
-            <w:shd w:color="auto" w:fill="dae6fb" w:val="clear"/>
+            <w:shd w:color="auto" w:fill="ccf1e3" w:val="clear"/>
             <w:tcMar>
               <w:top w:w="92" w:type="dxa"/>
               <w:bottom w:w="92" w:type="dxa"/>
@@ -1998,18 +1823,18 @@
                 <wp:inline>
                   <wp:extent cx="152400" cy="152400"/>
                   <wp:effectExtent b="0" l="0" r="0" t="0"/>
-                  <wp:docPr descr="" title="" id="34" name="Picture"/>
+                  <wp:docPr descr="" title="" id="37" name="Picture"/>
                   <a:graphic>
                     <a:graphicData uri="http://schemas.openxmlformats.org/drawingml/2006/picture">
                       <pic:pic>
                         <pic:nvPicPr>
-                          <pic:cNvPr descr="/Applications/quarto/share/formats/docx/note.png" id="35" name="Picture"/>
+                          <pic:cNvPr descr="/Applications/quarto/share/formats/docx/tip.png" id="38" name="Picture"/>
                           <pic:cNvPicPr>
                             <a:picLocks noChangeArrowheads="1" noChangeAspect="1"/>
                           </pic:cNvPicPr>
                         </pic:nvPicPr>
                         <pic:blipFill>
-                          <a:blip r:embed="rId24"/>
+                          <a:blip r:embed="rId36"/>
                           <a:stretch>
                             <a:fillRect/>
                           </a:stretch>
@@ -2042,7 +1867,7 @@
               <w:t xml:space="preserve"> </w:t>
             </w:r>
             <w:r>
-              <w:t xml:space="preserve">Equivalent algebraic fractions</w:t>
+              <w:t xml:space="preserve">Tip</w:t>
             </w:r>
           </w:p>
         </w:tc>
@@ -2063,53 +1888,213 @@
               <w:pStyle w:val="BodyText"/>
             </w:pPr>
             <w:pPr>
-              <w:spacing w:before="16"/>
-            </w:pPr>
-            <w:r>
-              <w:t xml:space="preserve">Two algebraic fractions are equivalent if they have the same value, even though the expressions may look different.</w:t>
-            </w:r>
-          </w:p>
-          <w:p>
-            <w:pPr>
-              <w:pStyle w:val="BodyText"/>
-            </w:pPr>
-            <w:r>
-              <w:t xml:space="preserve">You can create an equivalent algebraic fraction by:</w:t>
-            </w:r>
-          </w:p>
-          <w:p>
-            <w:pPr>
-              <w:pStyle w:val="Compact"/>
-              <w:numPr>
-                <w:ilvl w:val="0"/>
-                <w:numId w:val="1001"/>
-              </w:numPr>
-            </w:pPr>
-            <w:r>
-              <w:t xml:space="preserve">Multiplying the numerator and denominator by the same expression (not equal to zero).</w:t>
-            </w:r>
-          </w:p>
-          <w:p>
-            <w:pPr>
-              <w:pStyle w:val="Compact"/>
-              <w:numPr>
-                <w:ilvl w:val="0"/>
-                <w:numId w:val="1001"/>
-              </w:numPr>
-            </w:pPr>
-            <w:r>
-              <w:t xml:space="preserve">Dividing the numerator and denominator by the same common factor.</w:t>
-            </w:r>
-          </w:p>
-          <w:p>
-            <w:pPr>
-              <w:pStyle w:val="FirstParagraph"/>
-            </w:pPr>
-            <w:pPr>
-              <w:spacing w:after="16"/>
-            </w:pPr>
-            <w:r>
-              <w:t xml:space="preserve">A simplified fraction is an equivalent fraction of one of its unsimplified forms.</w:t>
+              <w:spacing w:before="16" w:after="16"/>
+            </w:pPr>
+            <w:r>
+              <w:t xml:space="preserve">Restrictions of multiple values can also be written in set notation. In this example, you can also write</w:t>
+            </w:r>
+            <w:r>
+              <w:t xml:space="preserve"> </w:t>
+            </w:r>
+            <m:oMath>
+              <m:r>
+                <m:t>x</m:t>
+              </m:r>
+              <m:r>
+                <m:rPr>
+                  <m:sty m:val="p"/>
+                </m:rPr>
+                <m:t>∉</m:t>
+              </m:r>
+              <m:r>
+                <m:rPr>
+                  <m:sty m:val="p"/>
+                </m:rPr>
+                <m:t>{</m:t>
+              </m:r>
+              <m:r>
+                <m:t>1</m:t>
+              </m:r>
+              <m:r>
+                <m:rPr>
+                  <m:sty m:val="p"/>
+                </m:rPr>
+                <m:t>,</m:t>
+              </m:r>
+              <m:r>
+                <m:rPr>
+                  <m:sty m:val="p"/>
+                </m:rPr>
+                <m:t>−</m:t>
+              </m:r>
+              <m:r>
+                <m:t>4</m:t>
+              </m:r>
+              <m:r>
+                <m:rPr>
+                  <m:sty m:val="p"/>
+                </m:rPr>
+                <m:t>}</m:t>
+              </m:r>
+            </m:oMath>
+            <w:r>
+              <w:t xml:space="preserve">. The symbol</w:t>
+            </w:r>
+            <w:r>
+              <w:t xml:space="preserve"> </w:t>
+            </w:r>
+            <m:oMath>
+              <m:r>
+                <m:rPr>
+                  <m:sty m:val="p"/>
+                </m:rPr>
+                <m:t>∈</m:t>
+              </m:r>
+            </m:oMath>
+            <w:r>
+              <w:t xml:space="preserve"> </w:t>
+            </w:r>
+            <w:r>
+              <w:t xml:space="preserve">means</w:t>
+            </w:r>
+            <w:r>
+              <w:t xml:space="preserve"> </w:t>
+            </w:r>
+            <w:r>
+              <w:t xml:space="preserve">“is a member of”</w:t>
+            </w:r>
+            <w:r>
+              <w:t xml:space="preserve"> </w:t>
+            </w:r>
+            <w:r>
+              <w:t xml:space="preserve">and the symbol</w:t>
+            </w:r>
+            <w:r>
+              <w:t xml:space="preserve"> </w:t>
+            </w:r>
+            <m:oMath>
+              <m:r>
+                <m:rPr>
+                  <m:sty m:val="p"/>
+                </m:rPr>
+                <m:t>∉</m:t>
+              </m:r>
+            </m:oMath>
+            <w:r>
+              <w:t xml:space="preserve"> </w:t>
+            </w:r>
+            <w:r>
+              <w:t xml:space="preserve">means</w:t>
+            </w:r>
+            <w:r>
+              <w:t xml:space="preserve"> </w:t>
+            </w:r>
+            <w:r>
+              <w:t xml:space="preserve">“is not a member of”</w:t>
+            </w:r>
+            <w:r>
+              <w:t xml:space="preserve">. This means that</w:t>
+            </w:r>
+            <w:r>
+              <w:t xml:space="preserve"> </w:t>
+            </w:r>
+            <m:oMath>
+              <m:r>
+                <m:t>x</m:t>
+              </m:r>
+              <m:r>
+                <m:rPr>
+                  <m:sty m:val="p"/>
+                </m:rPr>
+                <m:t>∉</m:t>
+              </m:r>
+              <m:r>
+                <m:rPr>
+                  <m:sty m:val="p"/>
+                </m:rPr>
+                <m:t>{</m:t>
+              </m:r>
+              <m:r>
+                <m:t>1</m:t>
+              </m:r>
+              <m:r>
+                <m:rPr>
+                  <m:sty m:val="p"/>
+                </m:rPr>
+                <m:t>,</m:t>
+              </m:r>
+              <m:r>
+                <m:rPr>
+                  <m:sty m:val="p"/>
+                </m:rPr>
+                <m:t>−</m:t>
+              </m:r>
+              <m:r>
+                <m:t>4</m:t>
+              </m:r>
+              <m:r>
+                <m:rPr>
+                  <m:sty m:val="p"/>
+                </m:rPr>
+                <m:t>}</m:t>
+              </m:r>
+            </m:oMath>
+            <w:r>
+              <w:t xml:space="preserve"> </w:t>
+            </w:r>
+            <w:r>
+              <w:t xml:space="preserve">reads as</w:t>
+            </w:r>
+            <w:r>
+              <w:t xml:space="preserve"> </w:t>
+            </w:r>
+            <w:r>
+              <w:t xml:space="preserve">“</w:t>
+            </w:r>
+            <m:oMath>
+              <m:r>
+                <m:t>x</m:t>
+              </m:r>
+            </m:oMath>
+            <w:r>
+              <w:t xml:space="preserve"> </w:t>
+            </w:r>
+            <w:r>
+              <w:t xml:space="preserve">is not any of</w:t>
+            </w:r>
+            <w:r>
+              <w:t xml:space="preserve"> </w:t>
+            </w:r>
+            <m:oMath>
+              <m:r>
+                <m:t>1</m:t>
+              </m:r>
+            </m:oMath>
+            <w:r>
+              <w:t xml:space="preserve"> </w:t>
+            </w:r>
+            <w:r>
+              <w:t xml:space="preserve">and</w:t>
+            </w:r>
+            <w:r>
+              <w:t xml:space="preserve"> </w:t>
+            </w:r>
+            <m:oMath>
+              <m:r>
+                <m:rPr>
+                  <m:sty m:val="p"/>
+                </m:rPr>
+                <m:t>−</m:t>
+              </m:r>
+              <m:r>
+                <m:t>4</m:t>
+              </m:r>
+            </m:oMath>
+            <w:r>
+              <w:t xml:space="preserve">”</w:t>
+            </w:r>
+            <w:r>
+              <w:t xml:space="preserve">. For more on this, see [Guide: Introduction to sets].</w:t>
             </w:r>
           </w:p>
           <w:p/>
@@ -2158,773 +2143,6 @@
             <w:pPr>
               <w:spacing w:before="0" w:after="8"/>
               <w:jc w:val="center"/>
-            </w:pPr>
-            <w:r>
-              <w:drawing>
-                <wp:inline>
-                  <wp:extent cx="152400" cy="152400"/>
-                  <wp:effectExtent b="0" l="0" r="0" t="0"/>
-                  <wp:docPr descr="" title="" id="36" name="Picture"/>
-                  <a:graphic>
-                    <a:graphicData uri="http://schemas.openxmlformats.org/drawingml/2006/picture">
-                      <pic:pic>
-                        <pic:nvPicPr>
-                          <pic:cNvPr descr="/Applications/quarto/share/formats/docx/note.png" id="37" name="Picture"/>
-                          <pic:cNvPicPr>
-                            <a:picLocks noChangeArrowheads="1" noChangeAspect="1"/>
-                          </pic:cNvPicPr>
-                        </pic:nvPicPr>
-                        <pic:blipFill>
-                          <a:blip r:embed="rId24"/>
-                          <a:stretch>
-                            <a:fillRect/>
-                          </a:stretch>
-                        </pic:blipFill>
-                        <pic:spPr bwMode="auto">
-                          <a:xfrm>
-                            <a:off x="0" y="0"/>
-                            <a:ext cx="152400" cy="152400"/>
-                          </a:xfrm>
-                          <a:prstGeom prst="rect">
-                            <a:avLst/>
-                          </a:prstGeom>
-                          <a:noFill/>
-                          <a:ln w="9525">
-                            <a:noFill/>
-                            <a:headEnd/>
-                            <a:tailEnd/>
-                          </a:ln>
-                        </pic:spPr>
-                      </pic:pic>
-                    </a:graphicData>
-                  </a:graphic>
-                </wp:inline>
-              </w:drawing>
-            </w:r>
-          </w:p>
-        </w:tc>
-        <w:tc>
-          <w:p>
-            <w:pPr>
-              <w:pStyle w:val="BodyText"/>
-            </w:pPr>
-            <w:pPr>
-              <w:spacing w:before="16" w:after="64"/>
-            </w:pPr>
-            <w:r>
-              <w:rPr>
-                <w:b/>
-                <w:bCs/>
-              </w:rPr>
-              <w:t xml:space="preserve">Example 4</w:t>
-            </w:r>
-          </w:p>
-          <w:p>
-            <w:pPr>
-              <w:pStyle w:val="BodyText"/>
-            </w:pPr>
-            <w:pPr>
-              <w:spacing w:before="16"/>
-            </w:pPr>
-            <w:r>
-              <w:t xml:space="preserve">Below are some examples of equivalent algebraic fractions.</w:t>
-            </w:r>
-          </w:p>
-          <w:p>
-            <w:pPr>
-              <w:pStyle w:val="BodyText"/>
-            </w:pPr>
-            <w:r>
-              <w:t xml:space="preserve">Multiplying by a constant:</w:t>
-            </w:r>
-          </w:p>
-          <w:p>
-            <w:pPr>
-              <w:pStyle w:val="BodyText"/>
-            </w:pPr>
-            <m:oMathPara>
-              <m:oMathParaPr>
-                <m:jc m:val="center"/>
-              </m:oMathParaPr>
-              <m:oMath>
-                <m:f>
-                  <m:fPr>
-                    <m:type m:val="bar"/>
-                  </m:fPr>
-                  <m:num>
-                    <m:r>
-                      <m:t>1</m:t>
-                    </m:r>
-                  </m:num>
-                  <m:den>
-                    <m:r>
-                      <m:t>x</m:t>
-                    </m:r>
-                  </m:den>
-                </m:f>
-                <m:r>
-                  <m:rPr>
-                    <m:sty m:val="p"/>
-                  </m:rPr>
-                  <m:t>=</m:t>
-                </m:r>
-                <m:f>
-                  <m:fPr>
-                    <m:type m:val="bar"/>
-                  </m:fPr>
-                  <m:num>
-                    <m:r>
-                      <m:t>1</m:t>
-                    </m:r>
-                    <m:r>
-                      <m:rPr>
-                        <m:sty m:val="p"/>
-                      </m:rPr>
-                      <m:t>⋅</m:t>
-                    </m:r>
-                    <m:r>
-                      <m:t>3</m:t>
-                    </m:r>
-                  </m:num>
-                  <m:den>
-                    <m:r>
-                      <m:t>x</m:t>
-                    </m:r>
-                    <m:r>
-                      <m:rPr>
-                        <m:sty m:val="p"/>
-                      </m:rPr>
-                      <m:t>⋅</m:t>
-                    </m:r>
-                    <m:r>
-                      <m:t>3</m:t>
-                    </m:r>
-                  </m:den>
-                </m:f>
-                <m:r>
-                  <m:rPr>
-                    <m:sty m:val="p"/>
-                  </m:rPr>
-                  <m:t>=</m:t>
-                </m:r>
-                <m:f>
-                  <m:fPr>
-                    <m:type m:val="bar"/>
-                  </m:fPr>
-                  <m:num>
-                    <m:r>
-                      <m:t>3</m:t>
-                    </m:r>
-                  </m:num>
-                  <m:den>
-                    <m:r>
-                      <m:t>3</m:t>
-                    </m:r>
-                    <m:r>
-                      <m:t>x</m:t>
-                    </m:r>
-                  </m:den>
-                </m:f>
-                <m:r>
-                  <m:t>  </m:t>
-                </m:r>
-                <m:r>
-                  <m:rPr>
-                    <m:nor/>
-                    <m:sty m:val="p"/>
-                    <m:scr m:val="sans-serif"/>
-                  </m:rPr>
-                  <m:t>if </m:t>
-                </m:r>
-                <m:r>
-                  <m:t> </m:t>
-                </m:r>
-                <m:r>
-                  <m:t>x</m:t>
-                </m:r>
-                <m:r>
-                  <m:rPr>
-                    <m:sty m:val="p"/>
-                  </m:rPr>
-                  <m:t>≠</m:t>
-                </m:r>
-                <m:r>
-                  <m:t>0</m:t>
-                </m:r>
-              </m:oMath>
-            </m:oMathPara>
-          </w:p>
-          <w:p>
-            <w:pPr>
-              <w:pStyle w:val="FirstParagraph"/>
-            </w:pPr>
-            <w:r>
-              <w:t xml:space="preserve">Dividing by a common factor:</w:t>
-            </w:r>
-          </w:p>
-          <w:p>
-            <w:pPr>
-              <w:pStyle w:val="BodyText"/>
-            </w:pPr>
-            <m:oMathPara>
-              <m:oMathParaPr>
-                <m:jc m:val="center"/>
-              </m:oMathParaPr>
-              <m:oMath>
-                <m:f>
-                  <m:fPr>
-                    <m:type m:val="bar"/>
-                  </m:fPr>
-                  <m:num>
-                    <m:r>
-                      <m:t>6</m:t>
-                    </m:r>
-                    <m:sSup>
-                      <m:e>
-                        <m:r>
-                          <m:t>x</m:t>
-                        </m:r>
-                      </m:e>
-                      <m:sup>
-                        <m:r>
-                          <m:t>2</m:t>
-                        </m:r>
-                      </m:sup>
-                    </m:sSup>
-                  </m:num>
-                  <m:den>
-                    <m:r>
-                      <m:t>9</m:t>
-                    </m:r>
-                    <m:r>
-                      <m:t>x</m:t>
-                    </m:r>
-                  </m:den>
-                </m:f>
-                <m:r>
-                  <m:rPr>
-                    <m:sty m:val="p"/>
-                  </m:rPr>
-                  <m:t>=</m:t>
-                </m:r>
-                <m:f>
-                  <m:fPr>
-                    <m:type m:val="bar"/>
-                  </m:fPr>
-                  <m:num>
-                    <m:r>
-                      <m:t>6</m:t>
-                    </m:r>
-                    <m:sSup>
-                      <m:e>
-                        <m:r>
-                          <m:t>x</m:t>
-                        </m:r>
-                      </m:e>
-                      <m:sup>
-                        <m:r>
-                          <m:t>2</m:t>
-                        </m:r>
-                      </m:sup>
-                    </m:sSup>
-                    <m:r>
-                      <m:rPr>
-                        <m:sty m:val="p"/>
-                      </m:rPr>
-                      <m:t>÷</m:t>
-                    </m:r>
-                    <m:r>
-                      <m:t>3</m:t>
-                    </m:r>
-                    <m:r>
-                      <m:t>x</m:t>
-                    </m:r>
-                  </m:num>
-                  <m:den>
-                    <m:r>
-                      <m:t>9</m:t>
-                    </m:r>
-                    <m:r>
-                      <m:t>x</m:t>
-                    </m:r>
-                    <m:r>
-                      <m:rPr>
-                        <m:sty m:val="p"/>
-                      </m:rPr>
-                      <m:t>÷</m:t>
-                    </m:r>
-                    <m:r>
-                      <m:t>3</m:t>
-                    </m:r>
-                    <m:r>
-                      <m:t>x</m:t>
-                    </m:r>
-                  </m:den>
-                </m:f>
-                <m:r>
-                  <m:rPr>
-                    <m:sty m:val="p"/>
-                  </m:rPr>
-                  <m:t>=</m:t>
-                </m:r>
-                <m:f>
-                  <m:fPr>
-                    <m:type m:val="bar"/>
-                  </m:fPr>
-                  <m:num>
-                    <m:r>
-                      <m:t>2</m:t>
-                    </m:r>
-                    <m:r>
-                      <m:t>x</m:t>
-                    </m:r>
-                  </m:num>
-                  <m:den>
-                    <m:r>
-                      <m:t>3</m:t>
-                    </m:r>
-                  </m:den>
-                </m:f>
-                <m:r>
-                  <m:t>  </m:t>
-                </m:r>
-                <m:r>
-                  <m:rPr>
-                    <m:nor/>
-                    <m:sty m:val="p"/>
-                    <m:scr m:val="sans-serif"/>
-                  </m:rPr>
-                  <m:t>if </m:t>
-                </m:r>
-                <m:r>
-                  <m:t> </m:t>
-                </m:r>
-                <m:r>
-                  <m:t>x</m:t>
-                </m:r>
-                <m:r>
-                  <m:rPr>
-                    <m:sty m:val="p"/>
-                  </m:rPr>
-                  <m:t>≠</m:t>
-                </m:r>
-                <m:r>
-                  <m:t>0</m:t>
-                </m:r>
-              </m:oMath>
-            </m:oMathPara>
-          </w:p>
-          <w:p>
-            <w:pPr>
-              <w:pStyle w:val="FirstParagraph"/>
-            </w:pPr>
-            <w:r>
-              <w:t xml:space="preserve">Multiplying by a variable expression:</w:t>
-            </w:r>
-          </w:p>
-          <w:p>
-            <w:pPr>
-              <w:pStyle w:val="BodyText"/>
-            </w:pPr>
-            <m:oMathPara>
-              <m:oMathParaPr>
-                <m:jc m:val="center"/>
-              </m:oMathParaPr>
-              <m:oMath>
-                <m:f>
-                  <m:fPr>
-                    <m:type m:val="bar"/>
-                  </m:fPr>
-                  <m:num>
-                    <m:r>
-                      <m:t>2</m:t>
-                    </m:r>
-                  </m:num>
-                  <m:den>
-                    <m:r>
-                      <m:t>x</m:t>
-                    </m:r>
-                  </m:den>
-                </m:f>
-                <m:r>
-                  <m:rPr>
-                    <m:sty m:val="p"/>
-                  </m:rPr>
-                  <m:t>=</m:t>
-                </m:r>
-                <m:f>
-                  <m:fPr>
-                    <m:type m:val="bar"/>
-                  </m:fPr>
-                  <m:num>
-                    <m:r>
-                      <m:t>2</m:t>
-                    </m:r>
-                    <m:d>
-                      <m:dPr>
-                        <m:begChr m:val="("/>
-                        <m:sepChr m:val=""/>
-                        <m:endChr m:val=")"/>
-                        <m:grow/>
-                      </m:dPr>
-                      <m:e>
-                        <m:r>
-                          <m:t>x</m:t>
-                        </m:r>
-                        <m:r>
-                          <m:rPr>
-                            <m:sty m:val="p"/>
-                          </m:rPr>
-                          <m:t>+</m:t>
-                        </m:r>
-                        <m:r>
-                          <m:t>1</m:t>
-                        </m:r>
-                      </m:e>
-                    </m:d>
-                  </m:num>
-                  <m:den>
-                    <m:r>
-                      <m:t>x</m:t>
-                    </m:r>
-                    <m:d>
-                      <m:dPr>
-                        <m:begChr m:val="("/>
-                        <m:sepChr m:val=""/>
-                        <m:endChr m:val=")"/>
-                        <m:grow/>
-                      </m:dPr>
-                      <m:e>
-                        <m:r>
-                          <m:t>x</m:t>
-                        </m:r>
-                        <m:r>
-                          <m:rPr>
-                            <m:sty m:val="p"/>
-                          </m:rPr>
-                          <m:t>+</m:t>
-                        </m:r>
-                        <m:r>
-                          <m:t>1</m:t>
-                        </m:r>
-                      </m:e>
-                    </m:d>
-                  </m:den>
-                </m:f>
-                <m:r>
-                  <m:t>  </m:t>
-                </m:r>
-                <m:r>
-                  <m:rPr>
-                    <m:nor/>
-                    <m:sty m:val="p"/>
-                    <m:scr m:val="sans-serif"/>
-                  </m:rPr>
-                  <m:t>if </m:t>
-                </m:r>
-                <m:r>
-                  <m:t> </m:t>
-                </m:r>
-                <m:r>
-                  <m:t>x</m:t>
-                </m:r>
-                <m:r>
-                  <m:rPr>
-                    <m:sty m:val="p"/>
-                  </m:rPr>
-                  <m:t>≠</m:t>
-                </m:r>
-                <m:r>
-                  <m:t>0</m:t>
-                </m:r>
-                <m:r>
-                  <m:t> </m:t>
-                </m:r>
-                <m:r>
-                  <m:rPr>
-                    <m:nor/>
-                    <m:sty m:val="p"/>
-                    <m:scr m:val="sans-serif"/>
-                  </m:rPr>
-                  <m:t> and </m:t>
-                </m:r>
-                <m:r>
-                  <m:t> </m:t>
-                </m:r>
-                <m:r>
-                  <m:t>x</m:t>
-                </m:r>
-                <m:r>
-                  <m:rPr>
-                    <m:sty m:val="p"/>
-                  </m:rPr>
-                  <m:t>≠</m:t>
-                </m:r>
-                <m:r>
-                  <m:rPr>
-                    <m:sty m:val="p"/>
-                  </m:rPr>
-                  <m:t>−</m:t>
-                </m:r>
-                <m:r>
-                  <m:t>1</m:t>
-                </m:r>
-              </m:oMath>
-            </m:oMathPara>
-          </w:p>
-          <w:p>
-            <w:pPr>
-              <w:pStyle w:val="FirstParagraph"/>
-            </w:pPr>
-            <w:pPr>
-              <w:spacing w:after="16"/>
-            </w:pPr>
-            <w:r>
-              <w:t xml:space="preserve">Writing a whole number as an algebraic fraction:</w:t>
-            </w:r>
-          </w:p>
-          <w:p>
-            <w:pPr>
-              <w:pStyle w:val="BodyText"/>
-            </w:pPr>
-            <m:oMathPara>
-              <m:oMathParaPr>
-                <m:jc m:val="center"/>
-              </m:oMathParaPr>
-              <m:oMath>
-                <m:r>
-                  <m:t>2</m:t>
-                </m:r>
-                <m:r>
-                  <m:rPr>
-                    <m:sty m:val="p"/>
-                  </m:rPr>
-                  <m:t>=</m:t>
-                </m:r>
-                <m:f>
-                  <m:fPr>
-                    <m:type m:val="bar"/>
-                  </m:fPr>
-                  <m:num>
-                    <m:r>
-                      <m:t>2</m:t>
-                    </m:r>
-                  </m:num>
-                  <m:den>
-                    <m:r>
-                      <m:t>1</m:t>
-                    </m:r>
-                  </m:den>
-                </m:f>
-                <m:r>
-                  <m:rPr>
-                    <m:sty m:val="p"/>
-                  </m:rPr>
-                  <m:t>=</m:t>
-                </m:r>
-                <m:f>
-                  <m:fPr>
-                    <m:type m:val="bar"/>
-                  </m:fPr>
-                  <m:num>
-                    <m:r>
-                      <m:t>2</m:t>
-                    </m:r>
-                    <m:r>
-                      <m:t>x</m:t>
-                    </m:r>
-                  </m:num>
-                  <m:den>
-                    <m:r>
-                      <m:t>x</m:t>
-                    </m:r>
-                  </m:den>
-                </m:f>
-                <m:r>
-                  <m:rPr>
-                    <m:sty m:val="p"/>
-                  </m:rPr>
-                  <m:t>=</m:t>
-                </m:r>
-                <m:f>
-                  <m:fPr>
-                    <m:type m:val="bar"/>
-                  </m:fPr>
-                  <m:num>
-                    <m:r>
-                      <m:t>2</m:t>
-                    </m:r>
-                    <m:r>
-                      <m:t>x</m:t>
-                    </m:r>
-                    <m:d>
-                      <m:dPr>
-                        <m:begChr m:val="("/>
-                        <m:sepChr m:val=""/>
-                        <m:endChr m:val=")"/>
-                        <m:grow/>
-                      </m:dPr>
-                      <m:e>
-                        <m:r>
-                          <m:t>x</m:t>
-                        </m:r>
-                        <m:r>
-                          <m:rPr>
-                            <m:sty m:val="p"/>
-                          </m:rPr>
-                          <m:t>+</m:t>
-                        </m:r>
-                        <m:r>
-                          <m:t>1</m:t>
-                        </m:r>
-                      </m:e>
-                    </m:d>
-                  </m:num>
-                  <m:den>
-                    <m:r>
-                      <m:t>x</m:t>
-                    </m:r>
-                    <m:d>
-                      <m:dPr>
-                        <m:begChr m:val="("/>
-                        <m:sepChr m:val=""/>
-                        <m:endChr m:val=")"/>
-                        <m:grow/>
-                      </m:dPr>
-                      <m:e>
-                        <m:r>
-                          <m:t>x</m:t>
-                        </m:r>
-                        <m:r>
-                          <m:rPr>
-                            <m:sty m:val="p"/>
-                          </m:rPr>
-                          <m:t>+</m:t>
-                        </m:r>
-                        <m:r>
-                          <m:t>1</m:t>
-                        </m:r>
-                      </m:e>
-                    </m:d>
-                  </m:den>
-                </m:f>
-                <m:r>
-                  <m:t>  </m:t>
-                </m:r>
-                <m:r>
-                  <m:rPr>
-                    <m:nor/>
-                    <m:sty m:val="p"/>
-                    <m:scr m:val="sans-serif"/>
-                  </m:rPr>
-                  <m:t>if </m:t>
-                </m:r>
-                <m:r>
-                  <m:t> </m:t>
-                </m:r>
-                <m:r>
-                  <m:t>x</m:t>
-                </m:r>
-                <m:r>
-                  <m:rPr>
-                    <m:sty m:val="p"/>
-                  </m:rPr>
-                  <m:t>≠</m:t>
-                </m:r>
-                <m:r>
-                  <m:t>0</m:t>
-                </m:r>
-                <m:r>
-                  <m:t> </m:t>
-                </m:r>
-                <m:r>
-                  <m:rPr>
-                    <m:nor/>
-                    <m:sty m:val="p"/>
-                    <m:scr m:val="sans-serif"/>
-                  </m:rPr>
-                  <m:t> and </m:t>
-                </m:r>
-                <m:r>
-                  <m:t> </m:t>
-                </m:r>
-                <m:r>
-                  <m:t>x</m:t>
-                </m:r>
-                <m:r>
-                  <m:rPr>
-                    <m:sty m:val="p"/>
-                  </m:rPr>
-                  <m:t>≠</m:t>
-                </m:r>
-                <m:r>
-                  <m:rPr>
-                    <m:sty m:val="p"/>
-                  </m:rPr>
-                  <m:t>−</m:t>
-                </m:r>
-                <m:r>
-                  <m:t>1</m:t>
-                </m:r>
-              </m:oMath>
-            </m:oMathPara>
-          </w:p>
-        </w:tc>
-      </w:tr>
-    </w:tbl>
-    <w:bookmarkEnd w:id="38"/>
-    <w:bookmarkStart w:id="50" w:name="simplifying-algebraic-fractions"/>
-    <w:p>
-      <w:pPr>
-        <w:pStyle w:val="Heading1"/>
-      </w:pPr>
-      <w:r>
-        <w:t xml:space="preserve">Simplifying algebraic fractions</w:t>
-      </w:r>
-    </w:p>
-    <w:p>
-      <w:pPr>
-        <w:pStyle w:val="FirstParagraph"/>
-      </w:pPr>
-      <w:r>
-        <w:t xml:space="preserve">Similarly to numerical fractions, algebraic fractions can also be written in a simplified form. Simplifying makes expressions more convenient to work with, and it helps when comparing fractions or solving equations.</w:t>
-      </w:r>
-    </w:p>
-    <w:tbl>
-      <w:tblPr>
-        <w:tblStyle w:val="Table"/>
-        <w:tblLook w:firstRow="0" w:lastRow="0" w:firstColumn="0" w:lastColumn="0" w:noHBand="0" w:noVBand="0" w:val="0000"/>
-        <w:tblBorders>
-          <w:top w:val="single" w:sz="4" w:space="0" w:color="0758E5"/>
-          <w:left w:val="single" w:sz="24" w:space="0" w:color="0758E5"/>
-          <w:bottom w:val="single" w:sz="4" w:space="0" w:color="0758E5"/>
-          <w:right w:val="single" w:sz="4" w:space="0" w:color="0758E5"/>
-        </w:tblBorders>
-        <w:tblCellMar>
-          <w:left w:w="144" w:type="dxa"/>
-          <w:right w:w="144" w:type="dxa"/>
-        </w:tblCellMar>
-        <w:tblLook w:firstRow="0" w:lastRow="0" w:firstColumn="0" w:lastColumn="0" w:noHBand="0" w:noVBand="0" w:val="0000"/>
-      </w:tblPr>
-      <w:tr>
-        <w:trPr>
-          <w:cantSplit/>
-        </w:trPr>
-        <w:tc>
-          <w:tcPr>
-            <w:shd w:color="auto" w:fill="dae6fb" w:val="clear"/>
-            <w:tcMar>
-              <w:top w:w="92" w:type="dxa"/>
-              <w:bottom w:w="92" w:type="dxa"/>
-            </w:tcMar>
-          </w:tcPr>
-          <w:p>
-            <w:pPr>
-              <w:pStyle w:val="BodyText"/>
-            </w:pPr>
-            <w:pPr>
-              <w:spacing w:before="0" w:after="0"/>
-              <w:textAlignment w:val="center"/>
             </w:pPr>
             <w:r>
               <w:drawing>
@@ -2968,222 +2186,33 @@
                 </wp:inline>
               </w:drawing>
             </w:r>
-            <w:r>
-              <w:t xml:space="preserve"> </w:t>
-            </w:r>
-            <w:r>
-              <w:t xml:space="preserve"> </w:t>
-            </w:r>
-            <w:r>
-              <w:t xml:space="preserve">Simplifying algebraic fractions</w:t>
-            </w:r>
           </w:p>
         </w:tc>
-      </w:tr>
-      <w:tr>
-        <w:trPr>
-          <w:cantSplit/>
-        </w:trPr>
         <w:tc>
-          <w:tcPr>
-            <w:tcMar>
-              <w:top w:w="108" w:type="dxa"/>
-              <w:bottom w:w="108" w:type="dxa"/>
-            </w:tcMar>
-          </w:tcPr>
           <w:p>
             <w:pPr>
               <w:pStyle w:val="BodyText"/>
             </w:pPr>
             <w:pPr>
-              <w:spacing w:before="16"/>
-            </w:pPr>
-            <w:r>
-              <w:t xml:space="preserve">To simplify an algebraic fraction:</w:t>
+              <w:spacing w:before="16" w:after="64"/>
+            </w:pPr>
+            <w:r>
+              <w:rPr>
+                <w:b/>
+                <w:bCs/>
+              </w:rPr>
+              <w:t xml:space="preserve">Example 4</w:t>
             </w:r>
           </w:p>
           <w:p>
             <w:pPr>
-              <w:pStyle w:val="Compact"/>
-              <w:numPr>
-                <w:ilvl w:val="0"/>
-                <w:numId w:val="1002"/>
-              </w:numPr>
-            </w:pPr>
-            <w:r>
-              <w:t xml:space="preserve">Factorize the numerator and the denominator completely.</w:t>
-            </w:r>
-          </w:p>
-          <w:p>
-            <w:pPr>
-              <w:pStyle w:val="Compact"/>
-              <w:numPr>
-                <w:ilvl w:val="0"/>
-                <w:numId w:val="1002"/>
-              </w:numPr>
-            </w:pPr>
-            <w:r>
-              <w:t xml:space="preserve">State the restrictions on the denominator, if any exist.</w:t>
-            </w:r>
-          </w:p>
-          <w:p>
-            <w:pPr>
-              <w:pStyle w:val="Compact"/>
-              <w:numPr>
-                <w:ilvl w:val="0"/>
-                <w:numId w:val="1002"/>
-              </w:numPr>
-            </w:pPr>
-            <w:r>
-              <w:t xml:space="preserve">Cancel any common factors that appear in both the numerator and the denominator.</w:t>
-            </w:r>
-          </w:p>
-          <w:p>
-            <w:pPr>
-              <w:pStyle w:val="Compact"/>
-              <w:numPr>
-                <w:ilvl w:val="0"/>
-                <w:numId w:val="1002"/>
-              </w:numPr>
-            </w:pPr>
-            <w:r>
-              <w:t xml:space="preserve">Write the final simplified result.</w:t>
-            </w:r>
-          </w:p>
-          <w:p/>
-        </w:tc>
-      </w:tr>
-    </w:tbl>
-    <w:p>
-      <w:pPr>
-        <w:pStyle w:val="FirstParagraph"/>
-      </w:pPr>
-      <w:r>
-        <w:t xml:space="preserve"> </w:t>
-      </w:r>
-    </w:p>
-    <w:tbl>
-      <w:tblPr>
-        <w:tblStyle w:val="Table"/>
-        <w:tblLook w:firstRow="0" w:lastRow="0" w:firstColumn="0" w:lastColumn="0" w:noHBand="0" w:noVBand="0" w:val="0000"/>
-        <w:tblBorders>
-          <w:top w:val="single" w:sz="4" w:space="0" w:color="CC1914"/>
-          <w:left w:val="single" w:sz="24" w:space="0" w:color="CC1914"/>
-          <w:bottom w:val="single" w:sz="4" w:space="0" w:color="CC1914"/>
-          <w:right w:val="single" w:sz="4" w:space="0" w:color="CC1914"/>
-        </w:tblBorders>
-        <w:tblCellMar>
-          <w:left w:w="144" w:type="dxa"/>
-          <w:right w:w="144" w:type="dxa"/>
-        </w:tblCellMar>
-        <w:tblLook w:firstRow="0" w:lastRow="0" w:firstColumn="0" w:lastColumn="0" w:noHBand="0" w:noVBand="0" w:val="0000"/>
-      </w:tblPr>
-      <w:tr>
-        <w:trPr>
-          <w:cantSplit/>
-        </w:trPr>
-        <w:tc>
-          <w:tcPr>
-            <w:shd w:color="auto" w:fill="f7dddc" w:val="clear"/>
-            <w:tcMar>
-              <w:top w:w="92" w:type="dxa"/>
-              <w:bottom w:w="92" w:type="dxa"/>
-            </w:tcMar>
-          </w:tcPr>
-          <w:p>
-            <w:pPr>
               <w:pStyle w:val="BodyText"/>
             </w:pPr>
             <w:pPr>
-              <w:spacing w:before="0" w:after="0"/>
-              <w:textAlignment w:val="center"/>
-            </w:pPr>
-            <w:r>
-              <w:drawing>
-                <wp:inline>
-                  <wp:extent cx="152400" cy="152400"/>
-                  <wp:effectExtent b="0" l="0" r="0" t="0"/>
-                  <wp:docPr descr="" title="" id="42" name="Picture"/>
-                  <a:graphic>
-                    <a:graphicData uri="http://schemas.openxmlformats.org/drawingml/2006/picture">
-                      <pic:pic>
-                        <pic:nvPicPr>
-                          <pic:cNvPr descr="/Applications/quarto/share/formats/docx/important.png" id="43" name="Picture"/>
-                          <pic:cNvPicPr>
-                            <a:picLocks noChangeArrowheads="1" noChangeAspect="1"/>
-                          </pic:cNvPicPr>
-                        </pic:nvPicPr>
-                        <pic:blipFill>
-                          <a:blip r:embed="rId41"/>
-                          <a:stretch>
-                            <a:fillRect/>
-                          </a:stretch>
-                        </pic:blipFill>
-                        <pic:spPr bwMode="auto">
-                          <a:xfrm>
-                            <a:off x="0" y="0"/>
-                            <a:ext cx="152400" cy="152400"/>
-                          </a:xfrm>
-                          <a:prstGeom prst="rect">
-                            <a:avLst/>
-                          </a:prstGeom>
-                          <a:noFill/>
-                          <a:ln w="9525">
-                            <a:noFill/>
-                            <a:headEnd/>
-                            <a:tailEnd/>
-                          </a:ln>
-                        </pic:spPr>
-                      </pic:pic>
-                    </a:graphicData>
-                  </a:graphic>
-                </wp:inline>
-              </w:drawing>
-            </w:r>
-            <w:r>
-              <w:t xml:space="preserve"> </w:t>
-            </w:r>
-            <w:r>
-              <w:t xml:space="preserve"> </w:t>
-            </w:r>
-            <w:r>
-              <w:t xml:space="preserve">Important</w:t>
-            </w:r>
-          </w:p>
-        </w:tc>
-      </w:tr>
-      <w:tr>
-        <w:trPr>
-          <w:cantSplit/>
-        </w:trPr>
-        <w:tc>
-          <w:tcPr>
-            <w:tcMar>
-              <w:top w:w="108" w:type="dxa"/>
-              <w:bottom w:w="108" w:type="dxa"/>
-            </w:tcMar>
-          </w:tcPr>
-          <w:p>
-            <w:pPr>
-              <w:pStyle w:val="BodyText"/>
-            </w:pPr>
-            <w:pPr>
               <w:spacing w:before="16"/>
             </w:pPr>
             <w:r>
-              <w:t xml:space="preserve">Between the numerator and the denominator, you can only cancel factors, not terms.</w:t>
-            </w:r>
-          </w:p>
-          <w:p>
-            <w:pPr>
-              <w:pStyle w:val="Compact"/>
-              <w:numPr>
-                <w:ilvl w:val="0"/>
-                <w:numId w:val="1003"/>
-              </w:numPr>
-            </w:pPr>
-            <w:r>
-              <w:t xml:space="preserve">A factor is part of a multiplication. In</w:t>
+              <w:t xml:space="preserve">For what values of</w:t>
             </w:r>
             <w:r>
               <w:t xml:space="preserve"> </w:t>
@@ -3192,163 +2221,26 @@
               <m:r>
                 <m:t>x</m:t>
               </m:r>
-              <m:d>
-                <m:dPr>
-                  <m:begChr m:val="("/>
-                  <m:sepChr m:val=""/>
-                  <m:endChr m:val=")"/>
-                  <m:grow/>
-                </m:dPr>
-                <m:e>
-                  <m:r>
-                    <m:t>x</m:t>
-                  </m:r>
-                  <m:r>
-                    <m:rPr>
-                      <m:sty m:val="p"/>
-                    </m:rPr>
-                    <m:t>+</m:t>
-                  </m:r>
-                  <m:r>
-                    <m:t>3</m:t>
-                  </m:r>
-                </m:e>
-              </m:d>
             </m:oMath>
             <w:r>
-              <w:t xml:space="preserve">, both</w:t>
+              <w:t xml:space="preserve"> </w:t>
+            </w:r>
+            <w:r>
+              <w:t xml:space="preserve">and</w:t>
             </w:r>
             <w:r>
               <w:t xml:space="preserve"> </w:t>
             </w:r>
             <m:oMath>
               <m:r>
-                <m:t>x</m:t>
+                <m:t>y</m:t>
               </m:r>
             </m:oMath>
             <w:r>
               <w:t xml:space="preserve"> </w:t>
             </w:r>
             <w:r>
-              <w:t xml:space="preserve">and</w:t>
-            </w:r>
-            <w:r>
-              <w:t xml:space="preserve"> </w:t>
-            </w:r>
-            <m:oMath>
-              <m:d>
-                <m:dPr>
-                  <m:begChr m:val="("/>
-                  <m:sepChr m:val=""/>
-                  <m:endChr m:val=")"/>
-                  <m:grow/>
-                </m:dPr>
-                <m:e>
-                  <m:r>
-                    <m:t>x</m:t>
-                  </m:r>
-                  <m:r>
-                    <m:rPr>
-                      <m:sty m:val="p"/>
-                    </m:rPr>
-                    <m:t>+</m:t>
-                  </m:r>
-                  <m:r>
-                    <m:t>3</m:t>
-                  </m:r>
-                </m:e>
-              </m:d>
-            </m:oMath>
-            <w:r>
-              <w:t xml:space="preserve"> </w:t>
-            </w:r>
-            <w:r>
-              <w:t xml:space="preserve">are factors.</w:t>
-            </w:r>
-          </w:p>
-          <w:p>
-            <w:pPr>
-              <w:pStyle w:val="Compact"/>
-              <w:numPr>
-                <w:ilvl w:val="0"/>
-                <w:numId w:val="1003"/>
-              </w:numPr>
-            </w:pPr>
-            <w:r>
-              <w:t xml:space="preserve">A term is part of an addition or subtraction. In</w:t>
-            </w:r>
-            <w:r>
-              <w:t xml:space="preserve"> </w:t>
-            </w:r>
-            <m:oMath>
-              <m:r>
-                <m:t>x</m:t>
-              </m:r>
-              <m:r>
-                <m:rPr>
-                  <m:sty m:val="p"/>
-                </m:rPr>
-                <m:t>+</m:t>
-              </m:r>
-              <m:r>
-                <m:t>3</m:t>
-              </m:r>
-            </m:oMath>
-            <w:r>
-              <w:t xml:space="preserve">, both</w:t>
-            </w:r>
-            <w:r>
-              <w:t xml:space="preserve"> </w:t>
-            </w:r>
-            <m:oMath>
-              <m:r>
-                <m:t>x</m:t>
-              </m:r>
-            </m:oMath>
-            <w:r>
-              <w:t xml:space="preserve"> </w:t>
-            </w:r>
-            <w:r>
-              <w:t xml:space="preserve">and</w:t>
-            </w:r>
-            <w:r>
-              <w:t xml:space="preserve"> </w:t>
-            </w:r>
-            <m:oMath>
-              <m:r>
-                <m:t>3</m:t>
-              </m:r>
-            </m:oMath>
-            <w:r>
-              <w:t xml:space="preserve"> </w:t>
-            </w:r>
-            <w:r>
-              <w:t xml:space="preserve">are terms.</w:t>
-            </w:r>
-          </w:p>
-          <w:p>
-            <w:pPr>
-              <w:pStyle w:val="FirstParagraph"/>
-            </w:pPr>
-            <w:pPr>
-              <w:spacing w:after="16"/>
-            </w:pPr>
-            <w:r>
-              <w:t xml:space="preserve">This is why, in the simplifying process, you cannot cancel the</w:t>
-            </w:r>
-            <w:r>
-              <w:t xml:space="preserve"> </w:t>
-            </w:r>
-            <m:oMath>
-              <m:r>
-                <m:t>x</m:t>
-              </m:r>
-            </m:oMath>
-            <w:r>
-              <w:t xml:space="preserve"> </w:t>
-            </w:r>
-            <w:r>
-              <w:t xml:space="preserve">terms by writing</w:t>
+              <w:t xml:space="preserve">is the following fraction undefined?</w:t>
             </w:r>
           </w:p>
           <w:p>
@@ -3375,7 +2267,10 @@
                       <m:t>+</m:t>
                     </m:r>
                     <m:r>
-                      <m:t>3</m:t>
+                      <m:t>2</m:t>
+                    </m:r>
+                    <m:r>
+                      <m:t>y</m:t>
                     </m:r>
                   </m:num>
                   <m:den>
@@ -3383,100 +2278,229 @@
                       <m:t>x</m:t>
                     </m:r>
                     <m:r>
-                      <m:rPr>
-                        <m:sty m:val="p"/>
-                      </m:rPr>
-                      <m:t>+</m:t>
-                    </m:r>
-                    <m:r>
-                      <m:t>2</m:t>
-                    </m:r>
-                  </m:den>
-                </m:f>
-                <m:r>
-                  <m:rPr>
-                    <m:sty m:val="p"/>
-                  </m:rPr>
-                  <m:t>=</m:t>
-                </m:r>
-                <m:f>
-                  <m:fPr>
-                    <m:type m:val="bar"/>
-                  </m:fPr>
-                  <m:num>
-                    <m:acc>
-                      <m:accPr>
-                        <m:chr m:val="̸"/>
-                      </m:accPr>
-                      <m:e>
-                        <m:r>
-                          <m:t>x</m:t>
-                        </m:r>
-                      </m:e>
-                    </m:acc>
-                    <m:r>
-                      <m:rPr>
-                        <m:sty m:val="p"/>
-                      </m:rPr>
-                      <m:t>+</m:t>
-                    </m:r>
-                    <m:r>
-                      <m:t>3</m:t>
-                    </m:r>
-                  </m:num>
-                  <m:den>
-                    <m:acc>
-                      <m:accPr>
-                        <m:chr m:val="̸"/>
-                      </m:accPr>
-                      <m:e>
-                        <m:r>
-                          <m:t>x</m:t>
-                        </m:r>
-                      </m:e>
-                    </m:acc>
-                    <m:r>
-                      <m:rPr>
-                        <m:sty m:val="p"/>
-                      </m:rPr>
-                      <m:t>+</m:t>
-                    </m:r>
-                    <m:r>
-                      <m:t>2</m:t>
-                    </m:r>
-                  </m:den>
-                </m:f>
-                <m:r>
-                  <m:rPr>
-                    <m:sty m:val="p"/>
-                  </m:rPr>
-                  <m:t>=</m:t>
-                </m:r>
-                <m:f>
-                  <m:fPr>
-                    <m:type m:val="bar"/>
-                  </m:fPr>
-                  <m:num>
-                    <m:r>
-                      <m:t>3</m:t>
-                    </m:r>
-                  </m:num>
-                  <m:den>
-                    <m:r>
-                      <m:t>2</m:t>
+                      <m:t>y</m:t>
                     </m:r>
                   </m:den>
                 </m:f>
               </m:oMath>
             </m:oMathPara>
           </w:p>
-          <w:p/>
+          <w:p>
+            <w:pPr>
+              <w:pStyle w:val="FirstParagraph"/>
+            </w:pPr>
+            <w:pPr>
+              <w:spacing w:after="16"/>
+            </w:pPr>
+            <w:r>
+              <w:t xml:space="preserve">Here the denominator is</w:t>
+            </w:r>
+            <w:r>
+              <w:t xml:space="preserve"> </w:t>
+            </w:r>
+            <m:oMath>
+              <m:r>
+                <m:t>x</m:t>
+              </m:r>
+              <m:r>
+                <m:t>y</m:t>
+              </m:r>
+            </m:oMath>
+            <w:r>
+              <w:t xml:space="preserve">. The fraction is undefined when</w:t>
+            </w:r>
+            <w:r>
+              <w:t xml:space="preserve"> </w:t>
+            </w:r>
+            <m:oMath>
+              <m:r>
+                <m:t>x</m:t>
+              </m:r>
+              <m:r>
+                <m:t>y</m:t>
+              </m:r>
+              <m:r>
+                <m:rPr>
+                  <m:sty m:val="p"/>
+                </m:rPr>
+                <m:t>=</m:t>
+              </m:r>
+              <m:r>
+                <m:t>0</m:t>
+              </m:r>
+            </m:oMath>
+            <w:r>
+              <w:t xml:space="preserve">, which occurs when</w:t>
+            </w:r>
+            <w:r>
+              <w:t xml:space="preserve"> </w:t>
+            </w:r>
+            <m:oMath>
+              <m:r>
+                <m:t>x</m:t>
+              </m:r>
+              <m:r>
+                <m:rPr>
+                  <m:sty m:val="p"/>
+                </m:rPr>
+                <m:t>=</m:t>
+              </m:r>
+              <m:r>
+                <m:t>0</m:t>
+              </m:r>
+            </m:oMath>
+            <w:r>
+              <w:t xml:space="preserve">, or</w:t>
+            </w:r>
+            <w:r>
+              <w:t xml:space="preserve"> </w:t>
+            </w:r>
+            <m:oMath>
+              <m:r>
+                <m:t>y</m:t>
+              </m:r>
+              <m:r>
+                <m:rPr>
+                  <m:sty m:val="p"/>
+                </m:rPr>
+                <m:t>=</m:t>
+              </m:r>
+              <m:r>
+                <m:t>0</m:t>
+              </m:r>
+            </m:oMath>
+            <w:r>
+              <w:t xml:space="preserve">, or when both</w:t>
+            </w:r>
+            <w:r>
+              <w:t xml:space="preserve"> </w:t>
+            </w:r>
+            <m:oMath>
+              <m:r>
+                <m:t>x</m:t>
+              </m:r>
+              <m:r>
+                <m:rPr>
+                  <m:sty m:val="p"/>
+                </m:rPr>
+                <m:t>=</m:t>
+              </m:r>
+              <m:r>
+                <m:t>y</m:t>
+              </m:r>
+              <m:r>
+                <m:rPr>
+                  <m:sty m:val="p"/>
+                </m:rPr>
+                <m:t>=</m:t>
+              </m:r>
+              <m:r>
+                <m:t>0</m:t>
+              </m:r>
+            </m:oMath>
+            <w:r>
+              <w:t xml:space="preserve">. So the restrictions are</w:t>
+            </w:r>
+          </w:p>
+          <w:p>
+            <w:pPr>
+              <w:pStyle w:val="BodyText"/>
+            </w:pPr>
+            <m:oMathPara>
+              <m:oMathParaPr>
+                <m:jc m:val="center"/>
+              </m:oMathParaPr>
+              <m:oMath>
+                <m:r>
+                  <m:t>x</m:t>
+                </m:r>
+                <m:r>
+                  <m:rPr>
+                    <m:sty m:val="p"/>
+                  </m:rPr>
+                  <m:t>≠</m:t>
+                </m:r>
+                <m:r>
+                  <m:t>0</m:t>
+                </m:r>
+                <m:r>
+                  <m:t> </m:t>
+                </m:r>
+                <m:r>
+                  <m:rPr>
+                    <m:nor/>
+                    <m:sty m:val="p"/>
+                    <m:scr m:val="sans-serif"/>
+                  </m:rPr>
+                  <m:t> and </m:t>
+                </m:r>
+                <m:r>
+                  <m:t> </m:t>
+                </m:r>
+                <m:r>
+                  <m:t>y</m:t>
+                </m:r>
+                <m:r>
+                  <m:rPr>
+                    <m:sty m:val="p"/>
+                  </m:rPr>
+                  <m:t>≠</m:t>
+                </m:r>
+                <m:r>
+                  <m:t>0</m:t>
+                </m:r>
+                <m:r>
+                  <m:rPr>
+                    <m:sty m:val="p"/>
+                  </m:rPr>
+                  <m:t>,</m:t>
+                </m:r>
+              </m:oMath>
+            </m:oMathPara>
+          </w:p>
+          <w:p>
+            <w:pPr>
+              <w:pStyle w:val="FirstParagraph"/>
+            </w:pPr>
+            <w:r>
+              <w:t xml:space="preserve">which you can also write as</w:t>
+            </w:r>
+            <w:r>
+              <w:t xml:space="preserve"> </w:t>
+            </w:r>
+            <m:oMath>
+              <m:r>
+                <m:t>x</m:t>
+              </m:r>
+              <m:r>
+                <m:rPr>
+                  <m:sty m:val="p"/>
+                </m:rPr>
+                <m:t>,</m:t>
+              </m:r>
+              <m:r>
+                <m:t>y</m:t>
+              </m:r>
+              <m:r>
+                <m:rPr>
+                  <m:sty m:val="p"/>
+                </m:rPr>
+                <m:t>≠</m:t>
+              </m:r>
+              <m:r>
+                <m:t>0</m:t>
+              </m:r>
+            </m:oMath>
+            <w:r>
+              <w:t xml:space="preserve">.</w:t>
+            </w:r>
+          </w:p>
         </w:tc>
       </w:tr>
     </w:tbl>
     <w:p>
       <w:pPr>
-        <w:pStyle w:val="FirstParagraph"/>
+        <w:pStyle w:val="BodyText"/>
       </w:pPr>
       <w:r>
         <w:t xml:space="preserve"> </w:t>
@@ -3522,12 +2546,12 @@
                 <wp:inline>
                   <wp:extent cx="152400" cy="152400"/>
                   <wp:effectExtent b="0" l="0" r="0" t="0"/>
-                  <wp:docPr descr="" title="" id="44" name="Picture"/>
+                  <wp:docPr descr="" title="" id="41" name="Picture"/>
                   <a:graphic>
                     <a:graphicData uri="http://schemas.openxmlformats.org/drawingml/2006/picture">
                       <pic:pic>
                         <pic:nvPicPr>
-                          <pic:cNvPr descr="/Applications/quarto/share/formats/docx/note.png" id="45" name="Picture"/>
+                          <pic:cNvPr descr="/Applications/quarto/share/formats/docx/note.png" id="42" name="Picture"/>
                           <pic:cNvPicPr>
                             <a:picLocks noChangeArrowheads="1" noChangeAspect="1"/>
                           </pic:cNvPicPr>
@@ -3585,81 +2609,35 @@
               <w:spacing w:before="16"/>
             </w:pPr>
             <w:r>
-              <w:t xml:space="preserve">Simplify</w:t>
+              <w:t xml:space="preserve">For what values of</w:t>
             </w:r>
             <w:r>
               <w:t xml:space="preserve"> </w:t>
             </w:r>
             <m:oMath>
-              <m:f>
-                <m:fPr>
-                  <m:type m:val="bar"/>
-                </m:fPr>
-                <m:num>
-                  <m:r>
-                    <m:t>6</m:t>
-                  </m:r>
-                  <m:r>
-                    <m:t>x</m:t>
-                  </m:r>
-                </m:num>
-                <m:den>
-                  <m:r>
-                    <m:t>9</m:t>
-                  </m:r>
-                  <m:r>
-                    <m:t>x</m:t>
-                  </m:r>
-                </m:den>
-              </m:f>
+              <m:r>
+                <m:t>x</m:t>
+              </m:r>
             </m:oMath>
             <w:r>
-              <w:t xml:space="preserve">.</w:t>
-            </w:r>
-          </w:p>
-          <w:p>
-            <w:pPr>
-              <w:pStyle w:val="BodyText"/>
-            </w:pPr>
-            <w:pPr>
-              <w:spacing w:after="16"/>
-            </w:pPr>
-            <w:r>
-              <w:t xml:space="preserve">Both the numerator and denominator contain</w:t>
+              <w:t xml:space="preserve"> </w:t>
+            </w:r>
+            <w:r>
+              <w:t xml:space="preserve">and</w:t>
             </w:r>
             <w:r>
               <w:t xml:space="preserve"> </w:t>
             </w:r>
             <m:oMath>
               <m:r>
-                <m:t>x</m:t>
+                <m:t>y</m:t>
               </m:r>
             </m:oMath>
             <w:r>
               <w:t xml:space="preserve"> </w:t>
             </w:r>
             <w:r>
-              <w:t xml:space="preserve">as a factor. As long as</w:t>
-            </w:r>
-            <w:r>
-              <w:t xml:space="preserve"> </w:t>
-            </w:r>
-            <m:oMath>
-              <m:r>
-                <m:t>x</m:t>
-              </m:r>
-              <m:r>
-                <m:rPr>
-                  <m:sty m:val="p"/>
-                </m:rPr>
-                <m:t>≠</m:t>
-              </m:r>
-              <m:r>
-                <m:t>0</m:t>
-              </m:r>
-            </m:oMath>
-            <w:r>
-              <w:t xml:space="preserve">, it can be cancelled out to reduce the algebraic fraction to a numerical fraction.</w:t>
+              <w:t xml:space="preserve">is the following fraction undefined?</w:t>
             </w:r>
           </w:p>
           <w:p>
@@ -3677,65 +2655,281 @@
                   </m:fPr>
                   <m:num>
                     <m:r>
-                      <m:t>6</m:t>
-                    </m:r>
-                    <m:r>
-                      <m:t>x</m:t>
+                      <m:t>10</m:t>
                     </m:r>
                   </m:num>
                   <m:den>
-                    <m:r>
-                      <m:t>9</m:t>
-                    </m:r>
-                    <m:r>
-                      <m:t>x</m:t>
-                    </m:r>
+                    <m:sSup>
+                      <m:e>
+                        <m:r>
+                          <m:t>x</m:t>
+                        </m:r>
+                      </m:e>
+                      <m:sup>
+                        <m:r>
+                          <m:t>2</m:t>
+                        </m:r>
+                      </m:sup>
+                    </m:sSup>
+                    <m:r>
+                      <m:rPr>
+                        <m:sty m:val="p"/>
+                      </m:rPr>
+                      <m:t>+</m:t>
+                    </m:r>
+                    <m:sSup>
+                      <m:e>
+                        <m:r>
+                          <m:t>y</m:t>
+                        </m:r>
+                      </m:e>
+                      <m:sup>
+                        <m:r>
+                          <m:t>2</m:t>
+                        </m:r>
+                      </m:sup>
+                    </m:sSup>
                   </m:den>
                 </m:f>
+              </m:oMath>
+            </m:oMathPara>
+          </w:p>
+          <w:p>
+            <w:pPr>
+              <w:pStyle w:val="FirstParagraph"/>
+            </w:pPr>
+            <w:pPr>
+              <w:spacing w:after="16"/>
+            </w:pPr>
+            <w:r>
+              <w:t xml:space="preserve">Here the denominator is</w:t>
+            </w:r>
+            <w:r>
+              <w:t xml:space="preserve"> </w:t>
+            </w:r>
+            <m:oMath>
+              <m:sSup>
+                <m:e>
+                  <m:r>
+                    <m:t>x</m:t>
+                  </m:r>
+                </m:e>
+                <m:sup>
+                  <m:r>
+                    <m:t>2</m:t>
+                  </m:r>
+                </m:sup>
+              </m:sSup>
+              <m:r>
+                <m:rPr>
+                  <m:sty m:val="p"/>
+                </m:rPr>
+                <m:t>+</m:t>
+              </m:r>
+              <m:sSup>
+                <m:e>
+                  <m:r>
+                    <m:t>y</m:t>
+                  </m:r>
+                </m:e>
+                <m:sup>
+                  <m:r>
+                    <m:t>2</m:t>
+                  </m:r>
+                </m:sup>
+              </m:sSup>
+            </m:oMath>
+            <w:r>
+              <w:t xml:space="preserve">. The fraction is undefined when</w:t>
+            </w:r>
+            <w:r>
+              <w:t xml:space="preserve"> </w:t>
+            </w:r>
+            <m:oMath>
+              <m:sSup>
+                <m:e>
+                  <m:r>
+                    <m:t>x</m:t>
+                  </m:r>
+                </m:e>
+                <m:sup>
+                  <m:r>
+                    <m:t>2</m:t>
+                  </m:r>
+                </m:sup>
+              </m:sSup>
+              <m:r>
+                <m:rPr>
+                  <m:sty m:val="p"/>
+                </m:rPr>
+                <m:t>+</m:t>
+              </m:r>
+              <m:sSup>
+                <m:e>
+                  <m:r>
+                    <m:t>y</m:t>
+                  </m:r>
+                </m:e>
+                <m:sup>
+                  <m:r>
+                    <m:t>2</m:t>
+                  </m:r>
+                </m:sup>
+              </m:sSup>
+              <m:r>
+                <m:rPr>
+                  <m:sty m:val="p"/>
+                </m:rPr>
+                <m:t>=</m:t>
+              </m:r>
+              <m:r>
+                <m:t>0</m:t>
+              </m:r>
+            </m:oMath>
+            <w:r>
+              <w:t xml:space="preserve">. Since</w:t>
+            </w:r>
+            <w:r>
+              <w:t xml:space="preserve"> </w:t>
+            </w:r>
+            <m:oMath>
+              <m:sSup>
+                <m:e>
+                  <m:r>
+                    <m:t>x</m:t>
+                  </m:r>
+                </m:e>
+                <m:sup>
+                  <m:r>
+                    <m:t>2</m:t>
+                  </m:r>
+                </m:sup>
+              </m:sSup>
+              <m:r>
+                <m:rPr>
+                  <m:sty m:val="p"/>
+                </m:rPr>
+                <m:t>,</m:t>
+              </m:r>
+              <m:sSup>
+                <m:e>
+                  <m:r>
+                    <m:t>y</m:t>
+                  </m:r>
+                </m:e>
+                <m:sup>
+                  <m:r>
+                    <m:t>2</m:t>
+                  </m:r>
+                </m:sup>
+              </m:sSup>
+              <m:r>
+                <m:rPr>
+                  <m:sty m:val="p"/>
+                </m:rPr>
+                <m:t>&gt;</m:t>
+              </m:r>
+              <m:r>
+                <m:t>0</m:t>
+              </m:r>
+            </m:oMath>
+            <w:r>
+              <w:t xml:space="preserve"> </w:t>
+            </w:r>
+            <w:r>
+              <w:t xml:space="preserve">for all</w:t>
+            </w:r>
+            <w:r>
+              <w:t xml:space="preserve"> </w:t>
+            </w:r>
+            <m:oMath>
+              <m:r>
+                <m:t>x</m:t>
+              </m:r>
+            </m:oMath>
+            <w:r>
+              <w:t xml:space="preserve"> </w:t>
+            </w:r>
+            <w:r>
+              <w:t xml:space="preserve">and</w:t>
+            </w:r>
+            <w:r>
+              <w:t xml:space="preserve"> </w:t>
+            </w:r>
+            <m:oMath>
+              <m:r>
+                <m:t>y</m:t>
+              </m:r>
+            </m:oMath>
+            <w:r>
+              <w:t xml:space="preserve"> </w:t>
+            </w:r>
+            <w:r>
+              <w:t xml:space="preserve">not equal to zero, it follows that $x^2 + y^2 = 0 $ occurs only when both</w:t>
+            </w:r>
+            <w:r>
+              <w:t xml:space="preserve"> </w:t>
+            </w:r>
+            <m:oMath>
+              <m:r>
+                <m:t>x</m:t>
+              </m:r>
+            </m:oMath>
+            <w:r>
+              <w:t xml:space="preserve"> </w:t>
+            </w:r>
+            <w:r>
+              <w:t xml:space="preserve">and</w:t>
+            </w:r>
+            <w:r>
+              <w:t xml:space="preserve"> </w:t>
+            </w:r>
+            <m:oMath>
+              <m:r>
+                <m:t>y</m:t>
+              </m:r>
+            </m:oMath>
+            <w:r>
+              <w:t xml:space="preserve"> </w:t>
+            </w:r>
+            <w:r>
+              <w:t xml:space="preserve">are</w:t>
+            </w:r>
+            <w:r>
+              <w:t xml:space="preserve"> </w:t>
+            </w:r>
+            <m:oMath>
+              <m:r>
+                <m:t>0</m:t>
+              </m:r>
+            </m:oMath>
+            <w:r>
+              <w:t xml:space="preserve">. So the restrictions are</w:t>
+            </w:r>
+          </w:p>
+          <w:p>
+            <w:pPr>
+              <w:pStyle w:val="BodyText"/>
+            </w:pPr>
+            <m:oMathPara>
+              <m:oMathParaPr>
+                <m:jc m:val="center"/>
+              </m:oMathParaPr>
+              <m:oMath>
+                <m:r>
+                  <m:t>x</m:t>
+                </m:r>
                 <m:r>
                   <m:rPr>
                     <m:sty m:val="p"/>
                   </m:rPr>
-                  <m:t>=</m:t>
-                </m:r>
-                <m:f>
-                  <m:fPr>
-                    <m:type m:val="bar"/>
-                  </m:fPr>
-                  <m:num>
-                    <m:r>
-                      <m:t>6</m:t>
-                    </m:r>
-                  </m:num>
-                  <m:den>
-                    <m:r>
-                      <m:t>9</m:t>
-                    </m:r>
-                  </m:den>
-                </m:f>
-                <m:r>
-                  <m:rPr>
-                    <m:sty m:val="p"/>
-                  </m:rPr>
-                  <m:t>=</m:t>
-                </m:r>
-                <m:f>
-                  <m:fPr>
-                    <m:type m:val="bar"/>
-                  </m:fPr>
-                  <m:num>
-                    <m:r>
-                      <m:t>2</m:t>
-                    </m:r>
-                  </m:num>
-                  <m:den>
-                    <m:r>
-                      <m:t>3</m:t>
-                    </m:r>
-                  </m:den>
-                </m:f>
-                <m:r>
-                  <m:t>  </m:t>
+                  <m:t>≠</m:t>
+                </m:r>
+                <m:r>
+                  <m:t>0</m:t>
+                </m:r>
+                <m:r>
+                  <m:t> </m:t>
                 </m:r>
                 <m:r>
                   <m:rPr>
@@ -3743,13 +2937,13 @@
                     <m:sty m:val="p"/>
                     <m:scr m:val="sans-serif"/>
                   </m:rPr>
-                  <m:t>if </m:t>
+                  <m:t> or </m:t>
                 </m:r>
                 <m:r>
                   <m:t> </m:t>
                 </m:r>
                 <m:r>
-                  <m:t>x</m:t>
+                  <m:t>y</m:t>
                 </m:r>
                 <m:r>
                   <m:rPr>
@@ -3760,15 +2954,107 @@
                 <m:r>
                   <m:t>0</m:t>
                 </m:r>
+                <m:r>
+                  <m:rPr>
+                    <m:sty m:val="p"/>
+                  </m:rPr>
+                  <m:t>,</m:t>
+                </m:r>
               </m:oMath>
             </m:oMathPara>
+          </w:p>
+          <w:p>
+            <w:pPr>
+              <w:pStyle w:val="FirstParagraph"/>
+            </w:pPr>
+            <w:r>
+              <w:t xml:space="preserve">as</w:t>
+            </w:r>
+            <w:r>
+              <w:t xml:space="preserve"> </w:t>
+            </w:r>
+            <m:oMath>
+              <m:sSup>
+                <m:e>
+                  <m:r>
+                    <m:t>x</m:t>
+                  </m:r>
+                </m:e>
+                <m:sup>
+                  <m:r>
+                    <m:t>2</m:t>
+                  </m:r>
+                </m:sup>
+              </m:sSup>
+              <m:r>
+                <m:rPr>
+                  <m:sty m:val="p"/>
+                </m:rPr>
+                <m:t>+</m:t>
+              </m:r>
+              <m:sSup>
+                <m:e>
+                  <m:r>
+                    <m:t>y</m:t>
+                  </m:r>
+                </m:e>
+                <m:sup>
+                  <m:r>
+                    <m:t>2</m:t>
+                  </m:r>
+                </m:sup>
+              </m:sSup>
+              <m:r>
+                <m:rPr>
+                  <m:sty m:val="p"/>
+                </m:rPr>
+                <m:t>≠</m:t>
+              </m:r>
+              <m:r>
+                <m:t>0</m:t>
+              </m:r>
+            </m:oMath>
+            <w:r>
+              <w:t xml:space="preserve"> </w:t>
+            </w:r>
+            <w:r>
+              <w:t xml:space="preserve">whenever one or both of</w:t>
+            </w:r>
+            <w:r>
+              <w:t xml:space="preserve"> </w:t>
+            </w:r>
+            <m:oMath>
+              <m:r>
+                <m:t>x</m:t>
+              </m:r>
+            </m:oMath>
+            <w:r>
+              <w:t xml:space="preserve"> </w:t>
+            </w:r>
+            <w:r>
+              <w:t xml:space="preserve">or</w:t>
+            </w:r>
+            <w:r>
+              <w:t xml:space="preserve"> </w:t>
+            </w:r>
+            <m:oMath>
+              <m:r>
+                <m:t>y</m:t>
+              </m:r>
+            </m:oMath>
+            <w:r>
+              <w:t xml:space="preserve"> </w:t>
+            </w:r>
+            <w:r>
+              <w:t xml:space="preserve">are non-zero.</w:t>
+            </w:r>
           </w:p>
         </w:tc>
       </w:tr>
     </w:tbl>
     <w:p>
       <w:pPr>
-        <w:pStyle w:val="FirstParagraph"/>
+        <w:pStyle w:val="BodyText"/>
       </w:pPr>
       <w:r>
         <w:t xml:space="preserve"> </w:t>
@@ -3777,19 +3063,93 @@
     <w:tbl>
       <w:tblPr>
         <w:tblStyle w:val="Table"/>
-        <w:tblInd w:w="164" w:type="dxa"/>
+        <w:tblLook w:firstRow="0" w:lastRow="0" w:firstColumn="0" w:lastColumn="0" w:noHBand="0" w:noVBand="0" w:val="0000"/>
         <w:tblBorders>
-          <w:left w:val="single" w:sz="24" w:space="0" w:color="0758E5"/>
+          <w:top w:val="single" w:sz="4" w:space="0" w:color="00A047"/>
+          <w:left w:val="single" w:sz="24" w:space="0" w:color="00A047"/>
+          <w:bottom w:val="single" w:sz="4" w:space="0" w:color="00A047"/>
+          <w:right w:val="single" w:sz="4" w:space="0" w:color="00A047"/>
         </w:tblBorders>
         <w:tblCellMar>
-          <w:left w:w="0" w:type="dxa"/>
-          <w:right w:w="0" w:type="dxa"/>
+          <w:left w:w="144" w:type="dxa"/>
+          <w:right w:w="144" w:type="dxa"/>
         </w:tblCellMar>
         <w:tblLook w:firstRow="0" w:lastRow="0" w:firstColumn="0" w:lastColumn="0" w:noHBand="0" w:noVBand="0" w:val="0000"/>
       </w:tblPr>
-      <w:tblGrid>
-        <w:gridCol w:w="7920"/>
-      </w:tblGrid>
+      <w:tr>
+        <w:trPr>
+          <w:cantSplit/>
+        </w:trPr>
+        <w:tc>
+          <w:tcPr>
+            <w:shd w:color="auto" w:fill="ccf1e3" w:val="clear"/>
+            <w:tcMar>
+              <w:top w:w="92" w:type="dxa"/>
+              <w:bottom w:w="92" w:type="dxa"/>
+            </w:tcMar>
+          </w:tcPr>
+          <w:p>
+            <w:pPr>
+              <w:pStyle w:val="BodyText"/>
+            </w:pPr>
+            <w:pPr>
+              <w:spacing w:before="0" w:after="0"/>
+              <w:textAlignment w:val="center"/>
+            </w:pPr>
+            <w:r>
+              <w:drawing>
+                <wp:inline>
+                  <wp:extent cx="152400" cy="152400"/>
+                  <wp:effectExtent b="0" l="0" r="0" t="0"/>
+                  <wp:docPr descr="" title="" id="43" name="Picture"/>
+                  <a:graphic>
+                    <a:graphicData uri="http://schemas.openxmlformats.org/drawingml/2006/picture">
+                      <pic:pic>
+                        <pic:nvPicPr>
+                          <pic:cNvPr descr="/Applications/quarto/share/formats/docx/tip.png" id="44" name="Picture"/>
+                          <pic:cNvPicPr>
+                            <a:picLocks noChangeArrowheads="1" noChangeAspect="1"/>
+                          </pic:cNvPicPr>
+                        </pic:nvPicPr>
+                        <pic:blipFill>
+                          <a:blip r:embed="rId36"/>
+                          <a:stretch>
+                            <a:fillRect/>
+                          </a:stretch>
+                        </pic:blipFill>
+                        <pic:spPr bwMode="auto">
+                          <a:xfrm>
+                            <a:off x="0" y="0"/>
+                            <a:ext cx="152400" cy="152400"/>
+                          </a:xfrm>
+                          <a:prstGeom prst="rect">
+                            <a:avLst/>
+                          </a:prstGeom>
+                          <a:noFill/>
+                          <a:ln w="9525">
+                            <a:noFill/>
+                            <a:headEnd/>
+                            <a:tailEnd/>
+                          </a:ln>
+                        </pic:spPr>
+                      </pic:pic>
+                    </a:graphicData>
+                  </a:graphic>
+                </wp:inline>
+              </w:drawing>
+            </w:r>
+            <w:r>
+              <w:t xml:space="preserve"> </w:t>
+            </w:r>
+            <w:r>
+              <w:t xml:space="preserve"> </w:t>
+            </w:r>
+            <w:r>
+              <w:t xml:space="preserve">Tip</w:t>
+            </w:r>
+          </w:p>
+        </w:tc>
+      </w:tr>
       <w:tr>
         <w:trPr>
           <w:cantSplit/>
@@ -3797,8 +3157,8 @@
         <w:tc>
           <w:tcPr>
             <w:tcMar>
-              <w:left w:w="144" w:type="dxa"/>
-              <w:right w:w="144" w:type="dxa"/>
+              <w:top w:w="108" w:type="dxa"/>
+              <w:bottom w:w="108" w:type="dxa"/>
             </w:tcMar>
           </w:tcPr>
           <w:p>
@@ -3806,8 +3166,297 @@
               <w:pStyle w:val="BodyText"/>
             </w:pPr>
             <w:pPr>
-              <w:spacing w:before="0" w:after="8"/>
-              <w:jc w:val="center"/>
+              <w:spacing w:before="16" w:after="16"/>
+            </w:pPr>
+            <w:r>
+              <w:t xml:space="preserve">Notice the difference between the two denominators</w:t>
+            </w:r>
+            <w:r>
+              <w:t xml:space="preserve"> </w:t>
+            </w:r>
+            <m:oMath>
+              <m:r>
+                <m:t>x</m:t>
+              </m:r>
+              <m:r>
+                <m:t>y</m:t>
+              </m:r>
+            </m:oMath>
+            <w:r>
+              <w:t xml:space="preserve"> </w:t>
+            </w:r>
+            <w:r>
+              <w:t xml:space="preserve">and</w:t>
+            </w:r>
+            <w:r>
+              <w:t xml:space="preserve"> </w:t>
+            </w:r>
+            <m:oMath>
+              <m:sSup>
+                <m:e>
+                  <m:r>
+                    <m:t>x</m:t>
+                  </m:r>
+                </m:e>
+                <m:sup>
+                  <m:r>
+                    <m:t>2</m:t>
+                  </m:r>
+                </m:sup>
+              </m:sSup>
+              <m:r>
+                <m:rPr>
+                  <m:sty m:val="p"/>
+                </m:rPr>
+                <m:t>+</m:t>
+              </m:r>
+              <m:sSup>
+                <m:e>
+                  <m:r>
+                    <m:t>y</m:t>
+                  </m:r>
+                </m:e>
+                <m:sup>
+                  <m:r>
+                    <m:t>2</m:t>
+                  </m:r>
+                </m:sup>
+              </m:sSup>
+            </m:oMath>
+            <w:r>
+              <w:t xml:space="preserve"> </w:t>
+            </w:r>
+            <w:r>
+              <w:t xml:space="preserve">in Examples 4 and 5. In Example 4 for</w:t>
+            </w:r>
+            <w:r>
+              <w:t xml:space="preserve"> </w:t>
+            </w:r>
+            <m:oMath>
+              <m:r>
+                <m:t>x</m:t>
+              </m:r>
+              <m:r>
+                <m:t>y</m:t>
+              </m:r>
+            </m:oMath>
+            <w:r>
+              <w:t xml:space="preserve">, the restricted values were</w:t>
+            </w:r>
+            <w:r>
+              <w:t xml:space="preserve"> </w:t>
+            </w:r>
+            <m:oMath>
+              <m:r>
+                <m:t>x</m:t>
+              </m:r>
+              <m:r>
+                <m:rPr>
+                  <m:sty m:val="p"/>
+                </m:rPr>
+                <m:t>≠</m:t>
+              </m:r>
+              <m:r>
+                <m:t>0</m:t>
+              </m:r>
+            </m:oMath>
+            <w:r>
+              <w:t xml:space="preserve"> </w:t>
+            </w:r>
+            <w:r>
+              <w:rPr>
+                <w:b/>
+                <w:bCs/>
+              </w:rPr>
+              <w:t xml:space="preserve">and</w:t>
+            </w:r>
+            <w:r>
+              <w:t xml:space="preserve"> </w:t>
+            </w:r>
+            <m:oMath>
+              <m:r>
+                <m:t>y</m:t>
+              </m:r>
+              <m:r>
+                <m:rPr>
+                  <m:sty m:val="p"/>
+                </m:rPr>
+                <m:t>≠</m:t>
+              </m:r>
+              <m:r>
+                <m:t>0</m:t>
+              </m:r>
+            </m:oMath>
+            <w:r>
+              <w:t xml:space="preserve">; in Example 5 for</w:t>
+            </w:r>
+            <w:r>
+              <w:t xml:space="preserve"> </w:t>
+            </w:r>
+            <m:oMath>
+              <m:sSup>
+                <m:e>
+                  <m:r>
+                    <m:t>x</m:t>
+                  </m:r>
+                </m:e>
+                <m:sup>
+                  <m:r>
+                    <m:t>2</m:t>
+                  </m:r>
+                </m:sup>
+              </m:sSup>
+              <m:r>
+                <m:rPr>
+                  <m:sty m:val="p"/>
+                </m:rPr>
+                <m:t>+</m:t>
+              </m:r>
+              <m:sSup>
+                <m:e>
+                  <m:r>
+                    <m:t>y</m:t>
+                  </m:r>
+                </m:e>
+                <m:sup>
+                  <m:r>
+                    <m:t>2</m:t>
+                  </m:r>
+                </m:sup>
+              </m:sSup>
+            </m:oMath>
+            <w:r>
+              <w:t xml:space="preserve">, the restricted values were</w:t>
+            </w:r>
+            <w:r>
+              <w:t xml:space="preserve"> </w:t>
+            </w:r>
+            <m:oMath>
+              <m:r>
+                <m:t>x</m:t>
+              </m:r>
+              <m:r>
+                <m:rPr>
+                  <m:sty m:val="p"/>
+                </m:rPr>
+                <m:t>≠</m:t>
+              </m:r>
+              <m:r>
+                <m:t>0</m:t>
+              </m:r>
+            </m:oMath>
+            <w:r>
+              <w:t xml:space="preserve"> </w:t>
+            </w:r>
+            <w:r>
+              <w:rPr>
+                <w:b/>
+                <w:bCs/>
+              </w:rPr>
+              <w:t xml:space="preserve">or</w:t>
+            </w:r>
+            <w:r>
+              <w:t xml:space="preserve"> </w:t>
+            </w:r>
+            <m:oMath>
+              <m:r>
+                <m:t>y</m:t>
+              </m:r>
+              <m:r>
+                <m:rPr>
+                  <m:sty m:val="p"/>
+                </m:rPr>
+                <m:t>≠</m:t>
+              </m:r>
+              <m:r>
+                <m:t>0</m:t>
+              </m:r>
+            </m:oMath>
+            <w:r>
+              <w:t xml:space="preserve">. This is a crucial difference, and is a way into thinking</w:t>
+            </w:r>
+            <w:r>
+              <w:t xml:space="preserve"> </w:t>
+            </w:r>
+            <w:r>
+              <w:rPr>
+                <w:b/>
+                <w:bCs/>
+              </w:rPr>
+              <w:t xml:space="preserve">logically</w:t>
+            </w:r>
+            <w:r>
+              <w:t xml:space="preserve"> </w:t>
+            </w:r>
+            <w:r>
+              <w:t xml:space="preserve">about your work. For more on this, see [Guide: Introduction to predicate logic].</w:t>
+            </w:r>
+          </w:p>
+          <w:p/>
+        </w:tc>
+      </w:tr>
+    </w:tbl>
+    <w:bookmarkEnd w:id="45"/>
+    <w:bookmarkStart w:id="52" w:name="equivalent-algebraic-fractions"/>
+    <w:p>
+      <w:pPr>
+        <w:pStyle w:val="Heading1"/>
+      </w:pPr>
+      <w:r>
+        <w:t xml:space="preserve">Equivalent algebraic fractions</w:t>
+      </w:r>
+    </w:p>
+    <w:p>
+      <w:pPr>
+        <w:pStyle w:val="FirstParagraph"/>
+      </w:pPr>
+      <w:r>
+        <w:t xml:space="preserve">Similarly to numerical fractions, two algebraic fractions can look different but still represent the same value. If you multiply or divide both the numerator and the denominator by the same non-zero expression, the fraction’s value does not change. In this case, what you have done is written it in a new form.</w:t>
+      </w:r>
+    </w:p>
+    <w:p>
+      <w:pPr>
+        <w:pStyle w:val="BodyText"/>
+      </w:pPr>
+      <w:r>
+        <w:t xml:space="preserve">Equivalent algebraic fractions are important because they let you rewrite fractions with different denominators when adding or subtracting.</w:t>
+      </w:r>
+    </w:p>
+    <w:tbl>
+      <w:tblPr>
+        <w:tblStyle w:val="Table"/>
+        <w:tblLook w:firstRow="0" w:lastRow="0" w:firstColumn="0" w:lastColumn="0" w:noHBand="0" w:noVBand="0" w:val="0000"/>
+        <w:tblBorders>
+          <w:top w:val="single" w:sz="4" w:space="0" w:color="0758E5"/>
+          <w:left w:val="single" w:sz="24" w:space="0" w:color="0758E5"/>
+          <w:bottom w:val="single" w:sz="4" w:space="0" w:color="0758E5"/>
+          <w:right w:val="single" w:sz="4" w:space="0" w:color="0758E5"/>
+        </w:tblBorders>
+        <w:tblCellMar>
+          <w:left w:w="144" w:type="dxa"/>
+          <w:right w:w="144" w:type="dxa"/>
+        </w:tblCellMar>
+        <w:tblLook w:firstRow="0" w:lastRow="0" w:firstColumn="0" w:lastColumn="0" w:noHBand="0" w:noVBand="0" w:val="0000"/>
+      </w:tblPr>
+      <w:tr>
+        <w:trPr>
+          <w:cantSplit/>
+        </w:trPr>
+        <w:tc>
+          <w:tcPr>
+            <w:shd w:color="auto" w:fill="dae6fb" w:val="clear"/>
+            <w:tcMar>
+              <w:top w:w="92" w:type="dxa"/>
+              <w:bottom w:w="92" w:type="dxa"/>
+            </w:tcMar>
+          </w:tcPr>
+          <w:p>
+            <w:pPr>
+              <w:pStyle w:val="BodyText"/>
+            </w:pPr>
+            <w:pPr>
+              <w:spacing w:before="0" w:after="0"/>
+              <w:textAlignment w:val="center"/>
             </w:pPr>
             <w:r>
               <w:drawing>
@@ -3851,6 +3500,1926 @@
                 </wp:inline>
               </w:drawing>
             </w:r>
+            <w:r>
+              <w:t xml:space="preserve"> </w:t>
+            </w:r>
+            <w:r>
+              <w:t xml:space="preserve"> </w:t>
+            </w:r>
+            <w:r>
+              <w:t xml:space="preserve">Equivalent algebraic fractions</w:t>
+            </w:r>
+          </w:p>
+        </w:tc>
+      </w:tr>
+      <w:tr>
+        <w:trPr>
+          <w:cantSplit/>
+        </w:trPr>
+        <w:tc>
+          <w:tcPr>
+            <w:tcMar>
+              <w:top w:w="108" w:type="dxa"/>
+              <w:bottom w:w="108" w:type="dxa"/>
+            </w:tcMar>
+          </w:tcPr>
+          <w:p>
+            <w:pPr>
+              <w:pStyle w:val="BodyText"/>
+            </w:pPr>
+            <w:pPr>
+              <w:spacing w:before="16"/>
+            </w:pPr>
+            <w:r>
+              <w:t xml:space="preserve">Two algebraic fractions are equivalent if they have the same value, even though the expressions may look different.</w:t>
+            </w:r>
+          </w:p>
+          <w:p>
+            <w:pPr>
+              <w:pStyle w:val="BodyText"/>
+            </w:pPr>
+            <w:r>
+              <w:t xml:space="preserve">You can create an equivalent algebraic fraction by:</w:t>
+            </w:r>
+          </w:p>
+          <w:p>
+            <w:pPr>
+              <w:pStyle w:val="Compact"/>
+              <w:numPr>
+                <w:ilvl w:val="0"/>
+                <w:numId w:val="1002"/>
+              </w:numPr>
+            </w:pPr>
+            <w:r>
+              <w:t xml:space="preserve">Multiplying the numerator and denominator by the same</w:t>
+            </w:r>
+            <w:r>
+              <w:t xml:space="preserve"> </w:t>
+            </w:r>
+            <w:r>
+              <w:rPr>
+                <w:b/>
+                <w:bCs/>
+              </w:rPr>
+              <w:t xml:space="preserve">non-zero</w:t>
+            </w:r>
+            <w:r>
+              <w:t xml:space="preserve"> </w:t>
+            </w:r>
+            <w:r>
+              <w:t xml:space="preserve">expression.</w:t>
+            </w:r>
+          </w:p>
+          <w:p>
+            <w:pPr>
+              <w:pStyle w:val="Compact"/>
+              <w:numPr>
+                <w:ilvl w:val="0"/>
+                <w:numId w:val="1002"/>
+              </w:numPr>
+            </w:pPr>
+            <w:r>
+              <w:t xml:space="preserve">Dividing the numerator and denominator by the same common factor.</w:t>
+            </w:r>
+          </w:p>
+          <w:p>
+            <w:pPr>
+              <w:pStyle w:val="FirstParagraph"/>
+            </w:pPr>
+            <w:pPr>
+              <w:spacing w:after="16"/>
+            </w:pPr>
+            <w:r>
+              <w:t xml:space="preserve">Both of these are the same thing as multiplying your expression by</w:t>
+            </w:r>
+            <w:r>
+              <w:t xml:space="preserve"> </w:t>
+            </w:r>
+            <m:oMath>
+              <m:r>
+                <m:t>1</m:t>
+              </m:r>
+            </m:oMath>
+            <w:r>
+              <w:t xml:space="preserve">.</w:t>
+            </w:r>
+          </w:p>
+          <w:p/>
+        </w:tc>
+      </w:tr>
+    </w:tbl>
+    <w:p>
+      <w:pPr>
+        <w:pStyle w:val="BodyText"/>
+      </w:pPr>
+      <w:r>
+        <w:t xml:space="preserve"> </w:t>
+      </w:r>
+    </w:p>
+    <w:tbl>
+      <w:tblPr>
+        <w:tblStyle w:val="Table"/>
+        <w:tblLook w:firstRow="0" w:lastRow="0" w:firstColumn="0" w:lastColumn="0" w:noHBand="0" w:noVBand="0" w:val="0000"/>
+        <w:tblBorders>
+          <w:top w:val="single" w:sz="4" w:space="0" w:color="CC1914"/>
+          <w:left w:val="single" w:sz="24" w:space="0" w:color="CC1914"/>
+          <w:bottom w:val="single" w:sz="4" w:space="0" w:color="CC1914"/>
+          <w:right w:val="single" w:sz="4" w:space="0" w:color="CC1914"/>
+        </w:tblBorders>
+        <w:tblCellMar>
+          <w:left w:w="144" w:type="dxa"/>
+          <w:right w:w="144" w:type="dxa"/>
+        </w:tblCellMar>
+        <w:tblLook w:firstRow="0" w:lastRow="0" w:firstColumn="0" w:lastColumn="0" w:noHBand="0" w:noVBand="0" w:val="0000"/>
+      </w:tblPr>
+      <w:tr>
+        <w:trPr>
+          <w:cantSplit/>
+        </w:trPr>
+        <w:tc>
+          <w:tcPr>
+            <w:shd w:color="auto" w:fill="f7dddc" w:val="clear"/>
+            <w:tcMar>
+              <w:top w:w="92" w:type="dxa"/>
+              <w:bottom w:w="92" w:type="dxa"/>
+            </w:tcMar>
+          </w:tcPr>
+          <w:p>
+            <w:pPr>
+              <w:pStyle w:val="BodyText"/>
+            </w:pPr>
+            <w:pPr>
+              <w:spacing w:before="0" w:after="0"/>
+              <w:textAlignment w:val="center"/>
+            </w:pPr>
+            <w:r>
+              <w:drawing>
+                <wp:inline>
+                  <wp:extent cx="152400" cy="152400"/>
+                  <wp:effectExtent b="0" l="0" r="0" t="0"/>
+                  <wp:docPr descr="" title="" id="48" name="Picture"/>
+                  <a:graphic>
+                    <a:graphicData uri="http://schemas.openxmlformats.org/drawingml/2006/picture">
+                      <pic:pic>
+                        <pic:nvPicPr>
+                          <pic:cNvPr descr="/Applications/quarto/share/formats/docx/important.png" id="49" name="Picture"/>
+                          <pic:cNvPicPr>
+                            <a:picLocks noChangeArrowheads="1" noChangeAspect="1"/>
+                          </pic:cNvPicPr>
+                        </pic:nvPicPr>
+                        <pic:blipFill>
+                          <a:blip r:embed="rId27"/>
+                          <a:stretch>
+                            <a:fillRect/>
+                          </a:stretch>
+                        </pic:blipFill>
+                        <pic:spPr bwMode="auto">
+                          <a:xfrm>
+                            <a:off x="0" y="0"/>
+                            <a:ext cx="152400" cy="152400"/>
+                          </a:xfrm>
+                          <a:prstGeom prst="rect">
+                            <a:avLst/>
+                          </a:prstGeom>
+                          <a:noFill/>
+                          <a:ln w="9525">
+                            <a:noFill/>
+                            <a:headEnd/>
+                            <a:tailEnd/>
+                          </a:ln>
+                        </pic:spPr>
+                      </pic:pic>
+                    </a:graphicData>
+                  </a:graphic>
+                </wp:inline>
+              </w:drawing>
+            </w:r>
+            <w:r>
+              <w:t xml:space="preserve"> </w:t>
+            </w:r>
+            <w:r>
+              <w:t xml:space="preserve"> </w:t>
+            </w:r>
+            <w:r>
+              <w:t xml:space="preserve">Important</w:t>
+            </w:r>
+          </w:p>
+        </w:tc>
+      </w:tr>
+      <w:tr>
+        <w:trPr>
+          <w:cantSplit/>
+        </w:trPr>
+        <w:tc>
+          <w:tcPr>
+            <w:tcMar>
+              <w:top w:w="108" w:type="dxa"/>
+              <w:bottom w:w="108" w:type="dxa"/>
+            </w:tcMar>
+          </w:tcPr>
+          <w:p>
+            <w:pPr>
+              <w:pStyle w:val="BodyText"/>
+            </w:pPr>
+            <w:pPr>
+              <w:spacing w:before="16" w:after="16"/>
+            </w:pPr>
+            <w:r>
+              <w:t xml:space="preserve">Dividing the numerator and denominator by the same common factor is known as</w:t>
+            </w:r>
+            <w:r>
+              <w:t xml:space="preserve"> </w:t>
+            </w:r>
+            <w:r>
+              <w:rPr>
+                <w:b/>
+                <w:bCs/>
+              </w:rPr>
+              <w:t xml:space="preserve">cancelling the factors out</w:t>
+            </w:r>
+            <w:r>
+              <w:t xml:space="preserve">, or even only</w:t>
+            </w:r>
+            <w:r>
+              <w:t xml:space="preserve"> </w:t>
+            </w:r>
+            <w:r>
+              <w:rPr>
+                <w:b/>
+                <w:bCs/>
+              </w:rPr>
+              <w:t xml:space="preserve">cancelling</w:t>
+            </w:r>
+            <w:r>
+              <w:t xml:space="preserve">.</w:t>
+            </w:r>
+          </w:p>
+          <w:p/>
+        </w:tc>
+      </w:tr>
+    </w:tbl>
+    <w:p>
+      <w:pPr>
+        <w:pStyle w:val="BodyText"/>
+      </w:pPr>
+      <w:r>
+        <w:t xml:space="preserve"> </w:t>
+      </w:r>
+    </w:p>
+    <w:tbl>
+      <w:tblPr>
+        <w:tblStyle w:val="Table"/>
+        <w:tblInd w:w="164" w:type="dxa"/>
+        <w:tblBorders>
+          <w:left w:val="single" w:sz="24" w:space="0" w:color="0758E5"/>
+        </w:tblBorders>
+        <w:tblCellMar>
+          <w:left w:w="0" w:type="dxa"/>
+          <w:right w:w="0" w:type="dxa"/>
+        </w:tblCellMar>
+        <w:tblLook w:firstRow="0" w:lastRow="0" w:firstColumn="0" w:lastColumn="0" w:noHBand="0" w:noVBand="0" w:val="0000"/>
+      </w:tblPr>
+      <w:tblGrid>
+        <w:gridCol w:w="7920"/>
+      </w:tblGrid>
+      <w:tr>
+        <w:trPr>
+          <w:cantSplit/>
+        </w:trPr>
+        <w:tc>
+          <w:tcPr>
+            <w:tcMar>
+              <w:left w:w="144" w:type="dxa"/>
+              <w:right w:w="144" w:type="dxa"/>
+            </w:tcMar>
+          </w:tcPr>
+          <w:p>
+            <w:pPr>
+              <w:pStyle w:val="BodyText"/>
+            </w:pPr>
+            <w:pPr>
+              <w:spacing w:before="0" w:after="8"/>
+              <w:jc w:val="center"/>
+            </w:pPr>
+            <w:r>
+              <w:drawing>
+                <wp:inline>
+                  <wp:extent cx="152400" cy="152400"/>
+                  <wp:effectExtent b="0" l="0" r="0" t="0"/>
+                  <wp:docPr descr="" title="" id="50" name="Picture"/>
+                  <a:graphic>
+                    <a:graphicData uri="http://schemas.openxmlformats.org/drawingml/2006/picture">
+                      <pic:pic>
+                        <pic:nvPicPr>
+                          <pic:cNvPr descr="/Applications/quarto/share/formats/docx/note.png" id="51" name="Picture"/>
+                          <pic:cNvPicPr>
+                            <a:picLocks noChangeArrowheads="1" noChangeAspect="1"/>
+                          </pic:cNvPicPr>
+                        </pic:nvPicPr>
+                        <pic:blipFill>
+                          <a:blip r:embed="rId24"/>
+                          <a:stretch>
+                            <a:fillRect/>
+                          </a:stretch>
+                        </pic:blipFill>
+                        <pic:spPr bwMode="auto">
+                          <a:xfrm>
+                            <a:off x="0" y="0"/>
+                            <a:ext cx="152400" cy="152400"/>
+                          </a:xfrm>
+                          <a:prstGeom prst="rect">
+                            <a:avLst/>
+                          </a:prstGeom>
+                          <a:noFill/>
+                          <a:ln w="9525">
+                            <a:noFill/>
+                            <a:headEnd/>
+                            <a:tailEnd/>
+                          </a:ln>
+                        </pic:spPr>
+                      </pic:pic>
+                    </a:graphicData>
+                  </a:graphic>
+                </wp:inline>
+              </w:drawing>
+            </w:r>
+          </w:p>
+        </w:tc>
+        <w:tc>
+          <w:p>
+            <w:pPr>
+              <w:pStyle w:val="BodyText"/>
+            </w:pPr>
+            <w:pPr>
+              <w:spacing w:before="16" w:after="64"/>
+            </w:pPr>
+            <w:r>
+              <w:rPr>
+                <w:b/>
+                <w:bCs/>
+              </w:rPr>
+              <w:t xml:space="preserve">Example 4</w:t>
+            </w:r>
+          </w:p>
+          <w:p>
+            <w:pPr>
+              <w:pStyle w:val="BodyText"/>
+            </w:pPr>
+            <w:pPr>
+              <w:spacing w:before="16"/>
+            </w:pPr>
+            <w:r>
+              <w:t xml:space="preserve">Below are some examples of equivalent algebraic fractions.</w:t>
+            </w:r>
+          </w:p>
+          <w:p>
+            <w:pPr>
+              <w:pStyle w:val="BodyText"/>
+            </w:pPr>
+            <w:r>
+              <w:t xml:space="preserve">Multiplying both numerator and denominator by the same non-zero constant:</w:t>
+            </w:r>
+          </w:p>
+          <w:p>
+            <w:pPr>
+              <w:pStyle w:val="BodyText"/>
+            </w:pPr>
+            <m:oMathPara>
+              <m:oMathParaPr>
+                <m:jc m:val="center"/>
+              </m:oMathParaPr>
+              <m:oMath>
+                <m:f>
+                  <m:fPr>
+                    <m:type m:val="bar"/>
+                  </m:fPr>
+                  <m:num>
+                    <m:r>
+                      <m:t>1</m:t>
+                    </m:r>
+                  </m:num>
+                  <m:den>
+                    <m:r>
+                      <m:t>x</m:t>
+                    </m:r>
+                  </m:den>
+                </m:f>
+                <m:r>
+                  <m:rPr>
+                    <m:sty m:val="p"/>
+                  </m:rPr>
+                  <m:t>=</m:t>
+                </m:r>
+                <m:f>
+                  <m:fPr>
+                    <m:type m:val="bar"/>
+                  </m:fPr>
+                  <m:num>
+                    <m:r>
+                      <m:t>1</m:t>
+                    </m:r>
+                    <m:r>
+                      <m:rPr>
+                        <m:sty m:val="p"/>
+                      </m:rPr>
+                      <m:t>⋅</m:t>
+                    </m:r>
+                    <m:r>
+                      <m:t>3</m:t>
+                    </m:r>
+                  </m:num>
+                  <m:den>
+                    <m:r>
+                      <m:t>x</m:t>
+                    </m:r>
+                    <m:r>
+                      <m:rPr>
+                        <m:sty m:val="p"/>
+                      </m:rPr>
+                      <m:t>⋅</m:t>
+                    </m:r>
+                    <m:r>
+                      <m:t>3</m:t>
+                    </m:r>
+                  </m:den>
+                </m:f>
+                <m:r>
+                  <m:rPr>
+                    <m:sty m:val="p"/>
+                  </m:rPr>
+                  <m:t>=</m:t>
+                </m:r>
+                <m:f>
+                  <m:fPr>
+                    <m:type m:val="bar"/>
+                  </m:fPr>
+                  <m:num>
+                    <m:r>
+                      <m:t>3</m:t>
+                    </m:r>
+                  </m:num>
+                  <m:den>
+                    <m:r>
+                      <m:t>3</m:t>
+                    </m:r>
+                    <m:r>
+                      <m:t>x</m:t>
+                    </m:r>
+                  </m:den>
+                </m:f>
+                <m:r>
+                  <m:t>  </m:t>
+                </m:r>
+                <m:r>
+                  <m:rPr>
+                    <m:nor/>
+                    <m:sty m:val="p"/>
+                    <m:scr m:val="sans-serif"/>
+                  </m:rPr>
+                  <m:t>if </m:t>
+                </m:r>
+                <m:r>
+                  <m:t> </m:t>
+                </m:r>
+                <m:r>
+                  <m:t>x</m:t>
+                </m:r>
+                <m:r>
+                  <m:rPr>
+                    <m:sty m:val="p"/>
+                  </m:rPr>
+                  <m:t>≠</m:t>
+                </m:r>
+                <m:r>
+                  <m:t>0</m:t>
+                </m:r>
+              </m:oMath>
+            </m:oMathPara>
+          </w:p>
+          <w:p>
+            <w:pPr>
+              <w:pStyle w:val="FirstParagraph"/>
+            </w:pPr>
+            <w:r>
+              <w:t xml:space="preserve">Dividing both numerator and denominator by a common factor (</w:t>
+            </w:r>
+            <w:r>
+              <w:rPr>
+                <w:b/>
+                <w:bCs/>
+              </w:rPr>
+              <w:t xml:space="preserve">cancelling</w:t>
+            </w:r>
+            <w:r>
+              <w:t xml:space="preserve">):</w:t>
+            </w:r>
+          </w:p>
+          <w:p>
+            <w:pPr>
+              <w:pStyle w:val="BodyText"/>
+            </w:pPr>
+            <m:oMathPara>
+              <m:oMathParaPr>
+                <m:jc m:val="center"/>
+              </m:oMathParaPr>
+              <m:oMath>
+                <m:f>
+                  <m:fPr>
+                    <m:type m:val="bar"/>
+                  </m:fPr>
+                  <m:num>
+                    <m:r>
+                      <m:t>6</m:t>
+                    </m:r>
+                    <m:sSup>
+                      <m:e>
+                        <m:r>
+                          <m:t>x</m:t>
+                        </m:r>
+                      </m:e>
+                      <m:sup>
+                        <m:r>
+                          <m:t>2</m:t>
+                        </m:r>
+                      </m:sup>
+                    </m:sSup>
+                  </m:num>
+                  <m:den>
+                    <m:r>
+                      <m:t>9</m:t>
+                    </m:r>
+                    <m:r>
+                      <m:t>x</m:t>
+                    </m:r>
+                  </m:den>
+                </m:f>
+                <m:r>
+                  <m:rPr>
+                    <m:sty m:val="p"/>
+                  </m:rPr>
+                  <m:t>=</m:t>
+                </m:r>
+                <m:f>
+                  <m:fPr>
+                    <m:type m:val="bar"/>
+                  </m:fPr>
+                  <m:num>
+                    <m:r>
+                      <m:t>6</m:t>
+                    </m:r>
+                    <m:sSup>
+                      <m:e>
+                        <m:r>
+                          <m:t>x</m:t>
+                        </m:r>
+                      </m:e>
+                      <m:sup>
+                        <m:r>
+                          <m:t>2</m:t>
+                        </m:r>
+                      </m:sup>
+                    </m:sSup>
+                    <m:r>
+                      <m:rPr>
+                        <m:sty m:val="p"/>
+                      </m:rPr>
+                      <m:t>÷</m:t>
+                    </m:r>
+                    <m:r>
+                      <m:t>3</m:t>
+                    </m:r>
+                    <m:r>
+                      <m:t>x</m:t>
+                    </m:r>
+                  </m:num>
+                  <m:den>
+                    <m:r>
+                      <m:t>9</m:t>
+                    </m:r>
+                    <m:r>
+                      <m:t>x</m:t>
+                    </m:r>
+                    <m:r>
+                      <m:rPr>
+                        <m:sty m:val="p"/>
+                      </m:rPr>
+                      <m:t>÷</m:t>
+                    </m:r>
+                    <m:r>
+                      <m:t>3</m:t>
+                    </m:r>
+                    <m:r>
+                      <m:t>x</m:t>
+                    </m:r>
+                  </m:den>
+                </m:f>
+                <m:r>
+                  <m:rPr>
+                    <m:sty m:val="p"/>
+                  </m:rPr>
+                  <m:t>=</m:t>
+                </m:r>
+                <m:f>
+                  <m:fPr>
+                    <m:type m:val="bar"/>
+                  </m:fPr>
+                  <m:num>
+                    <m:r>
+                      <m:t>2</m:t>
+                    </m:r>
+                    <m:r>
+                      <m:t>x</m:t>
+                    </m:r>
+                  </m:num>
+                  <m:den>
+                    <m:r>
+                      <m:t>3</m:t>
+                    </m:r>
+                  </m:den>
+                </m:f>
+                <m:r>
+                  <m:t>  </m:t>
+                </m:r>
+                <m:r>
+                  <m:rPr>
+                    <m:nor/>
+                    <m:sty m:val="p"/>
+                    <m:scr m:val="sans-serif"/>
+                  </m:rPr>
+                  <m:t>if </m:t>
+                </m:r>
+                <m:r>
+                  <m:t> </m:t>
+                </m:r>
+                <m:r>
+                  <m:t>x</m:t>
+                </m:r>
+                <m:r>
+                  <m:rPr>
+                    <m:sty m:val="p"/>
+                  </m:rPr>
+                  <m:t>≠</m:t>
+                </m:r>
+                <m:r>
+                  <m:t>0</m:t>
+                </m:r>
+              </m:oMath>
+            </m:oMathPara>
+          </w:p>
+          <w:p>
+            <w:pPr>
+              <w:pStyle w:val="FirstParagraph"/>
+            </w:pPr>
+            <w:r>
+              <w:t xml:space="preserve">Multiplying both numerator and denominator by the same non-zero variable expression:</w:t>
+            </w:r>
+          </w:p>
+          <w:p>
+            <w:pPr>
+              <w:pStyle w:val="BodyText"/>
+            </w:pPr>
+            <m:oMathPara>
+              <m:oMathParaPr>
+                <m:jc m:val="center"/>
+              </m:oMathParaPr>
+              <m:oMath>
+                <m:f>
+                  <m:fPr>
+                    <m:type m:val="bar"/>
+                  </m:fPr>
+                  <m:num>
+                    <m:r>
+                      <m:t>2</m:t>
+                    </m:r>
+                  </m:num>
+                  <m:den>
+                    <m:r>
+                      <m:t>x</m:t>
+                    </m:r>
+                  </m:den>
+                </m:f>
+                <m:r>
+                  <m:rPr>
+                    <m:sty m:val="p"/>
+                  </m:rPr>
+                  <m:t>=</m:t>
+                </m:r>
+                <m:f>
+                  <m:fPr>
+                    <m:type m:val="bar"/>
+                  </m:fPr>
+                  <m:num>
+                    <m:r>
+                      <m:t>2</m:t>
+                    </m:r>
+                    <m:d>
+                      <m:dPr>
+                        <m:begChr m:val="("/>
+                        <m:sepChr m:val=""/>
+                        <m:endChr m:val=")"/>
+                        <m:grow/>
+                      </m:dPr>
+                      <m:e>
+                        <m:r>
+                          <m:t>t</m:t>
+                        </m:r>
+                        <m:r>
+                          <m:rPr>
+                            <m:sty m:val="p"/>
+                          </m:rPr>
+                          <m:t>+</m:t>
+                        </m:r>
+                        <m:r>
+                          <m:t>1</m:t>
+                        </m:r>
+                      </m:e>
+                    </m:d>
+                  </m:num>
+                  <m:den>
+                    <m:r>
+                      <m:t>x</m:t>
+                    </m:r>
+                    <m:d>
+                      <m:dPr>
+                        <m:begChr m:val="("/>
+                        <m:sepChr m:val=""/>
+                        <m:endChr m:val=")"/>
+                        <m:grow/>
+                      </m:dPr>
+                      <m:e>
+                        <m:r>
+                          <m:t>t</m:t>
+                        </m:r>
+                        <m:r>
+                          <m:rPr>
+                            <m:sty m:val="p"/>
+                          </m:rPr>
+                          <m:t>+</m:t>
+                        </m:r>
+                        <m:r>
+                          <m:t>1</m:t>
+                        </m:r>
+                      </m:e>
+                    </m:d>
+                  </m:den>
+                </m:f>
+                <m:r>
+                  <m:t>  </m:t>
+                </m:r>
+                <m:r>
+                  <m:rPr>
+                    <m:nor/>
+                    <m:sty m:val="p"/>
+                    <m:scr m:val="sans-serif"/>
+                  </m:rPr>
+                  <m:t>if </m:t>
+                </m:r>
+                <m:r>
+                  <m:t> </m:t>
+                </m:r>
+                <m:r>
+                  <m:t>x</m:t>
+                </m:r>
+                <m:r>
+                  <m:rPr>
+                    <m:sty m:val="p"/>
+                  </m:rPr>
+                  <m:t>≠</m:t>
+                </m:r>
+                <m:r>
+                  <m:t>0</m:t>
+                </m:r>
+                <m:r>
+                  <m:t> </m:t>
+                </m:r>
+                <m:r>
+                  <m:rPr>
+                    <m:nor/>
+                    <m:sty m:val="p"/>
+                    <m:scr m:val="sans-serif"/>
+                  </m:rPr>
+                  <m:t> and </m:t>
+                </m:r>
+                <m:r>
+                  <m:t> </m:t>
+                </m:r>
+                <m:r>
+                  <m:t>t</m:t>
+                </m:r>
+                <m:r>
+                  <m:rPr>
+                    <m:sty m:val="p"/>
+                  </m:rPr>
+                  <m:t>≠</m:t>
+                </m:r>
+                <m:r>
+                  <m:rPr>
+                    <m:sty m:val="p"/>
+                  </m:rPr>
+                  <m:t>−</m:t>
+                </m:r>
+                <m:r>
+                  <m:t>1</m:t>
+                </m:r>
+              </m:oMath>
+            </m:oMathPara>
+          </w:p>
+          <w:p>
+            <w:pPr>
+              <w:pStyle w:val="FirstParagraph"/>
+            </w:pPr>
+            <w:pPr>
+              <w:spacing w:after="16"/>
+            </w:pPr>
+            <w:r>
+              <w:t xml:space="preserve">Writing a non-zero whole number as an algebraic fraction:</w:t>
+            </w:r>
+          </w:p>
+          <w:p>
+            <w:pPr>
+              <w:pStyle w:val="BodyText"/>
+            </w:pPr>
+            <m:oMathPara>
+              <m:oMathParaPr>
+                <m:jc m:val="center"/>
+              </m:oMathParaPr>
+              <m:oMath>
+                <m:r>
+                  <m:t>2</m:t>
+                </m:r>
+                <m:r>
+                  <m:rPr>
+                    <m:sty m:val="p"/>
+                  </m:rPr>
+                  <m:t>=</m:t>
+                </m:r>
+                <m:f>
+                  <m:fPr>
+                    <m:type m:val="bar"/>
+                  </m:fPr>
+                  <m:num>
+                    <m:r>
+                      <m:t>2</m:t>
+                    </m:r>
+                  </m:num>
+                  <m:den>
+                    <m:r>
+                      <m:t>1</m:t>
+                    </m:r>
+                  </m:den>
+                </m:f>
+                <m:r>
+                  <m:rPr>
+                    <m:sty m:val="p"/>
+                  </m:rPr>
+                  <m:t>=</m:t>
+                </m:r>
+                <m:f>
+                  <m:fPr>
+                    <m:type m:val="bar"/>
+                  </m:fPr>
+                  <m:num>
+                    <m:r>
+                      <m:t>2</m:t>
+                    </m:r>
+                    <m:r>
+                      <m:t>x</m:t>
+                    </m:r>
+                  </m:num>
+                  <m:den>
+                    <m:r>
+                      <m:t>x</m:t>
+                    </m:r>
+                  </m:den>
+                </m:f>
+                <m:r>
+                  <m:rPr>
+                    <m:sty m:val="p"/>
+                  </m:rPr>
+                  <m:t>=</m:t>
+                </m:r>
+                <m:f>
+                  <m:fPr>
+                    <m:type m:val="bar"/>
+                  </m:fPr>
+                  <m:num>
+                    <m:r>
+                      <m:t>2</m:t>
+                    </m:r>
+                    <m:r>
+                      <m:t>x</m:t>
+                    </m:r>
+                    <m:d>
+                      <m:dPr>
+                        <m:begChr m:val="("/>
+                        <m:sepChr m:val=""/>
+                        <m:endChr m:val=")"/>
+                        <m:grow/>
+                      </m:dPr>
+                      <m:e>
+                        <m:r>
+                          <m:t>x</m:t>
+                        </m:r>
+                        <m:r>
+                          <m:rPr>
+                            <m:sty m:val="p"/>
+                          </m:rPr>
+                          <m:t>+</m:t>
+                        </m:r>
+                        <m:r>
+                          <m:t>1</m:t>
+                        </m:r>
+                      </m:e>
+                    </m:d>
+                  </m:num>
+                  <m:den>
+                    <m:r>
+                      <m:t>x</m:t>
+                    </m:r>
+                    <m:d>
+                      <m:dPr>
+                        <m:begChr m:val="("/>
+                        <m:sepChr m:val=""/>
+                        <m:endChr m:val=")"/>
+                        <m:grow/>
+                      </m:dPr>
+                      <m:e>
+                        <m:r>
+                          <m:t>x</m:t>
+                        </m:r>
+                        <m:r>
+                          <m:rPr>
+                            <m:sty m:val="p"/>
+                          </m:rPr>
+                          <m:t>+</m:t>
+                        </m:r>
+                        <m:r>
+                          <m:t>1</m:t>
+                        </m:r>
+                      </m:e>
+                    </m:d>
+                  </m:den>
+                </m:f>
+                <m:r>
+                  <m:t>  </m:t>
+                </m:r>
+                <m:r>
+                  <m:rPr>
+                    <m:nor/>
+                    <m:sty m:val="p"/>
+                    <m:scr m:val="sans-serif"/>
+                  </m:rPr>
+                  <m:t>if </m:t>
+                </m:r>
+                <m:r>
+                  <m:t> </m:t>
+                </m:r>
+                <m:r>
+                  <m:t>x</m:t>
+                </m:r>
+                <m:r>
+                  <m:rPr>
+                    <m:sty m:val="p"/>
+                  </m:rPr>
+                  <m:t>≠</m:t>
+                </m:r>
+                <m:r>
+                  <m:t>0</m:t>
+                </m:r>
+                <m:r>
+                  <m:t> </m:t>
+                </m:r>
+                <m:r>
+                  <m:rPr>
+                    <m:nor/>
+                    <m:sty m:val="p"/>
+                    <m:scr m:val="sans-serif"/>
+                  </m:rPr>
+                  <m:t> and </m:t>
+                </m:r>
+                <m:r>
+                  <m:t> </m:t>
+                </m:r>
+                <m:r>
+                  <m:t>x</m:t>
+                </m:r>
+                <m:r>
+                  <m:rPr>
+                    <m:sty m:val="p"/>
+                  </m:rPr>
+                  <m:t>≠</m:t>
+                </m:r>
+                <m:r>
+                  <m:rPr>
+                    <m:sty m:val="p"/>
+                  </m:rPr>
+                  <m:t>−</m:t>
+                </m:r>
+                <m:r>
+                  <m:t>1</m:t>
+                </m:r>
+              </m:oMath>
+            </m:oMathPara>
+          </w:p>
+        </w:tc>
+      </w:tr>
+    </w:tbl>
+    <w:bookmarkEnd w:id="52"/>
+    <w:bookmarkStart w:id="67" w:name="simplifying-algebraic-fractions"/>
+    <w:p>
+      <w:pPr>
+        <w:pStyle w:val="Heading1"/>
+      </w:pPr>
+      <w:r>
+        <w:t xml:space="preserve">Simplifying algebraic fractions</w:t>
+      </w:r>
+    </w:p>
+    <w:p>
+      <w:pPr>
+        <w:pStyle w:val="FirstParagraph"/>
+      </w:pPr>
+      <w:r>
+        <w:t xml:space="preserve">Similarly to numerical fractions, algebraic fractions can also be written in a simplified form. Simplifying makes expressions more convenient to work with, and it helps when comparing fractions or solving equations.</w:t>
+      </w:r>
+    </w:p>
+    <w:tbl>
+      <w:tblPr>
+        <w:tblStyle w:val="Table"/>
+        <w:tblLook w:firstRow="0" w:lastRow="0" w:firstColumn="0" w:lastColumn="0" w:noHBand="0" w:noVBand="0" w:val="0000"/>
+        <w:tblBorders>
+          <w:top w:val="single" w:sz="4" w:space="0" w:color="0758E5"/>
+          <w:left w:val="single" w:sz="24" w:space="0" w:color="0758E5"/>
+          <w:bottom w:val="single" w:sz="4" w:space="0" w:color="0758E5"/>
+          <w:right w:val="single" w:sz="4" w:space="0" w:color="0758E5"/>
+        </w:tblBorders>
+        <w:tblCellMar>
+          <w:left w:w="144" w:type="dxa"/>
+          <w:right w:w="144" w:type="dxa"/>
+        </w:tblCellMar>
+        <w:tblLook w:firstRow="0" w:lastRow="0" w:firstColumn="0" w:lastColumn="0" w:noHBand="0" w:noVBand="0" w:val="0000"/>
+      </w:tblPr>
+      <w:tr>
+        <w:trPr>
+          <w:cantSplit/>
+        </w:trPr>
+        <w:tc>
+          <w:tcPr>
+            <w:shd w:color="auto" w:fill="dae6fb" w:val="clear"/>
+            <w:tcMar>
+              <w:top w:w="92" w:type="dxa"/>
+              <w:bottom w:w="92" w:type="dxa"/>
+            </w:tcMar>
+          </w:tcPr>
+          <w:p>
+            <w:pPr>
+              <w:pStyle w:val="BodyText"/>
+            </w:pPr>
+            <w:pPr>
+              <w:spacing w:before="0" w:after="0"/>
+              <w:textAlignment w:val="center"/>
+            </w:pPr>
+            <w:r>
+              <w:drawing>
+                <wp:inline>
+                  <wp:extent cx="152400" cy="152400"/>
+                  <wp:effectExtent b="0" l="0" r="0" t="0"/>
+                  <wp:docPr descr="" title="" id="53" name="Picture"/>
+                  <a:graphic>
+                    <a:graphicData uri="http://schemas.openxmlformats.org/drawingml/2006/picture">
+                      <pic:pic>
+                        <pic:nvPicPr>
+                          <pic:cNvPr descr="/Applications/quarto/share/formats/docx/note.png" id="54" name="Picture"/>
+                          <pic:cNvPicPr>
+                            <a:picLocks noChangeArrowheads="1" noChangeAspect="1"/>
+                          </pic:cNvPicPr>
+                        </pic:nvPicPr>
+                        <pic:blipFill>
+                          <a:blip r:embed="rId24"/>
+                          <a:stretch>
+                            <a:fillRect/>
+                          </a:stretch>
+                        </pic:blipFill>
+                        <pic:spPr bwMode="auto">
+                          <a:xfrm>
+                            <a:off x="0" y="0"/>
+                            <a:ext cx="152400" cy="152400"/>
+                          </a:xfrm>
+                          <a:prstGeom prst="rect">
+                            <a:avLst/>
+                          </a:prstGeom>
+                          <a:noFill/>
+                          <a:ln w="9525">
+                            <a:noFill/>
+                            <a:headEnd/>
+                            <a:tailEnd/>
+                          </a:ln>
+                        </pic:spPr>
+                      </pic:pic>
+                    </a:graphicData>
+                  </a:graphic>
+                </wp:inline>
+              </w:drawing>
+            </w:r>
+            <w:r>
+              <w:t xml:space="preserve"> </w:t>
+            </w:r>
+            <w:r>
+              <w:t xml:space="preserve"> </w:t>
+            </w:r>
+            <w:r>
+              <w:t xml:space="preserve">Simplifying algebraic fractions</w:t>
+            </w:r>
+          </w:p>
+        </w:tc>
+      </w:tr>
+      <w:tr>
+        <w:trPr>
+          <w:cantSplit/>
+        </w:trPr>
+        <w:tc>
+          <w:tcPr>
+            <w:tcMar>
+              <w:top w:w="108" w:type="dxa"/>
+              <w:bottom w:w="108" w:type="dxa"/>
+            </w:tcMar>
+          </w:tcPr>
+          <w:p>
+            <w:pPr>
+              <w:pStyle w:val="BodyText"/>
+            </w:pPr>
+            <w:pPr>
+              <w:spacing w:before="16"/>
+            </w:pPr>
+            <w:r>
+              <w:t xml:space="preserve">A</w:t>
+            </w:r>
+            <w:r>
+              <w:t xml:space="preserve"> </w:t>
+            </w:r>
+            <w:r>
+              <w:rPr>
+                <w:b/>
+                <w:bCs/>
+              </w:rPr>
+              <w:t xml:space="preserve">simplified algebraic fraction</w:t>
+            </w:r>
+            <w:r>
+              <w:t xml:space="preserve"> </w:t>
+            </w:r>
+            <w:r>
+              <w:t xml:space="preserve">is one where you have divided the numerator and denominator by all their common factors.</w:t>
+            </w:r>
+          </w:p>
+          <w:p>
+            <w:pPr>
+              <w:pStyle w:val="BodyText"/>
+            </w:pPr>
+            <w:r>
+              <w:t xml:space="preserve">To simplify an algebraic fraction:</w:t>
+            </w:r>
+          </w:p>
+          <w:p>
+            <w:pPr>
+              <w:pStyle w:val="Compact"/>
+              <w:numPr>
+                <w:ilvl w:val="0"/>
+                <w:numId w:val="1003"/>
+              </w:numPr>
+            </w:pPr>
+            <w:r>
+              <w:t xml:space="preserve">Factorize the numerator and the denominator completely.</w:t>
+            </w:r>
+          </w:p>
+          <w:p>
+            <w:pPr>
+              <w:pStyle w:val="Compact"/>
+              <w:numPr>
+                <w:ilvl w:val="0"/>
+                <w:numId w:val="1003"/>
+              </w:numPr>
+            </w:pPr>
+            <w:r>
+              <w:t xml:space="preserve">State the restrictions on the denominator, if any exist.</w:t>
+            </w:r>
+          </w:p>
+          <w:p>
+            <w:pPr>
+              <w:pStyle w:val="Compact"/>
+              <w:numPr>
+                <w:ilvl w:val="0"/>
+                <w:numId w:val="1003"/>
+              </w:numPr>
+            </w:pPr>
+            <w:r>
+              <w:t xml:space="preserve">Cancel any common factors that appear in both the numerator and the denominator.</w:t>
+            </w:r>
+          </w:p>
+          <w:p>
+            <w:pPr>
+              <w:pStyle w:val="Compact"/>
+              <w:numPr>
+                <w:ilvl w:val="0"/>
+                <w:numId w:val="1003"/>
+              </w:numPr>
+            </w:pPr>
+            <w:r>
+              <w:t xml:space="preserve">Write the final simplified result.</w:t>
+            </w:r>
+          </w:p>
+          <w:p/>
+        </w:tc>
+      </w:tr>
+    </w:tbl>
+    <w:p>
+      <w:pPr>
+        <w:pStyle w:val="FirstParagraph"/>
+      </w:pPr>
+      <w:r>
+        <w:t xml:space="preserve"> </w:t>
+      </w:r>
+    </w:p>
+    <w:tbl>
+      <w:tblPr>
+        <w:tblStyle w:val="Table"/>
+        <w:tblLook w:firstRow="0" w:lastRow="0" w:firstColumn="0" w:lastColumn="0" w:noHBand="0" w:noVBand="0" w:val="0000"/>
+        <w:tblBorders>
+          <w:top w:val="single" w:sz="4" w:space="0" w:color="CC1914"/>
+          <w:left w:val="single" w:sz="24" w:space="0" w:color="CC1914"/>
+          <w:bottom w:val="single" w:sz="4" w:space="0" w:color="CC1914"/>
+          <w:right w:val="single" w:sz="4" w:space="0" w:color="CC1914"/>
+        </w:tblBorders>
+        <w:tblCellMar>
+          <w:left w:w="144" w:type="dxa"/>
+          <w:right w:w="144" w:type="dxa"/>
+        </w:tblCellMar>
+        <w:tblLook w:firstRow="0" w:lastRow="0" w:firstColumn="0" w:lastColumn="0" w:noHBand="0" w:noVBand="0" w:val="0000"/>
+      </w:tblPr>
+      <w:tr>
+        <w:trPr>
+          <w:cantSplit/>
+        </w:trPr>
+        <w:tc>
+          <w:tcPr>
+            <w:shd w:color="auto" w:fill="f7dddc" w:val="clear"/>
+            <w:tcMar>
+              <w:top w:w="92" w:type="dxa"/>
+              <w:bottom w:w="92" w:type="dxa"/>
+            </w:tcMar>
+          </w:tcPr>
+          <w:p>
+            <w:pPr>
+              <w:pStyle w:val="BodyText"/>
+            </w:pPr>
+            <w:pPr>
+              <w:spacing w:before="0" w:after="0"/>
+              <w:textAlignment w:val="center"/>
+            </w:pPr>
+            <w:r>
+              <w:drawing>
+                <wp:inline>
+                  <wp:extent cx="152400" cy="152400"/>
+                  <wp:effectExtent b="0" l="0" r="0" t="0"/>
+                  <wp:docPr descr="" title="" id="55" name="Picture"/>
+                  <a:graphic>
+                    <a:graphicData uri="http://schemas.openxmlformats.org/drawingml/2006/picture">
+                      <pic:pic>
+                        <pic:nvPicPr>
+                          <pic:cNvPr descr="/Applications/quarto/share/formats/docx/important.png" id="56" name="Picture"/>
+                          <pic:cNvPicPr>
+                            <a:picLocks noChangeArrowheads="1" noChangeAspect="1"/>
+                          </pic:cNvPicPr>
+                        </pic:nvPicPr>
+                        <pic:blipFill>
+                          <a:blip r:embed="rId27"/>
+                          <a:stretch>
+                            <a:fillRect/>
+                          </a:stretch>
+                        </pic:blipFill>
+                        <pic:spPr bwMode="auto">
+                          <a:xfrm>
+                            <a:off x="0" y="0"/>
+                            <a:ext cx="152400" cy="152400"/>
+                          </a:xfrm>
+                          <a:prstGeom prst="rect">
+                            <a:avLst/>
+                          </a:prstGeom>
+                          <a:noFill/>
+                          <a:ln w="9525">
+                            <a:noFill/>
+                            <a:headEnd/>
+                            <a:tailEnd/>
+                          </a:ln>
+                        </pic:spPr>
+                      </pic:pic>
+                    </a:graphicData>
+                  </a:graphic>
+                </wp:inline>
+              </w:drawing>
+            </w:r>
+            <w:r>
+              <w:t xml:space="preserve"> </w:t>
+            </w:r>
+            <w:r>
+              <w:t xml:space="preserve"> </w:t>
+            </w:r>
+            <w:r>
+              <w:t xml:space="preserve">Important</w:t>
+            </w:r>
+          </w:p>
+        </w:tc>
+      </w:tr>
+      <w:tr>
+        <w:trPr>
+          <w:cantSplit/>
+        </w:trPr>
+        <w:tc>
+          <w:tcPr>
+            <w:tcMar>
+              <w:top w:w="108" w:type="dxa"/>
+              <w:bottom w:w="108" w:type="dxa"/>
+            </w:tcMar>
+          </w:tcPr>
+          <w:p>
+            <w:pPr>
+              <w:pStyle w:val="BodyText"/>
+            </w:pPr>
+            <w:pPr>
+              <w:spacing w:before="16"/>
+            </w:pPr>
+            <w:r>
+              <w:t xml:space="preserve">Between the numerator and the denominator, you can only cancel</w:t>
+            </w:r>
+            <w:r>
+              <w:t xml:space="preserve"> </w:t>
+            </w:r>
+            <w:r>
+              <w:rPr>
+                <w:b/>
+                <w:bCs/>
+              </w:rPr>
+              <w:t xml:space="preserve">factors</w:t>
+            </w:r>
+            <w:r>
+              <w:t xml:space="preserve">, not terms.</w:t>
+            </w:r>
+          </w:p>
+          <w:p>
+            <w:pPr>
+              <w:pStyle w:val="Compact"/>
+              <w:numPr>
+                <w:ilvl w:val="0"/>
+                <w:numId w:val="1004"/>
+              </w:numPr>
+            </w:pPr>
+            <w:r>
+              <w:t xml:space="preserve">A factor is part of a multiplication. In</w:t>
+            </w:r>
+            <w:r>
+              <w:t xml:space="preserve"> </w:t>
+            </w:r>
+            <m:oMath>
+              <m:r>
+                <m:t>x</m:t>
+              </m:r>
+              <m:d>
+                <m:dPr>
+                  <m:begChr m:val="("/>
+                  <m:sepChr m:val=""/>
+                  <m:endChr m:val=")"/>
+                  <m:grow/>
+                </m:dPr>
+                <m:e>
+                  <m:r>
+                    <m:t>x</m:t>
+                  </m:r>
+                  <m:r>
+                    <m:rPr>
+                      <m:sty m:val="p"/>
+                    </m:rPr>
+                    <m:t>+</m:t>
+                  </m:r>
+                  <m:r>
+                    <m:t>3</m:t>
+                  </m:r>
+                </m:e>
+              </m:d>
+            </m:oMath>
+            <w:r>
+              <w:t xml:space="preserve">, both</w:t>
+            </w:r>
+            <w:r>
+              <w:t xml:space="preserve"> </w:t>
+            </w:r>
+            <m:oMath>
+              <m:r>
+                <m:t>x</m:t>
+              </m:r>
+            </m:oMath>
+            <w:r>
+              <w:t xml:space="preserve"> </w:t>
+            </w:r>
+            <w:r>
+              <w:t xml:space="preserve">and</w:t>
+            </w:r>
+            <w:r>
+              <w:t xml:space="preserve"> </w:t>
+            </w:r>
+            <m:oMath>
+              <m:d>
+                <m:dPr>
+                  <m:begChr m:val="("/>
+                  <m:sepChr m:val=""/>
+                  <m:endChr m:val=")"/>
+                  <m:grow/>
+                </m:dPr>
+                <m:e>
+                  <m:r>
+                    <m:t>x</m:t>
+                  </m:r>
+                  <m:r>
+                    <m:rPr>
+                      <m:sty m:val="p"/>
+                    </m:rPr>
+                    <m:t>+</m:t>
+                  </m:r>
+                  <m:r>
+                    <m:t>3</m:t>
+                  </m:r>
+                </m:e>
+              </m:d>
+            </m:oMath>
+            <w:r>
+              <w:t xml:space="preserve"> </w:t>
+            </w:r>
+            <w:r>
+              <w:t xml:space="preserve">are factors.</w:t>
+            </w:r>
+          </w:p>
+          <w:p>
+            <w:pPr>
+              <w:pStyle w:val="Compact"/>
+              <w:numPr>
+                <w:ilvl w:val="0"/>
+                <w:numId w:val="1004"/>
+              </w:numPr>
+            </w:pPr>
+            <w:r>
+              <w:t xml:space="preserve">A term is part of an addition or subtraction. In</w:t>
+            </w:r>
+            <w:r>
+              <w:t xml:space="preserve"> </w:t>
+            </w:r>
+            <m:oMath>
+              <m:r>
+                <m:t>x</m:t>
+              </m:r>
+              <m:r>
+                <m:rPr>
+                  <m:sty m:val="p"/>
+                </m:rPr>
+                <m:t>+</m:t>
+              </m:r>
+              <m:r>
+                <m:t>3</m:t>
+              </m:r>
+            </m:oMath>
+            <w:r>
+              <w:t xml:space="preserve">, both</w:t>
+            </w:r>
+            <w:r>
+              <w:t xml:space="preserve"> </w:t>
+            </w:r>
+            <m:oMath>
+              <m:r>
+                <m:t>x</m:t>
+              </m:r>
+            </m:oMath>
+            <w:r>
+              <w:t xml:space="preserve"> </w:t>
+            </w:r>
+            <w:r>
+              <w:t xml:space="preserve">and</w:t>
+            </w:r>
+            <w:r>
+              <w:t xml:space="preserve"> </w:t>
+            </w:r>
+            <m:oMath>
+              <m:r>
+                <m:t>3</m:t>
+              </m:r>
+            </m:oMath>
+            <w:r>
+              <w:t xml:space="preserve"> </w:t>
+            </w:r>
+            <w:r>
+              <w:t xml:space="preserve">are terms.</w:t>
+            </w:r>
+          </w:p>
+          <w:p>
+            <w:pPr>
+              <w:pStyle w:val="FirstParagraph"/>
+            </w:pPr>
+            <w:r>
+              <w:t xml:space="preserve">This is why, in the simplifying process, you cannot cancel the</w:t>
+            </w:r>
+            <w:r>
+              <w:t xml:space="preserve"> </w:t>
+            </w:r>
+            <m:oMath>
+              <m:r>
+                <m:t>x</m:t>
+              </m:r>
+            </m:oMath>
+            <w:r>
+              <w:t xml:space="preserve"> </w:t>
+            </w:r>
+            <w:r>
+              <w:t xml:space="preserve">terms by writing</w:t>
+            </w:r>
+          </w:p>
+          <w:p>
+            <w:pPr>
+              <w:pStyle w:val="BodyText"/>
+            </w:pPr>
+            <m:oMathPara>
+              <m:oMathParaPr>
+                <m:jc m:val="center"/>
+              </m:oMathParaPr>
+              <m:oMath>
+                <m:f>
+                  <m:fPr>
+                    <m:type m:val="bar"/>
+                  </m:fPr>
+                  <m:num>
+                    <m:r>
+                      <m:t>x</m:t>
+                    </m:r>
+                    <m:r>
+                      <m:rPr>
+                        <m:sty m:val="p"/>
+                      </m:rPr>
+                      <m:t>+</m:t>
+                    </m:r>
+                    <m:r>
+                      <m:t>3</m:t>
+                    </m:r>
+                  </m:num>
+                  <m:den>
+                    <m:r>
+                      <m:t>x</m:t>
+                    </m:r>
+                    <m:r>
+                      <m:rPr>
+                        <m:sty m:val="p"/>
+                      </m:rPr>
+                      <m:t>+</m:t>
+                    </m:r>
+                    <m:r>
+                      <m:t>2</m:t>
+                    </m:r>
+                  </m:den>
+                </m:f>
+                <m:r>
+                  <m:rPr>
+                    <m:sty m:val="p"/>
+                  </m:rPr>
+                  <m:t>=</m:t>
+                </m:r>
+                <m:f>
+                  <m:fPr>
+                    <m:type m:val="bar"/>
+                  </m:fPr>
+                  <m:num>
+                    <m:acc>
+                      <m:accPr>
+                        <m:chr m:val="̸"/>
+                      </m:accPr>
+                      <m:e>
+                        <m:r>
+                          <m:t>x</m:t>
+                        </m:r>
+                      </m:e>
+                    </m:acc>
+                    <m:r>
+                      <m:rPr>
+                        <m:sty m:val="p"/>
+                      </m:rPr>
+                      <m:t>+</m:t>
+                    </m:r>
+                    <m:r>
+                      <m:t>3</m:t>
+                    </m:r>
+                  </m:num>
+                  <m:den>
+                    <m:acc>
+                      <m:accPr>
+                        <m:chr m:val="̸"/>
+                      </m:accPr>
+                      <m:e>
+                        <m:r>
+                          <m:t>x</m:t>
+                        </m:r>
+                      </m:e>
+                    </m:acc>
+                    <m:r>
+                      <m:rPr>
+                        <m:sty m:val="p"/>
+                      </m:rPr>
+                      <m:t>+</m:t>
+                    </m:r>
+                    <m:r>
+                      <m:t>2</m:t>
+                    </m:r>
+                  </m:den>
+                </m:f>
+                <m:r>
+                  <m:rPr>
+                    <m:sty m:val="p"/>
+                  </m:rPr>
+                  <m:t>=</m:t>
+                </m:r>
+                <m:f>
+                  <m:fPr>
+                    <m:type m:val="bar"/>
+                  </m:fPr>
+                  <m:num>
+                    <m:r>
+                      <m:t>3</m:t>
+                    </m:r>
+                  </m:num>
+                  <m:den>
+                    <m:r>
+                      <m:t>2</m:t>
+                    </m:r>
+                  </m:den>
+                </m:f>
+              </m:oMath>
+            </m:oMathPara>
+          </w:p>
+          <w:p>
+            <w:pPr>
+              <w:pStyle w:val="FirstParagraph"/>
+            </w:pPr>
+            <w:pPr>
+              <w:spacing w:after="16"/>
+            </w:pPr>
+            <w:r>
+              <w:t xml:space="preserve">For more about factors and terms, see</w:t>
+            </w:r>
+            <w:r>
+              <w:t xml:space="preserve"> </w:t>
+            </w:r>
+            <w:hyperlink r:id="rId22">
+              <w:r>
+                <w:rPr>
+                  <w:rStyle w:val="Hyperlink"/>
+                </w:rPr>
+                <w:t xml:space="preserve">Guide: Factorization</w:t>
+              </w:r>
+            </w:hyperlink>
+            <w:r>
+              <w:t xml:space="preserve">.</w:t>
+            </w:r>
+          </w:p>
+          <w:p/>
+        </w:tc>
+      </w:tr>
+    </w:tbl>
+    <w:p>
+      <w:pPr>
+        <w:pStyle w:val="BodyText"/>
+      </w:pPr>
+      <w:r>
+        <w:t xml:space="preserve"> </w:t>
+      </w:r>
+    </w:p>
+    <w:tbl>
+      <w:tblPr>
+        <w:tblStyle w:val="Table"/>
+        <w:tblLook w:firstRow="0" w:lastRow="0" w:firstColumn="0" w:lastColumn="0" w:noHBand="0" w:noVBand="0" w:val="0000"/>
+        <w:tblBorders>
+          <w:top w:val="single" w:sz="4" w:space="0" w:color="CC1914"/>
+          <w:left w:val="single" w:sz="24" w:space="0" w:color="CC1914"/>
+          <w:bottom w:val="single" w:sz="4" w:space="0" w:color="CC1914"/>
+          <w:right w:val="single" w:sz="4" w:space="0" w:color="CC1914"/>
+        </w:tblBorders>
+        <w:tblCellMar>
+          <w:left w:w="144" w:type="dxa"/>
+          <w:right w:w="144" w:type="dxa"/>
+        </w:tblCellMar>
+        <w:tblLook w:firstRow="0" w:lastRow="0" w:firstColumn="0" w:lastColumn="0" w:noHBand="0" w:noVBand="0" w:val="0000"/>
+      </w:tblPr>
+      <w:tr>
+        <w:trPr>
+          <w:cantSplit/>
+        </w:trPr>
+        <w:tc>
+          <w:tcPr>
+            <w:shd w:color="auto" w:fill="f7dddc" w:val="clear"/>
+            <w:tcMar>
+              <w:top w:w="92" w:type="dxa"/>
+              <w:bottom w:w="92" w:type="dxa"/>
+            </w:tcMar>
+          </w:tcPr>
+          <w:p>
+            <w:pPr>
+              <w:pStyle w:val="BodyText"/>
+            </w:pPr>
+            <w:pPr>
+              <w:spacing w:before="0" w:after="0"/>
+              <w:textAlignment w:val="center"/>
+            </w:pPr>
+            <w:r>
+              <w:drawing>
+                <wp:inline>
+                  <wp:extent cx="152400" cy="152400"/>
+                  <wp:effectExtent b="0" l="0" r="0" t="0"/>
+                  <wp:docPr descr="" title="" id="57" name="Picture"/>
+                  <a:graphic>
+                    <a:graphicData uri="http://schemas.openxmlformats.org/drawingml/2006/picture">
+                      <pic:pic>
+                        <pic:nvPicPr>
+                          <pic:cNvPr descr="/Applications/quarto/share/formats/docx/important.png" id="58" name="Picture"/>
+                          <pic:cNvPicPr>
+                            <a:picLocks noChangeArrowheads="1" noChangeAspect="1"/>
+                          </pic:cNvPicPr>
+                        </pic:nvPicPr>
+                        <pic:blipFill>
+                          <a:blip r:embed="rId27"/>
+                          <a:stretch>
+                            <a:fillRect/>
+                          </a:stretch>
+                        </pic:blipFill>
+                        <pic:spPr bwMode="auto">
+                          <a:xfrm>
+                            <a:off x="0" y="0"/>
+                            <a:ext cx="152400" cy="152400"/>
+                          </a:xfrm>
+                          <a:prstGeom prst="rect">
+                            <a:avLst/>
+                          </a:prstGeom>
+                          <a:noFill/>
+                          <a:ln w="9525">
+                            <a:noFill/>
+                            <a:headEnd/>
+                            <a:tailEnd/>
+                          </a:ln>
+                        </pic:spPr>
+                      </pic:pic>
+                    </a:graphicData>
+                  </a:graphic>
+                </wp:inline>
+              </w:drawing>
+            </w:r>
+            <w:r>
+              <w:t xml:space="preserve"> </w:t>
+            </w:r>
+            <w:r>
+              <w:t xml:space="preserve"> </w:t>
+            </w:r>
+            <w:r>
+              <w:t xml:space="preserve">Important</w:t>
+            </w:r>
+          </w:p>
+        </w:tc>
+      </w:tr>
+      <w:tr>
+        <w:trPr>
+          <w:cantSplit/>
+        </w:trPr>
+        <w:tc>
+          <w:tcPr>
+            <w:tcMar>
+              <w:top w:w="108" w:type="dxa"/>
+              <w:bottom w:w="108" w:type="dxa"/>
+            </w:tcMar>
+          </w:tcPr>
+          <w:p>
+            <w:pPr>
+              <w:pStyle w:val="BodyText"/>
+            </w:pPr>
+            <w:pPr>
+              <w:spacing w:before="16" w:after="16"/>
+            </w:pPr>
+            <w:r>
+              <w:t xml:space="preserve">It’s really important that the restrictions are kept, even when the simplified algebraic expression doesn’t require any. This is because when cancelling factors, you cannot cancel by a factor of</w:t>
+            </w:r>
+            <w:r>
+              <w:t xml:space="preserve"> </w:t>
+            </w:r>
+            <m:oMath>
+              <m:r>
+                <m:t>0</m:t>
+              </m:r>
+            </m:oMath>
+            <w:r>
+              <w:t xml:space="preserve"> </w:t>
+            </w:r>
+            <w:r>
+              <w:t xml:space="preserve">on top and bottom. In addition to this, you can’t</w:t>
+            </w:r>
+            <w:r>
+              <w:t xml:space="preserve"> </w:t>
+            </w:r>
+            <w:r>
+              <w:t xml:space="preserve">‘forget’</w:t>
+            </w:r>
+            <w:r>
+              <w:t xml:space="preserve"> </w:t>
+            </w:r>
+            <w:r>
+              <w:t xml:space="preserve">that the restrictions ever existed in the first place. This is of critical importance when it comes to viewing algebraic fractions as formal functions with domains and codomains: see [Guide: Introduction to real-valued functions] for more.</w:t>
+            </w:r>
+          </w:p>
+          <w:p/>
+        </w:tc>
+      </w:tr>
+    </w:tbl>
+    <w:p>
+      <w:pPr>
+        <w:pStyle w:val="BodyText"/>
+      </w:pPr>
+      <w:r>
+        <w:t xml:space="preserve"> </w:t>
+      </w:r>
+    </w:p>
+    <w:tbl>
+      <w:tblPr>
+        <w:tblStyle w:val="Table"/>
+        <w:tblInd w:w="164" w:type="dxa"/>
+        <w:tblBorders>
+          <w:left w:val="single" w:sz="24" w:space="0" w:color="0758E5"/>
+        </w:tblBorders>
+        <w:tblCellMar>
+          <w:left w:w="0" w:type="dxa"/>
+          <w:right w:w="0" w:type="dxa"/>
+        </w:tblCellMar>
+        <w:tblLook w:firstRow="0" w:lastRow="0" w:firstColumn="0" w:lastColumn="0" w:noHBand="0" w:noVBand="0" w:val="0000"/>
+      </w:tblPr>
+      <w:tblGrid>
+        <w:gridCol w:w="7920"/>
+      </w:tblGrid>
+      <w:tr>
+        <w:trPr>
+          <w:cantSplit/>
+        </w:trPr>
+        <w:tc>
+          <w:tcPr>
+            <w:tcMar>
+              <w:left w:w="144" w:type="dxa"/>
+              <w:right w:w="144" w:type="dxa"/>
+            </w:tcMar>
+          </w:tcPr>
+          <w:p>
+            <w:pPr>
+              <w:pStyle w:val="BodyText"/>
+            </w:pPr>
+            <w:pPr>
+              <w:spacing w:before="0" w:after="8"/>
+              <w:jc w:val="center"/>
+            </w:pPr>
+            <w:r>
+              <w:drawing>
+                <wp:inline>
+                  <wp:extent cx="152400" cy="152400"/>
+                  <wp:effectExtent b="0" l="0" r="0" t="0"/>
+                  <wp:docPr descr="" title="" id="59" name="Picture"/>
+                  <a:graphic>
+                    <a:graphicData uri="http://schemas.openxmlformats.org/drawingml/2006/picture">
+                      <pic:pic>
+                        <pic:nvPicPr>
+                          <pic:cNvPr descr="/Applications/quarto/share/formats/docx/note.png" id="60" name="Picture"/>
+                          <pic:cNvPicPr>
+                            <a:picLocks noChangeArrowheads="1" noChangeAspect="1"/>
+                          </pic:cNvPicPr>
+                        </pic:nvPicPr>
+                        <pic:blipFill>
+                          <a:blip r:embed="rId24"/>
+                          <a:stretch>
+                            <a:fillRect/>
+                          </a:stretch>
+                        </pic:blipFill>
+                        <pic:spPr bwMode="auto">
+                          <a:xfrm>
+                            <a:off x="0" y="0"/>
+                            <a:ext cx="152400" cy="152400"/>
+                          </a:xfrm>
+                          <a:prstGeom prst="rect">
+                            <a:avLst/>
+                          </a:prstGeom>
+                          <a:noFill/>
+                          <a:ln w="9525">
+                            <a:noFill/>
+                            <a:headEnd/>
+                            <a:tailEnd/>
+                          </a:ln>
+                        </pic:spPr>
+                      </pic:pic>
+                    </a:graphicData>
+                  </a:graphic>
+                </wp:inline>
+              </w:drawing>
+            </w:r>
           </w:p>
         </w:tc>
         <w:tc>
@@ -3867,6 +5436,312 @@
                 <w:bCs/>
               </w:rPr>
               <w:t xml:space="preserve">Example 6</w:t>
+            </w:r>
+          </w:p>
+          <w:p>
+            <w:pPr>
+              <w:pStyle w:val="BodyText"/>
+            </w:pPr>
+            <w:pPr>
+              <w:spacing w:before="16"/>
+            </w:pPr>
+            <w:r>
+              <w:t xml:space="preserve">Simplify</w:t>
+            </w:r>
+            <w:r>
+              <w:t xml:space="preserve"> </w:t>
+            </w:r>
+            <m:oMath>
+              <m:f>
+                <m:fPr>
+                  <m:type m:val="bar"/>
+                </m:fPr>
+                <m:num>
+                  <m:r>
+                    <m:t>6</m:t>
+                  </m:r>
+                  <m:r>
+                    <m:t>x</m:t>
+                  </m:r>
+                </m:num>
+                <m:den>
+                  <m:r>
+                    <m:t>9</m:t>
+                  </m:r>
+                  <m:r>
+                    <m:t>x</m:t>
+                  </m:r>
+                </m:den>
+              </m:f>
+            </m:oMath>
+            <w:r>
+              <w:t xml:space="preserve">.</w:t>
+            </w:r>
+          </w:p>
+          <w:p>
+            <w:pPr>
+              <w:pStyle w:val="BodyText"/>
+            </w:pPr>
+            <w:pPr>
+              <w:spacing w:after="16"/>
+            </w:pPr>
+            <w:r>
+              <w:t xml:space="preserve">Both the numerator and denominator contain</w:t>
+            </w:r>
+            <w:r>
+              <w:t xml:space="preserve"> </w:t>
+            </w:r>
+            <m:oMath>
+              <m:r>
+                <m:t>x</m:t>
+              </m:r>
+            </m:oMath>
+            <w:r>
+              <w:t xml:space="preserve"> </w:t>
+            </w:r>
+            <w:r>
+              <w:t xml:space="preserve">as a factor.</w:t>
+            </w:r>
+            <w:r>
+              <w:t xml:space="preserve"> </w:t>
+            </w:r>
+            <w:r>
+              <w:rPr>
+                <w:b/>
+                <w:bCs/>
+              </w:rPr>
+              <w:t xml:space="preserve">As long as</w:t>
+            </w:r>
+            <w:r>
+              <w:rPr>
+                <w:b/>
+                <w:bCs/>
+              </w:rPr>
+              <w:t xml:space="preserve"> </w:t>
+            </w:r>
+            <m:oMath>
+              <m:r>
+                <m:t>x</m:t>
+              </m:r>
+              <m:r>
+                <m:rPr>
+                  <m:sty m:val="p"/>
+                </m:rPr>
+                <m:t>≠</m:t>
+              </m:r>
+              <m:r>
+                <m:t>0</m:t>
+              </m:r>
+            </m:oMath>
+            <w:r>
+              <w:t xml:space="preserve">, it can be cancelled out to reduce the algebraic fraction to a numerical fraction.</w:t>
+            </w:r>
+          </w:p>
+          <w:p>
+            <w:pPr>
+              <w:pStyle w:val="BodyText"/>
+            </w:pPr>
+            <m:oMathPara>
+              <m:oMathParaPr>
+                <m:jc m:val="center"/>
+              </m:oMathParaPr>
+              <m:oMath>
+                <m:f>
+                  <m:fPr>
+                    <m:type m:val="bar"/>
+                  </m:fPr>
+                  <m:num>
+                    <m:r>
+                      <m:t>6</m:t>
+                    </m:r>
+                    <m:r>
+                      <m:t>x</m:t>
+                    </m:r>
+                  </m:num>
+                  <m:den>
+                    <m:r>
+                      <m:t>9</m:t>
+                    </m:r>
+                    <m:r>
+                      <m:t>x</m:t>
+                    </m:r>
+                  </m:den>
+                </m:f>
+                <m:r>
+                  <m:rPr>
+                    <m:sty m:val="p"/>
+                  </m:rPr>
+                  <m:t>=</m:t>
+                </m:r>
+                <m:f>
+                  <m:fPr>
+                    <m:type m:val="bar"/>
+                  </m:fPr>
+                  <m:num>
+                    <m:r>
+                      <m:t>6</m:t>
+                    </m:r>
+                  </m:num>
+                  <m:den>
+                    <m:r>
+                      <m:t>9</m:t>
+                    </m:r>
+                  </m:den>
+                </m:f>
+                <m:r>
+                  <m:rPr>
+                    <m:sty m:val="p"/>
+                  </m:rPr>
+                  <m:t>=</m:t>
+                </m:r>
+                <m:f>
+                  <m:fPr>
+                    <m:type m:val="bar"/>
+                  </m:fPr>
+                  <m:num>
+                    <m:r>
+                      <m:t>2</m:t>
+                    </m:r>
+                  </m:num>
+                  <m:den>
+                    <m:r>
+                      <m:t>3</m:t>
+                    </m:r>
+                  </m:den>
+                </m:f>
+                <m:r>
+                  <m:t>  </m:t>
+                </m:r>
+                <m:r>
+                  <m:rPr>
+                    <m:nor/>
+                    <m:sty m:val="p"/>
+                    <m:scr m:val="sans-serif"/>
+                  </m:rPr>
+                  <m:t>if </m:t>
+                </m:r>
+                <m:r>
+                  <m:t> </m:t>
+                </m:r>
+                <m:r>
+                  <m:t>x</m:t>
+                </m:r>
+                <m:r>
+                  <m:rPr>
+                    <m:sty m:val="p"/>
+                  </m:rPr>
+                  <m:t>≠</m:t>
+                </m:r>
+                <m:r>
+                  <m:t>0</m:t>
+                </m:r>
+              </m:oMath>
+            </m:oMathPara>
+          </w:p>
+        </w:tc>
+      </w:tr>
+    </w:tbl>
+    <w:p>
+      <w:pPr>
+        <w:pStyle w:val="FirstParagraph"/>
+      </w:pPr>
+      <w:r>
+        <w:t xml:space="preserve"> </w:t>
+      </w:r>
+    </w:p>
+    <w:tbl>
+      <w:tblPr>
+        <w:tblStyle w:val="Table"/>
+        <w:tblInd w:w="164" w:type="dxa"/>
+        <w:tblBorders>
+          <w:left w:val="single" w:sz="24" w:space="0" w:color="0758E5"/>
+        </w:tblBorders>
+        <w:tblCellMar>
+          <w:left w:w="0" w:type="dxa"/>
+          <w:right w:w="0" w:type="dxa"/>
+        </w:tblCellMar>
+        <w:tblLook w:firstRow="0" w:lastRow="0" w:firstColumn="0" w:lastColumn="0" w:noHBand="0" w:noVBand="0" w:val="0000"/>
+      </w:tblPr>
+      <w:tblGrid>
+        <w:gridCol w:w="7920"/>
+      </w:tblGrid>
+      <w:tr>
+        <w:trPr>
+          <w:cantSplit/>
+        </w:trPr>
+        <w:tc>
+          <w:tcPr>
+            <w:tcMar>
+              <w:left w:w="144" w:type="dxa"/>
+              <w:right w:w="144" w:type="dxa"/>
+            </w:tcMar>
+          </w:tcPr>
+          <w:p>
+            <w:pPr>
+              <w:pStyle w:val="BodyText"/>
+            </w:pPr>
+            <w:pPr>
+              <w:spacing w:before="0" w:after="8"/>
+              <w:jc w:val="center"/>
+            </w:pPr>
+            <w:r>
+              <w:drawing>
+                <wp:inline>
+                  <wp:extent cx="152400" cy="152400"/>
+                  <wp:effectExtent b="0" l="0" r="0" t="0"/>
+                  <wp:docPr descr="" title="" id="61" name="Picture"/>
+                  <a:graphic>
+                    <a:graphicData uri="http://schemas.openxmlformats.org/drawingml/2006/picture">
+                      <pic:pic>
+                        <pic:nvPicPr>
+                          <pic:cNvPr descr="/Applications/quarto/share/formats/docx/note.png" id="62" name="Picture"/>
+                          <pic:cNvPicPr>
+                            <a:picLocks noChangeArrowheads="1" noChangeAspect="1"/>
+                          </pic:cNvPicPr>
+                        </pic:nvPicPr>
+                        <pic:blipFill>
+                          <a:blip r:embed="rId24"/>
+                          <a:stretch>
+                            <a:fillRect/>
+                          </a:stretch>
+                        </pic:blipFill>
+                        <pic:spPr bwMode="auto">
+                          <a:xfrm>
+                            <a:off x="0" y="0"/>
+                            <a:ext cx="152400" cy="152400"/>
+                          </a:xfrm>
+                          <a:prstGeom prst="rect">
+                            <a:avLst/>
+                          </a:prstGeom>
+                          <a:noFill/>
+                          <a:ln w="9525">
+                            <a:noFill/>
+                            <a:headEnd/>
+                            <a:tailEnd/>
+                          </a:ln>
+                        </pic:spPr>
+                      </pic:pic>
+                    </a:graphicData>
+                  </a:graphic>
+                </wp:inline>
+              </w:drawing>
+            </w:r>
+          </w:p>
+        </w:tc>
+        <w:tc>
+          <w:p>
+            <w:pPr>
+              <w:pStyle w:val="BodyText"/>
+            </w:pPr>
+            <w:pPr>
+              <w:spacing w:before="16" w:after="64"/>
+            </w:pPr>
+            <w:r>
+              <w:rPr>
+                <w:b/>
+                <w:bCs/>
+              </w:rPr>
+              <w:t xml:space="preserve">Example 7</w:t>
             </w:r>
           </w:p>
           <w:p>
@@ -4018,9 +5893,17 @@
               <w:spacing w:after="16"/>
             </w:pPr>
             <w:r>
+              <w:rPr>
+                <w:b/>
+                <w:bCs/>
+              </w:rPr>
               <w:t xml:space="preserve">As long as</w:t>
             </w:r>
             <w:r>
+              <w:rPr>
+                <w:b/>
+                <w:bCs/>
+              </w:rPr>
               <w:t xml:space="preserve"> </w:t>
             </w:r>
             <m:oMath>
@@ -4261,12 +6144,12 @@
                 <wp:inline>
                   <wp:extent cx="152400" cy="152400"/>
                   <wp:effectExtent b="0" l="0" r="0" t="0"/>
-                  <wp:docPr descr="" title="" id="48" name="Picture"/>
+                  <wp:docPr descr="" title="" id="63" name="Picture"/>
                   <a:graphic>
                     <a:graphicData uri="http://schemas.openxmlformats.org/drawingml/2006/picture">
                       <pic:pic>
                         <pic:nvPicPr>
-                          <pic:cNvPr descr="/Applications/quarto/share/formats/docx/note.png" id="49" name="Picture"/>
+                          <pic:cNvPr descr="/Applications/quarto/share/formats/docx/note.png" id="64" name="Picture"/>
                           <pic:cNvPicPr>
                             <a:picLocks noChangeArrowheads="1" noChangeAspect="1"/>
                           </pic:cNvPicPr>
@@ -4313,7 +6196,7 @@
                 <w:b/>
                 <w:bCs/>
               </w:rPr>
-              <w:t xml:space="preserve">Example 7</w:t>
+              <w:t xml:space="preserve">Example 8</w:t>
             </w:r>
           </w:p>
           <w:p>
@@ -4574,9 +6457,17 @@
               <w:spacing w:after="16"/>
             </w:pPr>
             <w:r>
+              <w:rPr>
+                <w:b/>
+                <w:bCs/>
+              </w:rPr>
               <w:t xml:space="preserve">As long as</w:t>
             </w:r>
             <w:r>
+              <w:rPr>
+                <w:b/>
+                <w:bCs/>
+              </w:rPr>
               <w:t xml:space="preserve"> </w:t>
             </w:r>
             <m:oMath>
@@ -4887,8 +6778,949 @@
         </w:tc>
       </w:tr>
     </w:tbl>
-    <w:bookmarkEnd w:id="50"/>
-    <w:bookmarkStart w:id="51" w:name="quick-check-problems"/>
+    <w:p>
+      <w:pPr>
+        <w:pStyle w:val="FirstParagraph"/>
+      </w:pPr>
+      <w:r>
+        <w:t xml:space="preserve">Here’s one final example that brings together everything you have learned.</w:t>
+      </w:r>
+    </w:p>
+    <w:tbl>
+      <w:tblPr>
+        <w:tblStyle w:val="Table"/>
+        <w:tblInd w:w="164" w:type="dxa"/>
+        <w:tblBorders>
+          <w:left w:val="single" w:sz="24" w:space="0" w:color="0758E5"/>
+        </w:tblBorders>
+        <w:tblCellMar>
+          <w:left w:w="0" w:type="dxa"/>
+          <w:right w:w="0" w:type="dxa"/>
+        </w:tblCellMar>
+        <w:tblLook w:firstRow="0" w:lastRow="0" w:firstColumn="0" w:lastColumn="0" w:noHBand="0" w:noVBand="0" w:val="0000"/>
+      </w:tblPr>
+      <w:tblGrid>
+        <w:gridCol w:w="7920"/>
+      </w:tblGrid>
+      <w:tr>
+        <w:trPr>
+          <w:cantSplit/>
+        </w:trPr>
+        <w:tc>
+          <w:tcPr>
+            <w:tcMar>
+              <w:left w:w="144" w:type="dxa"/>
+              <w:right w:w="144" w:type="dxa"/>
+            </w:tcMar>
+          </w:tcPr>
+          <w:p>
+            <w:pPr>
+              <w:pStyle w:val="BodyText"/>
+            </w:pPr>
+            <w:pPr>
+              <w:spacing w:before="0" w:after="8"/>
+              <w:jc w:val="center"/>
+            </w:pPr>
+            <w:r>
+              <w:drawing>
+                <wp:inline>
+                  <wp:extent cx="152400" cy="152400"/>
+                  <wp:effectExtent b="0" l="0" r="0" t="0"/>
+                  <wp:docPr descr="" title="" id="65" name="Picture"/>
+                  <a:graphic>
+                    <a:graphicData uri="http://schemas.openxmlformats.org/drawingml/2006/picture">
+                      <pic:pic>
+                        <pic:nvPicPr>
+                          <pic:cNvPr descr="/Applications/quarto/share/formats/docx/note.png" id="66" name="Picture"/>
+                          <pic:cNvPicPr>
+                            <a:picLocks noChangeArrowheads="1" noChangeAspect="1"/>
+                          </pic:cNvPicPr>
+                        </pic:nvPicPr>
+                        <pic:blipFill>
+                          <a:blip r:embed="rId24"/>
+                          <a:stretch>
+                            <a:fillRect/>
+                          </a:stretch>
+                        </pic:blipFill>
+                        <pic:spPr bwMode="auto">
+                          <a:xfrm>
+                            <a:off x="0" y="0"/>
+                            <a:ext cx="152400" cy="152400"/>
+                          </a:xfrm>
+                          <a:prstGeom prst="rect">
+                            <a:avLst/>
+                          </a:prstGeom>
+                          <a:noFill/>
+                          <a:ln w="9525">
+                            <a:noFill/>
+                            <a:headEnd/>
+                            <a:tailEnd/>
+                          </a:ln>
+                        </pic:spPr>
+                      </pic:pic>
+                    </a:graphicData>
+                  </a:graphic>
+                </wp:inline>
+              </w:drawing>
+            </w:r>
+          </w:p>
+        </w:tc>
+        <w:tc>
+          <w:p>
+            <w:pPr>
+              <w:pStyle w:val="BodyText"/>
+            </w:pPr>
+            <w:pPr>
+              <w:spacing w:before="16" w:after="64"/>
+            </w:pPr>
+            <w:r>
+              <w:rPr>
+                <w:b/>
+                <w:bCs/>
+              </w:rPr>
+              <w:t xml:space="preserve">Example 9</w:t>
+            </w:r>
+          </w:p>
+          <w:p>
+            <w:pPr>
+              <w:pStyle w:val="BodyText"/>
+            </w:pPr>
+            <w:pPr>
+              <w:spacing w:before="16"/>
+            </w:pPr>
+            <w:r>
+              <w:t xml:space="preserve">You are given the fraction</w:t>
+            </w:r>
+          </w:p>
+          <w:p>
+            <w:pPr>
+              <w:pStyle w:val="BodyText"/>
+            </w:pPr>
+            <m:oMathPara>
+              <m:oMathParaPr>
+                <m:jc m:val="center"/>
+              </m:oMathParaPr>
+              <m:oMath>
+                <m:f>
+                  <m:fPr>
+                    <m:type m:val="bar"/>
+                  </m:fPr>
+                  <m:num>
+                    <m:r>
+                      <m:t>t</m:t>
+                    </m:r>
+                    <m:r>
+                      <m:t>x</m:t>
+                    </m:r>
+                    <m:r>
+                      <m:rPr>
+                        <m:sty m:val="p"/>
+                      </m:rPr>
+                      <m:t>+</m:t>
+                    </m:r>
+                    <m:r>
+                      <m:t>t</m:t>
+                    </m:r>
+                    <m:r>
+                      <m:t>y</m:t>
+                    </m:r>
+                  </m:num>
+                  <m:den>
+                    <m:sSup>
+                      <m:e>
+                        <m:r>
+                          <m:t>x</m:t>
+                        </m:r>
+                      </m:e>
+                      <m:sup>
+                        <m:r>
+                          <m:t>2</m:t>
+                        </m:r>
+                      </m:sup>
+                    </m:sSup>
+                    <m:r>
+                      <m:rPr>
+                        <m:sty m:val="p"/>
+                      </m:rPr>
+                      <m:t>−</m:t>
+                    </m:r>
+                    <m:sSup>
+                      <m:e>
+                        <m:r>
+                          <m:t>y</m:t>
+                        </m:r>
+                      </m:e>
+                      <m:sup>
+                        <m:r>
+                          <m:t>2</m:t>
+                        </m:r>
+                      </m:sup>
+                    </m:sSup>
+                  </m:den>
+                </m:f>
+              </m:oMath>
+            </m:oMathPara>
+          </w:p>
+          <w:p>
+            <w:pPr>
+              <w:pStyle w:val="FirstParagraph"/>
+            </w:pPr>
+            <w:r>
+              <w:t xml:space="preserve">Give its restricted values and simplify as much as you can.</w:t>
+            </w:r>
+          </w:p>
+          <w:p>
+            <w:pPr>
+              <w:pStyle w:val="BodyText"/>
+            </w:pPr>
+            <w:r>
+              <w:t xml:space="preserve">First of all, the restricted values are when</w:t>
+            </w:r>
+            <w:r>
+              <w:t xml:space="preserve"> </w:t>
+            </w:r>
+            <m:oMath>
+              <m:sSup>
+                <m:e>
+                  <m:r>
+                    <m:t>x</m:t>
+                  </m:r>
+                </m:e>
+                <m:sup>
+                  <m:r>
+                    <m:t>2</m:t>
+                  </m:r>
+                </m:sup>
+              </m:sSup>
+              <m:r>
+                <m:rPr>
+                  <m:sty m:val="p"/>
+                </m:rPr>
+                <m:t>−</m:t>
+              </m:r>
+              <m:sSup>
+                <m:e>
+                  <m:r>
+                    <m:t>y</m:t>
+                  </m:r>
+                </m:e>
+                <m:sup>
+                  <m:r>
+                    <m:t>2</m:t>
+                  </m:r>
+                </m:sup>
+              </m:sSup>
+              <m:r>
+                <m:rPr>
+                  <m:sty m:val="p"/>
+                </m:rPr>
+                <m:t>=</m:t>
+              </m:r>
+              <m:r>
+                <m:t>0</m:t>
+              </m:r>
+            </m:oMath>
+            <w:r>
+              <w:t xml:space="preserve">. This happens when</w:t>
+            </w:r>
+            <w:r>
+              <w:t xml:space="preserve"> </w:t>
+            </w:r>
+            <m:oMath>
+              <m:sSup>
+                <m:e>
+                  <m:r>
+                    <m:t>x</m:t>
+                  </m:r>
+                </m:e>
+                <m:sup>
+                  <m:r>
+                    <m:t>2</m:t>
+                  </m:r>
+                </m:sup>
+              </m:sSup>
+              <m:r>
+                <m:rPr>
+                  <m:sty m:val="p"/>
+                </m:rPr>
+                <m:t>=</m:t>
+              </m:r>
+              <m:sSup>
+                <m:e>
+                  <m:r>
+                    <m:t>y</m:t>
+                  </m:r>
+                </m:e>
+                <m:sup>
+                  <m:r>
+                    <m:t>2</m:t>
+                  </m:r>
+                </m:sup>
+              </m:sSup>
+            </m:oMath>
+            <w:r>
+              <w:t xml:space="preserve">. As negative numbers squared equals a positive number, it follows that</w:t>
+            </w:r>
+            <w:r>
+              <w:t xml:space="preserve"> </w:t>
+            </w:r>
+            <m:oMath>
+              <m:sSup>
+                <m:e>
+                  <m:r>
+                    <m:t>x</m:t>
+                  </m:r>
+                </m:e>
+                <m:sup>
+                  <m:r>
+                    <m:t>2</m:t>
+                  </m:r>
+                </m:sup>
+              </m:sSup>
+              <m:r>
+                <m:rPr>
+                  <m:sty m:val="p"/>
+                </m:rPr>
+                <m:t>=</m:t>
+              </m:r>
+              <m:sSup>
+                <m:e>
+                  <m:r>
+                    <m:t>y</m:t>
+                  </m:r>
+                </m:e>
+                <m:sup>
+                  <m:r>
+                    <m:t>2</m:t>
+                  </m:r>
+                </m:sup>
+              </m:sSup>
+            </m:oMath>
+            <w:r>
+              <w:t xml:space="preserve"> </w:t>
+            </w:r>
+            <w:r>
+              <w:t xml:space="preserve">when</w:t>
+            </w:r>
+            <w:r>
+              <w:t xml:space="preserve"> </w:t>
+            </w:r>
+            <m:oMath>
+              <m:r>
+                <m:t>x</m:t>
+              </m:r>
+              <m:r>
+                <m:rPr>
+                  <m:sty m:val="p"/>
+                </m:rPr>
+                <m:t>=</m:t>
+              </m:r>
+              <m:r>
+                <m:t>y</m:t>
+              </m:r>
+            </m:oMath>
+            <w:r>
+              <w:t xml:space="preserve"> </w:t>
+            </w:r>
+            <w:r>
+              <w:t xml:space="preserve">or</w:t>
+            </w:r>
+            <w:r>
+              <w:t xml:space="preserve"> </w:t>
+            </w:r>
+            <m:oMath>
+              <m:r>
+                <m:t>x</m:t>
+              </m:r>
+              <m:r>
+                <m:rPr>
+                  <m:sty m:val="p"/>
+                </m:rPr>
+                <m:t>=</m:t>
+              </m:r>
+              <m:r>
+                <m:rPr>
+                  <m:sty m:val="p"/>
+                </m:rPr>
+                <m:t>−</m:t>
+              </m:r>
+              <m:r>
+                <m:t>y</m:t>
+              </m:r>
+            </m:oMath>
+            <w:r>
+              <w:t xml:space="preserve">. You can write</w:t>
+            </w:r>
+            <w:r>
+              <w:t xml:space="preserve"> </w:t>
+            </w:r>
+            <m:oMath>
+              <m:r>
+                <m:t>x</m:t>
+              </m:r>
+              <m:r>
+                <m:rPr>
+                  <m:sty m:val="p"/>
+                </m:rPr>
+                <m:t>=</m:t>
+              </m:r>
+              <m:r>
+                <m:rPr>
+                  <m:sty m:val="p"/>
+                </m:rPr>
+                <m:t>±</m:t>
+              </m:r>
+              <m:r>
+                <m:t>y</m:t>
+              </m:r>
+            </m:oMath>
+            <w:r>
+              <w:t xml:space="preserve"> </w:t>
+            </w:r>
+            <w:r>
+              <w:t xml:space="preserve">to represent this. It follows that the fraction is defined when</w:t>
+            </w:r>
+            <w:r>
+              <w:t xml:space="preserve"> </w:t>
+            </w:r>
+            <m:oMath>
+              <m:r>
+                <m:t>x</m:t>
+              </m:r>
+              <m:r>
+                <m:rPr>
+                  <m:sty m:val="p"/>
+                </m:rPr>
+                <m:t>≠</m:t>
+              </m:r>
+              <m:r>
+                <m:t>p</m:t>
+              </m:r>
+              <m:r>
+                <m:t>m</m:t>
+              </m:r>
+              <m:r>
+                <m:t>y</m:t>
+              </m:r>
+            </m:oMath>
+            <w:r>
+              <w:t xml:space="preserve">.</w:t>
+            </w:r>
+          </w:p>
+          <w:p>
+            <w:pPr>
+              <w:pStyle w:val="BodyText"/>
+            </w:pPr>
+            <w:r>
+              <w:t xml:space="preserve">Now, how can you simplify this?</w:t>
+            </w:r>
+          </w:p>
+          <w:p>
+            <w:pPr>
+              <w:pStyle w:val="BodyText"/>
+            </w:pPr>
+            <w:r>
+              <w:t xml:space="preserve">The numerator has a common factor of</w:t>
+            </w:r>
+            <w:r>
+              <w:t xml:space="preserve"> </w:t>
+            </w:r>
+            <m:oMath>
+              <m:r>
+                <m:t>t</m:t>
+              </m:r>
+            </m:oMath>
+            <w:r>
+              <w:t xml:space="preserve">, so you can factorize to get :</w:t>
+            </w:r>
+          </w:p>
+          <w:p>
+            <w:pPr>
+              <w:pStyle w:val="BodyText"/>
+            </w:pPr>
+            <m:oMathPara>
+              <m:oMathParaPr>
+                <m:jc m:val="center"/>
+              </m:oMathParaPr>
+              <m:oMath>
+                <m:r>
+                  <m:t>t</m:t>
+                </m:r>
+                <m:r>
+                  <m:t>x</m:t>
+                </m:r>
+                <m:r>
+                  <m:rPr>
+                    <m:sty m:val="p"/>
+                  </m:rPr>
+                  <m:t>+</m:t>
+                </m:r>
+                <m:r>
+                  <m:t>t</m:t>
+                </m:r>
+                <m:r>
+                  <m:t>y</m:t>
+                </m:r>
+                <m:r>
+                  <m:rPr>
+                    <m:sty m:val="p"/>
+                  </m:rPr>
+                  <m:t>=</m:t>
+                </m:r>
+                <m:r>
+                  <m:t>t</m:t>
+                </m:r>
+                <m:d>
+                  <m:dPr>
+                    <m:begChr m:val="("/>
+                    <m:sepChr m:val=""/>
+                    <m:endChr m:val=")"/>
+                    <m:grow/>
+                  </m:dPr>
+                  <m:e>
+                    <m:r>
+                      <m:t>x</m:t>
+                    </m:r>
+                    <m:r>
+                      <m:rPr>
+                        <m:sty m:val="p"/>
+                      </m:rPr>
+                      <m:t>+</m:t>
+                    </m:r>
+                    <m:r>
+                      <m:t>y</m:t>
+                    </m:r>
+                  </m:e>
+                </m:d>
+              </m:oMath>
+            </m:oMathPara>
+          </w:p>
+          <w:p>
+            <w:pPr>
+              <w:pStyle w:val="FirstParagraph"/>
+            </w:pPr>
+            <w:r>
+              <w:t xml:space="preserve">The denominator can be factorized as it is a difference of two squares</w:t>
+            </w:r>
+          </w:p>
+          <w:p>
+            <w:pPr>
+              <w:pStyle w:val="BodyText"/>
+            </w:pPr>
+            <m:oMathPara>
+              <m:oMathParaPr>
+                <m:jc m:val="center"/>
+              </m:oMathParaPr>
+              <m:oMath>
+                <m:sSup>
+                  <m:e>
+                    <m:r>
+                      <m:t>x</m:t>
+                    </m:r>
+                  </m:e>
+                  <m:sup>
+                    <m:r>
+                      <m:t>2</m:t>
+                    </m:r>
+                  </m:sup>
+                </m:sSup>
+                <m:r>
+                  <m:rPr>
+                    <m:sty m:val="p"/>
+                  </m:rPr>
+                  <m:t>−</m:t>
+                </m:r>
+                <m:sSup>
+                  <m:e>
+                    <m:r>
+                      <m:t>y</m:t>
+                    </m:r>
+                  </m:e>
+                  <m:sup>
+                    <m:r>
+                      <m:t>2</m:t>
+                    </m:r>
+                  </m:sup>
+                </m:sSup>
+                <m:r>
+                  <m:rPr>
+                    <m:sty m:val="p"/>
+                  </m:rPr>
+                  <m:t>=</m:t>
+                </m:r>
+                <m:d>
+                  <m:dPr>
+                    <m:begChr m:val="("/>
+                    <m:sepChr m:val=""/>
+                    <m:endChr m:val=")"/>
+                    <m:grow/>
+                  </m:dPr>
+                  <m:e>
+                    <m:r>
+                      <m:t>x</m:t>
+                    </m:r>
+                    <m:r>
+                      <m:rPr>
+                        <m:sty m:val="p"/>
+                      </m:rPr>
+                      <m:t>+</m:t>
+                    </m:r>
+                    <m:r>
+                      <m:t>y</m:t>
+                    </m:r>
+                  </m:e>
+                </m:d>
+                <m:d>
+                  <m:dPr>
+                    <m:begChr m:val="("/>
+                    <m:sepChr m:val=""/>
+                    <m:endChr m:val=")"/>
+                    <m:grow/>
+                  </m:dPr>
+                  <m:e>
+                    <m:r>
+                      <m:t>x</m:t>
+                    </m:r>
+                    <m:r>
+                      <m:rPr>
+                        <m:sty m:val="p"/>
+                      </m:rPr>
+                      <m:t>−</m:t>
+                    </m:r>
+                    <m:r>
+                      <m:t>y</m:t>
+                    </m:r>
+                  </m:e>
+                </m:d>
+              </m:oMath>
+            </m:oMathPara>
+          </w:p>
+          <w:p>
+            <w:pPr>
+              <w:pStyle w:val="FirstParagraph"/>
+            </w:pPr>
+            <w:pPr>
+              <w:spacing w:after="16"/>
+            </w:pPr>
+            <w:r>
+              <w:rPr>
+                <w:b/>
+                <w:bCs/>
+              </w:rPr>
+              <w:t xml:space="preserve">As long as</w:t>
+            </w:r>
+            <w:r>
+              <w:rPr>
+                <w:b/>
+                <w:bCs/>
+              </w:rPr>
+              <w:t xml:space="preserve"> </w:t>
+            </w:r>
+            <m:oMath>
+              <m:r>
+                <m:t>x</m:t>
+              </m:r>
+              <m:r>
+                <m:rPr>
+                  <m:sty m:val="p"/>
+                </m:rPr>
+                <m:t>≠</m:t>
+              </m:r>
+              <m:r>
+                <m:rPr>
+                  <m:sty m:val="p"/>
+                </m:rPr>
+                <m:t>−</m:t>
+              </m:r>
+              <m:r>
+                <m:t>y</m:t>
+              </m:r>
+            </m:oMath>
+            <w:r>
+              <w:t xml:space="preserve">, the common factor of</w:t>
+            </w:r>
+            <w:r>
+              <w:t xml:space="preserve"> </w:t>
+            </w:r>
+            <m:oMath>
+              <m:r>
+                <m:t>x</m:t>
+              </m:r>
+              <m:r>
+                <m:rPr>
+                  <m:sty m:val="p"/>
+                </m:rPr>
+                <m:t>+</m:t>
+              </m:r>
+              <m:r>
+                <m:t>y</m:t>
+              </m:r>
+            </m:oMath>
+            <w:r>
+              <w:t xml:space="preserve"> </w:t>
+            </w:r>
+            <w:r>
+              <w:t xml:space="preserve">can be cancelled out to give</w:t>
+            </w:r>
+            <w:r>
+              <w:t xml:space="preserve"> </w:t>
+            </w:r>
+            <m:oMath>
+              <m:f>
+                <m:fPr>
+                  <m:type m:val="bar"/>
+                </m:fPr>
+                <m:num>
+                  <m:r>
+                    <m:t>t</m:t>
+                  </m:r>
+                </m:num>
+                <m:den>
+                  <m:r>
+                    <m:t>x</m:t>
+                  </m:r>
+                  <m:r>
+                    <m:rPr>
+                      <m:sty m:val="p"/>
+                    </m:rPr>
+                    <m:t>−</m:t>
+                  </m:r>
+                  <m:r>
+                    <m:t>y</m:t>
+                  </m:r>
+                </m:den>
+              </m:f>
+            </m:oMath>
+            <w:r>
+              <w:t xml:space="preserve">. So</w:t>
+            </w:r>
+          </w:p>
+          <w:p>
+            <w:pPr>
+              <w:pStyle w:val="BodyText"/>
+            </w:pPr>
+            <m:oMathPara>
+              <m:oMathParaPr>
+                <m:jc m:val="center"/>
+              </m:oMathParaPr>
+              <m:oMath>
+                <m:f>
+                  <m:fPr>
+                    <m:type m:val="bar"/>
+                  </m:fPr>
+                  <m:num>
+                    <m:r>
+                      <m:t>t</m:t>
+                    </m:r>
+                    <m:r>
+                      <m:t>x</m:t>
+                    </m:r>
+                    <m:r>
+                      <m:rPr>
+                        <m:sty m:val="p"/>
+                      </m:rPr>
+                      <m:t>+</m:t>
+                    </m:r>
+                    <m:r>
+                      <m:t>t</m:t>
+                    </m:r>
+                    <m:r>
+                      <m:t>y</m:t>
+                    </m:r>
+                  </m:num>
+                  <m:den>
+                    <m:sSup>
+                      <m:e>
+                        <m:r>
+                          <m:t>x</m:t>
+                        </m:r>
+                      </m:e>
+                      <m:sup>
+                        <m:r>
+                          <m:t>2</m:t>
+                        </m:r>
+                      </m:sup>
+                    </m:sSup>
+                    <m:r>
+                      <m:rPr>
+                        <m:sty m:val="p"/>
+                      </m:rPr>
+                      <m:t>−</m:t>
+                    </m:r>
+                    <m:sSup>
+                      <m:e>
+                        <m:r>
+                          <m:t>y</m:t>
+                        </m:r>
+                      </m:e>
+                      <m:sup>
+                        <m:r>
+                          <m:t>2</m:t>
+                        </m:r>
+                      </m:sup>
+                    </m:sSup>
+                  </m:den>
+                </m:f>
+                <m:r>
+                  <m:rPr>
+                    <m:sty m:val="p"/>
+                  </m:rPr>
+                  <m:t>=</m:t>
+                </m:r>
+                <m:f>
+                  <m:fPr>
+                    <m:type m:val="bar"/>
+                  </m:fPr>
+                  <m:num>
+                    <m:r>
+                      <m:t>t</m:t>
+                    </m:r>
+                    <m:d>
+                      <m:dPr>
+                        <m:begChr m:val="("/>
+                        <m:sepChr m:val=""/>
+                        <m:endChr m:val=")"/>
+                        <m:grow/>
+                      </m:dPr>
+                      <m:e>
+                        <m:r>
+                          <m:t>x</m:t>
+                        </m:r>
+                        <m:r>
+                          <m:rPr>
+                            <m:sty m:val="p"/>
+                          </m:rPr>
+                          <m:t>+</m:t>
+                        </m:r>
+                        <m:r>
+                          <m:t>y</m:t>
+                        </m:r>
+                      </m:e>
+                    </m:d>
+                  </m:num>
+                  <m:den>
+                    <m:d>
+                      <m:dPr>
+                        <m:begChr m:val="("/>
+                        <m:sepChr m:val=""/>
+                        <m:endChr m:val=")"/>
+                        <m:grow/>
+                      </m:dPr>
+                      <m:e>
+                        <m:r>
+                          <m:t>x</m:t>
+                        </m:r>
+                        <m:r>
+                          <m:rPr>
+                            <m:sty m:val="p"/>
+                          </m:rPr>
+                          <m:t>+</m:t>
+                        </m:r>
+                        <m:r>
+                          <m:t>y</m:t>
+                        </m:r>
+                      </m:e>
+                    </m:d>
+                    <m:d>
+                      <m:dPr>
+                        <m:begChr m:val="("/>
+                        <m:sepChr m:val=""/>
+                        <m:endChr m:val=")"/>
+                        <m:grow/>
+                      </m:dPr>
+                      <m:e>
+                        <m:r>
+                          <m:t>x</m:t>
+                        </m:r>
+                        <m:r>
+                          <m:rPr>
+                            <m:sty m:val="p"/>
+                          </m:rPr>
+                          <m:t>−</m:t>
+                        </m:r>
+                        <m:r>
+                          <m:t>y</m:t>
+                        </m:r>
+                      </m:e>
+                    </m:d>
+                  </m:den>
+                </m:f>
+                <m:r>
+                  <m:rPr>
+                    <m:sty m:val="p"/>
+                  </m:rPr>
+                  <m:t>=</m:t>
+                </m:r>
+                <m:f>
+                  <m:fPr>
+                    <m:type m:val="bar"/>
+                  </m:fPr>
+                  <m:num>
+                    <m:r>
+                      <m:t>t</m:t>
+                    </m:r>
+                  </m:num>
+                  <m:den>
+                    <m:r>
+                      <m:t>x</m:t>
+                    </m:r>
+                    <m:r>
+                      <m:rPr>
+                        <m:sty m:val="p"/>
+                      </m:rPr>
+                      <m:t>−</m:t>
+                    </m:r>
+                    <m:r>
+                      <m:t>y</m:t>
+                    </m:r>
+                  </m:den>
+                </m:f>
+                <m:r>
+                  <m:t>  </m:t>
+                </m:r>
+                <m:r>
+                  <m:rPr>
+                    <m:nor/>
+                    <m:sty m:val="p"/>
+                    <m:scr m:val="sans-serif"/>
+                  </m:rPr>
+                  <m:t>if </m:t>
+                </m:r>
+                <m:r>
+                  <m:t> </m:t>
+                </m:r>
+                <m:r>
+                  <m:t>x</m:t>
+                </m:r>
+                <m:r>
+                  <m:rPr>
+                    <m:sty m:val="p"/>
+                  </m:rPr>
+                  <m:t>≠</m:t>
+                </m:r>
+                <m:r>
+                  <m:rPr>
+                    <m:sty m:val="p"/>
+                  </m:rPr>
+                  <m:t>±</m:t>
+                </m:r>
+                <m:r>
+                  <m:t>y</m:t>
+                </m:r>
+                <m:r>
+                  <m:rPr>
+                    <m:sty m:val="p"/>
+                  </m:rPr>
+                  <m:t>.</m:t>
+                </m:r>
+              </m:oMath>
+            </m:oMathPara>
+          </w:p>
+        </w:tc>
+      </w:tr>
+    </w:tbl>
+    <w:bookmarkEnd w:id="67"/>
+    <w:bookmarkStart w:id="68" w:name="quick-check-problems"/>
     <w:p>
       <w:pPr>
         <w:pStyle w:val="Heading1"/>
@@ -4902,7 +7734,7 @@
         <w:pStyle w:val="Compact"/>
         <w:numPr>
           <w:ilvl w:val="0"/>
-          <w:numId w:val="1004"/>
+          <w:numId w:val="1005"/>
         </w:numPr>
       </w:pPr>
       <w:r>
@@ -4962,7 +7794,7 @@
       <w:pPr>
         <w:numPr>
           <w:ilvl w:val="0"/>
-          <w:numId w:val="1005"/>
+          <w:numId w:val="1006"/>
         </w:numPr>
       </w:pPr>
       <m:oMath>
@@ -4984,7 +7816,7 @@
       <w:pPr>
         <w:numPr>
           <w:ilvl w:val="0"/>
-          <w:numId w:val="1005"/>
+          <w:numId w:val="1006"/>
         </w:numPr>
       </w:pPr>
       <m:oMath>
@@ -5006,7 +7838,7 @@
       <w:pPr>
         <w:numPr>
           <w:ilvl w:val="0"/>
-          <w:numId w:val="1005"/>
+          <w:numId w:val="1006"/>
         </w:numPr>
       </w:pPr>
       <m:oMath>
@@ -5034,7 +7866,7 @@
       <w:pPr>
         <w:numPr>
           <w:ilvl w:val="0"/>
-          <w:numId w:val="1005"/>
+          <w:numId w:val="1006"/>
         </w:numPr>
       </w:pPr>
       <w:r>
@@ -5046,7 +7878,7 @@
         <w:pStyle w:val="Compact"/>
         <w:numPr>
           <w:ilvl w:val="0"/>
-          <w:numId w:val="1006"/>
+          <w:numId w:val="1007"/>
         </w:numPr>
       </w:pPr>
       <w:r>
@@ -5080,7 +7912,7 @@
       <w:pPr>
         <w:numPr>
           <w:ilvl w:val="0"/>
-          <w:numId w:val="1007"/>
+          <w:numId w:val="1008"/>
         </w:numPr>
       </w:pPr>
       <m:oMath>
@@ -5117,7 +7949,7 @@
       <w:pPr>
         <w:numPr>
           <w:ilvl w:val="0"/>
-          <w:numId w:val="1007"/>
+          <w:numId w:val="1008"/>
         </w:numPr>
       </w:pPr>
       <m:oMath>
@@ -5145,7 +7977,7 @@
       <w:pPr>
         <w:numPr>
           <w:ilvl w:val="0"/>
-          <w:numId w:val="1007"/>
+          <w:numId w:val="1008"/>
         </w:numPr>
       </w:pPr>
       <m:oMath>
@@ -5179,7 +8011,7 @@
       <w:pPr>
         <w:numPr>
           <w:ilvl w:val="0"/>
-          <w:numId w:val="1007"/>
+          <w:numId w:val="1008"/>
         </w:numPr>
       </w:pPr>
       <m:oMath>
@@ -5205,7 +8037,7 @@
         <w:pStyle w:val="Compact"/>
         <w:numPr>
           <w:ilvl w:val="0"/>
-          <w:numId w:val="1008"/>
+          <w:numId w:val="1009"/>
         </w:numPr>
       </w:pPr>
       <w:r>
@@ -5275,7 +8107,7 @@
         <w:pStyle w:val="Compact"/>
         <w:numPr>
           <w:ilvl w:val="0"/>
-          <w:numId w:val="1009"/>
+          <w:numId w:val="1010"/>
         </w:numPr>
       </w:pPr>
       <w:r>
@@ -5357,7 +8189,7 @@
       <w:pPr>
         <w:numPr>
           <w:ilvl w:val="0"/>
-          <w:numId w:val="1010"/>
+          <w:numId w:val="1011"/>
         </w:numPr>
       </w:pPr>
       <m:oMath>
@@ -5385,7 +8217,7 @@
       <w:pPr>
         <w:numPr>
           <w:ilvl w:val="0"/>
-          <w:numId w:val="1010"/>
+          <w:numId w:val="1011"/>
         </w:numPr>
       </w:pPr>
       <m:oMath>
@@ -5413,7 +8245,7 @@
       <w:pPr>
         <w:numPr>
           <w:ilvl w:val="0"/>
-          <w:numId w:val="1010"/>
+          <w:numId w:val="1011"/>
         </w:numPr>
       </w:pPr>
       <m:oMath>
@@ -5458,15 +8290,15 @@
       <w:pPr>
         <w:numPr>
           <w:ilvl w:val="0"/>
-          <w:numId w:val="1010"/>
+          <w:numId w:val="1011"/>
         </w:numPr>
       </w:pPr>
       <w:r>
         <w:t xml:space="preserve">There are no restricted values</w:t>
       </w:r>
     </w:p>
-    <w:bookmarkEnd w:id="51"/>
-    <w:bookmarkStart w:id="56" w:name="further-reading"/>
+    <w:bookmarkEnd w:id="68"/>
+    <w:bookmarkStart w:id="73" w:name="further-reading"/>
     <w:p>
       <w:pPr>
         <w:pStyle w:val="Heading1"/>
@@ -5479,7 +8311,7 @@
       <w:pPr>
         <w:pStyle w:val="FirstParagraph"/>
       </w:pPr>
-      <w:hyperlink r:id="rId52">
+      <w:hyperlink r:id="rId69">
         <w:r>
           <w:rPr>
             <w:rStyle w:val="Hyperlink"/>
@@ -5492,7 +8324,7 @@
       <w:pPr>
         <w:pStyle w:val="BodyText"/>
       </w:pPr>
-      <w:hyperlink r:id="rId53">
+      <w:hyperlink r:id="rId70">
         <w:r>
           <w:rPr>
             <w:rStyle w:val="Hyperlink"/>
@@ -5501,7 +8333,7 @@
         </w:r>
       </w:hyperlink>
     </w:p>
-    <w:bookmarkStart w:id="55" w:name="version-history"/>
+    <w:bookmarkStart w:id="72" w:name="version-history"/>
     <w:p>
       <w:pPr>
         <w:pStyle w:val="Heading2"/>
@@ -5522,7 +8354,7 @@
       <w:pPr>
         <w:pStyle w:val="BodyText"/>
       </w:pPr>
-      <w:hyperlink r:id="rId54">
+      <w:hyperlink r:id="rId71">
         <w:r>
           <w:rPr>
             <w:rStyle w:val="Hyperlink"/>
@@ -5531,8 +8363,8 @@
         </w:r>
       </w:hyperlink>
     </w:p>
-    <w:bookmarkEnd w:id="55"/>
-    <w:bookmarkEnd w:id="56"/>
+    <w:bookmarkEnd w:id="72"/>
+    <w:bookmarkEnd w:id="73"/>
     <w:sectPr>
       <w:pgSz w:h="15840" w:w="12240"/>
       <w:pgMar w:bottom="1440" w:footer="720" w:gutter="0" w:header="720" w:left="1440" w:right="1440" w:top="1440"/>
@@ -6773,6 +9605,9 @@
     <w:abstractNumId w:val="991"/>
   </w:num>
   <w:num w:numId="1002">
+    <w:abstractNumId w:val="991"/>
+  </w:num>
+  <w:num w:numId="1003">
     <w:abstractNumId w:val="99411"/>
     <w:lvlOverride w:ilvl="0">
       <w:startOverride w:val="1"/>
@@ -6802,10 +9637,10 @@
       <w:startOverride w:val="1"/>
     </w:lvlOverride>
   </w:num>
-  <w:num w:numId="1003">
+  <w:num w:numId="1004">
     <w:abstractNumId w:val="991"/>
   </w:num>
-  <w:num w:numId="1004">
+  <w:num w:numId="1005">
     <w:abstractNumId w:val="99411"/>
     <w:lvlOverride w:ilvl="0">
       <w:startOverride w:val="1"/>
@@ -6835,7 +9670,7 @@
       <w:startOverride w:val="1"/>
     </w:lvlOverride>
   </w:num>
-  <w:num w:numId="1005">
+  <w:num w:numId="1006">
     <w:abstractNumId w:val="99731"/>
     <w:lvlOverride w:ilvl="0">
       <w:startOverride w:val="1"/>
@@ -6865,7 +9700,7 @@
       <w:startOverride w:val="1"/>
     </w:lvlOverride>
   </w:num>
-  <w:num w:numId="1006">
+  <w:num w:numId="1007">
     <w:abstractNumId w:val="99412"/>
     <w:lvlOverride w:ilvl="0">
       <w:startOverride w:val="2"/>
@@ -6895,7 +9730,7 @@
       <w:startOverride w:val="2"/>
     </w:lvlOverride>
   </w:num>
-  <w:num w:numId="1007">
+  <w:num w:numId="1008">
     <w:abstractNumId w:val="99731"/>
     <w:lvlOverride w:ilvl="0">
       <w:startOverride w:val="1"/>
@@ -6925,7 +9760,7 @@
       <w:startOverride w:val="1"/>
     </w:lvlOverride>
   </w:num>
-  <w:num w:numId="1008">
+  <w:num w:numId="1009">
     <w:abstractNumId w:val="99413"/>
     <w:lvlOverride w:ilvl="0">
       <w:startOverride w:val="3"/>
@@ -6955,7 +9790,7 @@
       <w:startOverride w:val="3"/>
     </w:lvlOverride>
   </w:num>
-  <w:num w:numId="1009">
+  <w:num w:numId="1010">
     <w:abstractNumId w:val="99414"/>
     <w:lvlOverride w:ilvl="0">
       <w:startOverride w:val="4"/>
@@ -6985,7 +9820,7 @@
       <w:startOverride w:val="4"/>
     </w:lvlOverride>
   </w:num>
-  <w:num w:numId="1010">
+  <w:num w:numId="1011">
     <w:abstractNumId w:val="99731"/>
     <w:lvlOverride w:ilvl="0">
       <w:startOverride w:val="1"/>

--- a/docs/studyguides/introtoalgebraicfractions.docx
+++ b/docs/studyguides/introtoalgebraicfractions.docx
@@ -52,7 +52,7 @@
         </w:rPr>
         <w:t xml:space="preserve"> </w:t>
       </w:r>
-      <w:hyperlink r:id="rId20">
+      <w:hyperlink r:id="rId9">
         <w:r>
           <w:rPr>
             <w:rStyle w:val="Hyperlink"/>
@@ -76,7 +76,7 @@
         </w:rPr>
         <w:t xml:space="preserve"> </w:t>
       </w:r>
-      <w:hyperlink r:id="rId21">
+      <w:hyperlink r:id="rId10">
         <w:r>
           <w:rPr>
             <w:rStyle w:val="Hyperlink"/>
@@ -107,7 +107,7 @@
         </w:rPr>
         <w:t xml:space="preserve"> </w:t>
       </w:r>
-      <w:hyperlink r:id="rId22">
+      <w:hyperlink r:id="rId11">
         <w:r>
           <w:rPr>
             <w:rStyle w:val="Hyperlink"/>
@@ -125,7 +125,7 @@
         <w:t xml:space="preserve">.</w:t>
       </w:r>
     </w:p>
-    <w:bookmarkStart w:id="23" w:name="what-is-an-algebraic-fraction"/>
+    <w:bookmarkStart w:id="12" w:name="what-is-an-algebraic-fraction"/>
     <w:p>
       <w:pPr>
         <w:pStyle w:val="Heading1"/>
@@ -144,7 +144,7 @@
       <w:r>
         <w:t xml:space="preserve"> </w:t>
       </w:r>
-      <w:hyperlink r:id="rId20">
+      <w:hyperlink r:id="rId9">
         <w:r>
           <w:rPr>
             <w:rStyle w:val="Hyperlink"/>
@@ -416,8 +416,8 @@
         <w:t xml:space="preserve">By the end of this guide, you will be able to find equivalent fractions for algebraic fractions and simplify them in a similar way to numerical fractions. The main difference between algebraic and numerical fractions is that, because the denominator may contain algebra, you must be careful about dividing by zero.</w:t>
       </w:r>
     </w:p>
-    <w:bookmarkEnd w:id="23"/>
-    <w:bookmarkStart w:id="45" w:name="restrictions-on-the-denominator"/>
+    <w:bookmarkEnd w:id="12"/>
+    <w:bookmarkStart w:id="34" w:name="restrictions-on-the-denominator"/>
     <w:p>
       <w:pPr>
         <w:pStyle w:val="Heading1"/>
@@ -512,18 +512,18 @@
                 <wp:inline>
                   <wp:extent cx="152400" cy="152400"/>
                   <wp:effectExtent b="0" l="0" r="0" t="0"/>
-                  <wp:docPr descr="" title="" id="25" name="Picture"/>
+                  <wp:docPr descr="" title="" id="14" name="Picture"/>
                   <a:graphic>
                     <a:graphicData uri="http://schemas.openxmlformats.org/drawingml/2006/picture">
                       <pic:pic>
                         <pic:nvPicPr>
-                          <pic:cNvPr descr="/Applications/quarto/share/formats/docx/note.png" id="26" name="Picture"/>
+                          <pic:cNvPr descr="/Applications/quarto/share/formats/docx/note.png" id="15" name="Picture"/>
                           <pic:cNvPicPr>
                             <a:picLocks noChangeArrowheads="1" noChangeAspect="1"/>
                           </pic:cNvPicPr>
                         </pic:nvPicPr>
                         <pic:blipFill>
-                          <a:blip r:embed="rId24"/>
+                          <a:blip r:embed="rId13"/>
                           <a:stretch>
                             <a:fillRect/>
                           </a:stretch>
@@ -777,18 +777,18 @@
                 <wp:inline>
                   <wp:extent cx="152400" cy="152400"/>
                   <wp:effectExtent b="0" l="0" r="0" t="0"/>
-                  <wp:docPr descr="" title="" id="28" name="Picture"/>
+                  <wp:docPr descr="" title="" id="17" name="Picture"/>
                   <a:graphic>
                     <a:graphicData uri="http://schemas.openxmlformats.org/drawingml/2006/picture">
                       <pic:pic>
                         <pic:nvPicPr>
-                          <pic:cNvPr descr="/Applications/quarto/share/formats/docx/important.png" id="29" name="Picture"/>
+                          <pic:cNvPr descr="/Applications/quarto/share/formats/docx/important.png" id="18" name="Picture"/>
                           <pic:cNvPicPr>
                             <a:picLocks noChangeArrowheads="1" noChangeAspect="1"/>
                           </pic:cNvPicPr>
                         </pic:nvPicPr>
                         <pic:blipFill>
-                          <a:blip r:embed="rId27"/>
+                          <a:blip r:embed="rId16"/>
                           <a:stretch>
                             <a:fillRect/>
                           </a:stretch>
@@ -892,18 +892,18 @@
                 <wp:inline>
                   <wp:extent cx="152400" cy="152400"/>
                   <wp:effectExtent b="0" l="0" r="0" t="0"/>
-                  <wp:docPr descr="" title="" id="30" name="Picture"/>
+                  <wp:docPr descr="" title="" id="19" name="Picture"/>
                   <a:graphic>
                     <a:graphicData uri="http://schemas.openxmlformats.org/drawingml/2006/picture">
                       <pic:pic>
                         <pic:nvPicPr>
-                          <pic:cNvPr descr="/Applications/quarto/share/formats/docx/note.png" id="31" name="Picture"/>
+                          <pic:cNvPr descr="/Applications/quarto/share/formats/docx/note.png" id="20" name="Picture"/>
                           <pic:cNvPicPr>
                             <a:picLocks noChangeArrowheads="1" noChangeAspect="1"/>
                           </pic:cNvPicPr>
                         </pic:nvPicPr>
                         <pic:blipFill>
-                          <a:blip r:embed="rId24"/>
+                          <a:blip r:embed="rId13"/>
                           <a:stretch>
                             <a:fillRect/>
                           </a:stretch>
@@ -1112,18 +1112,18 @@
                 <wp:inline>
                   <wp:extent cx="152400" cy="152400"/>
                   <wp:effectExtent b="0" l="0" r="0" t="0"/>
-                  <wp:docPr descr="" title="" id="32" name="Picture"/>
+                  <wp:docPr descr="" title="" id="21" name="Picture"/>
                   <a:graphic>
                     <a:graphicData uri="http://schemas.openxmlformats.org/drawingml/2006/picture">
                       <pic:pic>
                         <pic:nvPicPr>
-                          <pic:cNvPr descr="/Applications/quarto/share/formats/docx/note.png" id="33" name="Picture"/>
+                          <pic:cNvPr descr="/Applications/quarto/share/formats/docx/note.png" id="22" name="Picture"/>
                           <pic:cNvPicPr>
                             <a:picLocks noChangeArrowheads="1" noChangeAspect="1"/>
                           </pic:cNvPicPr>
                         </pic:nvPicPr>
                         <pic:blipFill>
-                          <a:blip r:embed="rId24"/>
+                          <a:blip r:embed="rId13"/>
                           <a:stretch>
                             <a:fillRect/>
                           </a:stretch>
@@ -1379,18 +1379,18 @@
                 <wp:inline>
                   <wp:extent cx="152400" cy="152400"/>
                   <wp:effectExtent b="0" l="0" r="0" t="0"/>
-                  <wp:docPr descr="" title="" id="34" name="Picture"/>
+                  <wp:docPr descr="" title="" id="23" name="Picture"/>
                   <a:graphic>
                     <a:graphicData uri="http://schemas.openxmlformats.org/drawingml/2006/picture">
                       <pic:pic>
                         <pic:nvPicPr>
-                          <pic:cNvPr descr="/Applications/quarto/share/formats/docx/note.png" id="35" name="Picture"/>
+                          <pic:cNvPr descr="/Applications/quarto/share/formats/docx/note.png" id="24" name="Picture"/>
                           <pic:cNvPicPr>
                             <a:picLocks noChangeArrowheads="1" noChangeAspect="1"/>
                           </pic:cNvPicPr>
                         </pic:nvPicPr>
                         <pic:blipFill>
-                          <a:blip r:embed="rId24"/>
+                          <a:blip r:embed="rId13"/>
                           <a:stretch>
                             <a:fillRect/>
                           </a:stretch>
@@ -1487,50 +1487,54 @@
                     </m:r>
                   </m:num>
                   <m:den>
-                    <m:d>
-                      <m:dPr>
-                        <m:begChr m:val="("/>
-                        <m:sepChr m:val=""/>
-                        <m:endChr m:val=")"/>
-                        <m:grow/>
-                      </m:dPr>
-                      <m:e>
-                        <m:r>
-                          <m:t>x</m:t>
-                        </m:r>
-                        <m:r>
-                          <m:rPr>
-                            <m:sty m:val="p"/>
-                          </m:rPr>
-                          <m:t>−</m:t>
-                        </m:r>
-                        <m:r>
-                          <m:t>1</m:t>
-                        </m:r>
-                      </m:e>
-                    </m:d>
-                    <m:d>
-                      <m:dPr>
-                        <m:begChr m:val="("/>
-                        <m:sepChr m:val=""/>
-                        <m:endChr m:val=")"/>
-                        <m:grow/>
-                      </m:dPr>
-                      <m:e>
-                        <m:r>
-                          <m:t>x</m:t>
-                        </m:r>
-                        <m:r>
-                          <m:rPr>
-                            <m:sty m:val="p"/>
-                          </m:rPr>
-                          <m:t>+</m:t>
-                        </m:r>
-                        <m:r>
-                          <m:t>4</m:t>
-                        </m:r>
-                      </m:e>
-                    </m:d>
+                    <m:r>
+                      <m:rPr>
+                        <m:sty m:val="p"/>
+                      </m:rPr>
+                      <m:t>(</m:t>
+                    </m:r>
+                    <m:r>
+                      <m:t>x</m:t>
+                    </m:r>
+                    <m:r>
+                      <m:rPr>
+                        <m:sty m:val="p"/>
+                      </m:rPr>
+                      <m:t>−</m:t>
+                    </m:r>
+                    <m:r>
+                      <m:t>1</m:t>
+                    </m:r>
+                    <m:r>
+                      <m:rPr>
+                        <m:sty m:val="p"/>
+                      </m:rPr>
+                      <m:t>)</m:t>
+                    </m:r>
+                    <m:r>
+                      <m:rPr>
+                        <m:sty m:val="p"/>
+                      </m:rPr>
+                      <m:t>(</m:t>
+                    </m:r>
+                    <m:r>
+                      <m:t>x</m:t>
+                    </m:r>
+                    <m:r>
+                      <m:rPr>
+                        <m:sty m:val="p"/>
+                      </m:rPr>
+                      <m:t>+</m:t>
+                    </m:r>
+                    <m:r>
+                      <m:t>4</m:t>
+                    </m:r>
+                    <m:r>
+                      <m:rPr>
+                        <m:sty m:val="p"/>
+                      </m:rPr>
+                      <m:t>)</m:t>
+                    </m:r>
                   </m:den>
                 </m:f>
               </m:oMath>
@@ -1550,50 +1554,54 @@
               <w:t xml:space="preserve"> </w:t>
             </w:r>
             <m:oMath>
-              <m:d>
-                <m:dPr>
-                  <m:begChr m:val="("/>
-                  <m:sepChr m:val=""/>
-                  <m:endChr m:val=")"/>
-                  <m:grow/>
-                </m:dPr>
-                <m:e>
-                  <m:r>
-                    <m:t>x</m:t>
-                  </m:r>
-                  <m:r>
-                    <m:rPr>
-                      <m:sty m:val="p"/>
-                    </m:rPr>
-                    <m:t>−</m:t>
-                  </m:r>
-                  <m:r>
-                    <m:t>1</m:t>
-                  </m:r>
-                </m:e>
-              </m:d>
-              <m:d>
-                <m:dPr>
-                  <m:begChr m:val="("/>
-                  <m:sepChr m:val=""/>
-                  <m:endChr m:val=")"/>
-                  <m:grow/>
-                </m:dPr>
-                <m:e>
-                  <m:r>
-                    <m:t>x</m:t>
-                  </m:r>
-                  <m:r>
-                    <m:rPr>
-                      <m:sty m:val="p"/>
-                    </m:rPr>
-                    <m:t>+</m:t>
-                  </m:r>
-                  <m:r>
-                    <m:t>4</m:t>
-                  </m:r>
-                </m:e>
-              </m:d>
+              <m:r>
+                <m:rPr>
+                  <m:sty m:val="p"/>
+                </m:rPr>
+                <m:t>(</m:t>
+              </m:r>
+              <m:r>
+                <m:t>x</m:t>
+              </m:r>
+              <m:r>
+                <m:rPr>
+                  <m:sty m:val="p"/>
+                </m:rPr>
+                <m:t>−</m:t>
+              </m:r>
+              <m:r>
+                <m:t>1</m:t>
+              </m:r>
+              <m:r>
+                <m:rPr>
+                  <m:sty m:val="p"/>
+                </m:rPr>
+                <m:t>)</m:t>
+              </m:r>
+              <m:r>
+                <m:rPr>
+                  <m:sty m:val="p"/>
+                </m:rPr>
+                <m:t>(</m:t>
+              </m:r>
+              <m:r>
+                <m:t>x</m:t>
+              </m:r>
+              <m:r>
+                <m:rPr>
+                  <m:sty m:val="p"/>
+                </m:rPr>
+                <m:t>+</m:t>
+              </m:r>
+              <m:r>
+                <m:t>4</m:t>
+              </m:r>
+              <m:r>
+                <m:rPr>
+                  <m:sty m:val="p"/>
+                </m:rPr>
+                <m:t>)</m:t>
+              </m:r>
             </m:oMath>
             <w:r>
               <w:t xml:space="preserve">. The fraction is undefined when</w:t>
@@ -1602,50 +1610,54 @@
               <w:t xml:space="preserve"> </w:t>
             </w:r>
             <m:oMath>
-              <m:d>
-                <m:dPr>
-                  <m:begChr m:val="("/>
-                  <m:sepChr m:val=""/>
-                  <m:endChr m:val=")"/>
-                  <m:grow/>
-                </m:dPr>
-                <m:e>
-                  <m:r>
-                    <m:t>x</m:t>
-                  </m:r>
-                  <m:r>
-                    <m:rPr>
-                      <m:sty m:val="p"/>
-                    </m:rPr>
-                    <m:t>−</m:t>
-                  </m:r>
-                  <m:r>
-                    <m:t>1</m:t>
-                  </m:r>
-                </m:e>
-              </m:d>
-              <m:d>
-                <m:dPr>
-                  <m:begChr m:val="("/>
-                  <m:sepChr m:val=""/>
-                  <m:endChr m:val=")"/>
-                  <m:grow/>
-                </m:dPr>
-                <m:e>
-                  <m:r>
-                    <m:t>x</m:t>
-                  </m:r>
-                  <m:r>
-                    <m:rPr>
-                      <m:sty m:val="p"/>
-                    </m:rPr>
-                    <m:t>+</m:t>
-                  </m:r>
-                  <m:r>
-                    <m:t>4</m:t>
-                  </m:r>
-                </m:e>
-              </m:d>
+              <m:r>
+                <m:rPr>
+                  <m:sty m:val="p"/>
+                </m:rPr>
+                <m:t>(</m:t>
+              </m:r>
+              <m:r>
+                <m:t>x</m:t>
+              </m:r>
+              <m:r>
+                <m:rPr>
+                  <m:sty m:val="p"/>
+                </m:rPr>
+                <m:t>−</m:t>
+              </m:r>
+              <m:r>
+                <m:t>1</m:t>
+              </m:r>
+              <m:r>
+                <m:rPr>
+                  <m:sty m:val="p"/>
+                </m:rPr>
+                <m:t>)</m:t>
+              </m:r>
+              <m:r>
+                <m:rPr>
+                  <m:sty m:val="p"/>
+                </m:rPr>
+                <m:t>(</m:t>
+              </m:r>
+              <m:r>
+                <m:t>x</m:t>
+              </m:r>
+              <m:r>
+                <m:rPr>
+                  <m:sty m:val="p"/>
+                </m:rPr>
+                <m:t>+</m:t>
+              </m:r>
+              <m:r>
+                <m:t>4</m:t>
+              </m:r>
+              <m:r>
+                <m:rPr>
+                  <m:sty m:val="p"/>
+                </m:rPr>
+                <m:t>)</m:t>
+              </m:r>
               <m:r>
                 <m:rPr>
                   <m:sty m:val="p"/>
@@ -1736,8 +1748,8 @@
                 <m:r>
                   <m:rPr>
                     <m:nor/>
+                    <m:scr m:val="sans-serif"/>
                     <m:sty m:val="p"/>
-                    <m:scr m:val="sans-serif"/>
                   </m:rPr>
                   <m:t> and </m:t>
                 </m:r>
@@ -1823,18 +1835,18 @@
                 <wp:inline>
                   <wp:extent cx="152400" cy="152400"/>
                   <wp:effectExtent b="0" l="0" r="0" t="0"/>
-                  <wp:docPr descr="" title="" id="37" name="Picture"/>
+                  <wp:docPr descr="" title="" id="26" name="Picture"/>
                   <a:graphic>
                     <a:graphicData uri="http://schemas.openxmlformats.org/drawingml/2006/picture">
                       <pic:pic>
                         <pic:nvPicPr>
-                          <pic:cNvPr descr="/Applications/quarto/share/formats/docx/tip.png" id="38" name="Picture"/>
+                          <pic:cNvPr descr="/Applications/quarto/share/formats/docx/tip.png" id="27" name="Picture"/>
                           <pic:cNvPicPr>
                             <a:picLocks noChangeArrowheads="1" noChangeAspect="1"/>
                           </pic:cNvPicPr>
                         </pic:nvPicPr>
                         <pic:blipFill>
-                          <a:blip r:embed="rId36"/>
+                          <a:blip r:embed="rId25"/>
                           <a:stretch>
                             <a:fillRect/>
                           </a:stretch>
@@ -2149,18 +2161,18 @@
                 <wp:inline>
                   <wp:extent cx="152400" cy="152400"/>
                   <wp:effectExtent b="0" l="0" r="0" t="0"/>
-                  <wp:docPr descr="" title="" id="39" name="Picture"/>
+                  <wp:docPr descr="" title="" id="28" name="Picture"/>
                   <a:graphic>
                     <a:graphicData uri="http://schemas.openxmlformats.org/drawingml/2006/picture">
                       <pic:pic>
                         <pic:nvPicPr>
-                          <pic:cNvPr descr="/Applications/quarto/share/formats/docx/note.png" id="40" name="Picture"/>
+                          <pic:cNvPr descr="/Applications/quarto/share/formats/docx/note.png" id="29" name="Picture"/>
                           <pic:cNvPicPr>
                             <a:picLocks noChangeArrowheads="1" noChangeAspect="1"/>
                           </pic:cNvPicPr>
                         </pic:nvPicPr>
                         <pic:blipFill>
-                          <a:blip r:embed="rId24"/>
+                          <a:blip r:embed="rId13"/>
                           <a:stretch>
                             <a:fillRect/>
                           </a:stretch>
@@ -2429,8 +2441,8 @@
                 <m:r>
                   <m:rPr>
                     <m:nor/>
+                    <m:scr m:val="sans-serif"/>
                     <m:sty m:val="p"/>
-                    <m:scr m:val="sans-serif"/>
                   </m:rPr>
                   <m:t> and </m:t>
                 </m:r>
@@ -2546,18 +2558,18 @@
                 <wp:inline>
                   <wp:extent cx="152400" cy="152400"/>
                   <wp:effectExtent b="0" l="0" r="0" t="0"/>
-                  <wp:docPr descr="" title="" id="41" name="Picture"/>
+                  <wp:docPr descr="" title="" id="30" name="Picture"/>
                   <a:graphic>
                     <a:graphicData uri="http://schemas.openxmlformats.org/drawingml/2006/picture">
                       <pic:pic>
                         <pic:nvPicPr>
-                          <pic:cNvPr descr="/Applications/quarto/share/formats/docx/note.png" id="42" name="Picture"/>
+                          <pic:cNvPr descr="/Applications/quarto/share/formats/docx/note.png" id="31" name="Picture"/>
                           <pic:cNvPicPr>
                             <a:picLocks noChangeArrowheads="1" noChangeAspect="1"/>
                           </pic:cNvPicPr>
                         </pic:nvPicPr>
                         <pic:blipFill>
-                          <a:blip r:embed="rId24"/>
+                          <a:blip r:embed="rId13"/>
                           <a:stretch>
                             <a:fillRect/>
                           </a:stretch>
@@ -2934,8 +2946,8 @@
                 <m:r>
                   <m:rPr>
                     <m:nor/>
+                    <m:scr m:val="sans-serif"/>
                     <m:sty m:val="p"/>
-                    <m:scr m:val="sans-serif"/>
                   </m:rPr>
                   <m:t> or </m:t>
                 </m:r>
@@ -3101,18 +3113,18 @@
                 <wp:inline>
                   <wp:extent cx="152400" cy="152400"/>
                   <wp:effectExtent b="0" l="0" r="0" t="0"/>
-                  <wp:docPr descr="" title="" id="43" name="Picture"/>
+                  <wp:docPr descr="" title="" id="32" name="Picture"/>
                   <a:graphic>
                     <a:graphicData uri="http://schemas.openxmlformats.org/drawingml/2006/picture">
                       <pic:pic>
                         <pic:nvPicPr>
-                          <pic:cNvPr descr="/Applications/quarto/share/formats/docx/tip.png" id="44" name="Picture"/>
+                          <pic:cNvPr descr="/Applications/quarto/share/formats/docx/tip.png" id="33" name="Picture"/>
                           <pic:cNvPicPr>
                             <a:picLocks noChangeArrowheads="1" noChangeAspect="1"/>
                           </pic:cNvPicPr>
                         </pic:nvPicPr>
                         <pic:blipFill>
-                          <a:blip r:embed="rId36"/>
+                          <a:blip r:embed="rId25"/>
                           <a:stretch>
                             <a:fillRect/>
                           </a:stretch>
@@ -3396,8 +3408,8 @@
         </w:tc>
       </w:tr>
     </w:tbl>
-    <w:bookmarkEnd w:id="45"/>
-    <w:bookmarkStart w:id="52" w:name="equivalent-algebraic-fractions"/>
+    <w:bookmarkEnd w:id="34"/>
+    <w:bookmarkStart w:id="41" w:name="equivalent-algebraic-fractions"/>
     <w:p>
       <w:pPr>
         <w:pStyle w:val="Heading1"/>
@@ -3463,18 +3475,18 @@
                 <wp:inline>
                   <wp:extent cx="152400" cy="152400"/>
                   <wp:effectExtent b="0" l="0" r="0" t="0"/>
-                  <wp:docPr descr="" title="" id="46" name="Picture"/>
+                  <wp:docPr descr="" title="" id="35" name="Picture"/>
                   <a:graphic>
                     <a:graphicData uri="http://schemas.openxmlformats.org/drawingml/2006/picture">
                       <pic:pic>
                         <pic:nvPicPr>
-                          <pic:cNvPr descr="/Applications/quarto/share/formats/docx/note.png" id="47" name="Picture"/>
+                          <pic:cNvPr descr="/Applications/quarto/share/formats/docx/note.png" id="36" name="Picture"/>
                           <pic:cNvPicPr>
                             <a:picLocks noChangeArrowheads="1" noChangeAspect="1"/>
                           </pic:cNvPicPr>
                         </pic:nvPicPr>
                         <pic:blipFill>
-                          <a:blip r:embed="rId24"/>
+                          <a:blip r:embed="rId13"/>
                           <a:stretch>
                             <a:fillRect/>
                           </a:stretch>
@@ -3657,18 +3669,18 @@
                 <wp:inline>
                   <wp:extent cx="152400" cy="152400"/>
                   <wp:effectExtent b="0" l="0" r="0" t="0"/>
-                  <wp:docPr descr="" title="" id="48" name="Picture"/>
+                  <wp:docPr descr="" title="" id="37" name="Picture"/>
                   <a:graphic>
                     <a:graphicData uri="http://schemas.openxmlformats.org/drawingml/2006/picture">
                       <pic:pic>
                         <pic:nvPicPr>
-                          <pic:cNvPr descr="/Applications/quarto/share/formats/docx/important.png" id="49" name="Picture"/>
+                          <pic:cNvPr descr="/Applications/quarto/share/formats/docx/important.png" id="38" name="Picture"/>
                           <pic:cNvPicPr>
                             <a:picLocks noChangeArrowheads="1" noChangeAspect="1"/>
                           </pic:cNvPicPr>
                         </pic:nvPicPr>
                         <pic:blipFill>
-                          <a:blip r:embed="rId27"/>
+                          <a:blip r:embed="rId16"/>
                           <a:stretch>
                             <a:fillRect/>
                           </a:stretch>
@@ -3806,18 +3818,18 @@
                 <wp:inline>
                   <wp:extent cx="152400" cy="152400"/>
                   <wp:effectExtent b="0" l="0" r="0" t="0"/>
-                  <wp:docPr descr="" title="" id="50" name="Picture"/>
+                  <wp:docPr descr="" title="" id="39" name="Picture"/>
                   <a:graphic>
                     <a:graphicData uri="http://schemas.openxmlformats.org/drawingml/2006/picture">
                       <pic:pic>
                         <pic:nvPicPr>
-                          <pic:cNvPr descr="/Applications/quarto/share/formats/docx/note.png" id="51" name="Picture"/>
+                          <pic:cNvPr descr="/Applications/quarto/share/formats/docx/note.png" id="40" name="Picture"/>
                           <pic:cNvPicPr>
                             <a:picLocks noChangeArrowheads="1" noChangeAspect="1"/>
                           </pic:cNvPicPr>
                         </pic:nvPicPr>
                         <pic:blipFill>
-                          <a:blip r:embed="rId24"/>
+                          <a:blip r:embed="rId13"/>
                           <a:stretch>
                             <a:fillRect/>
                           </a:stretch>
@@ -3973,8 +3985,8 @@
                 <m:r>
                   <m:rPr>
                     <m:nor/>
+                    <m:scr m:val="sans-serif"/>
                     <m:sty m:val="p"/>
-                    <m:scr m:val="sans-serif"/>
                   </m:rPr>
                   <m:t>if </m:t>
                 </m:r>
@@ -4143,8 +4155,8 @@
                 <m:r>
                   <m:rPr>
                     <m:nor/>
+                    <m:scr m:val="sans-serif"/>
                     <m:sty m:val="p"/>
-                    <m:scr m:val="sans-serif"/>
                   </m:rPr>
                   <m:t>if </m:t>
                 </m:r>
@@ -4212,55 +4224,59 @@
                     <m:r>
                       <m:t>2</m:t>
                     </m:r>
-                    <m:d>
-                      <m:dPr>
-                        <m:begChr m:val="("/>
-                        <m:sepChr m:val=""/>
-                        <m:endChr m:val=")"/>
-                        <m:grow/>
-                      </m:dPr>
-                      <m:e>
-                        <m:r>
-                          <m:t>t</m:t>
-                        </m:r>
-                        <m:r>
-                          <m:rPr>
-                            <m:sty m:val="p"/>
-                          </m:rPr>
-                          <m:t>+</m:t>
-                        </m:r>
-                        <m:r>
-                          <m:t>1</m:t>
-                        </m:r>
-                      </m:e>
-                    </m:d>
+                    <m:r>
+                      <m:rPr>
+                        <m:sty m:val="p"/>
+                      </m:rPr>
+                      <m:t>(</m:t>
+                    </m:r>
+                    <m:r>
+                      <m:t>t</m:t>
+                    </m:r>
+                    <m:r>
+                      <m:rPr>
+                        <m:sty m:val="p"/>
+                      </m:rPr>
+                      <m:t>+</m:t>
+                    </m:r>
+                    <m:r>
+                      <m:t>1</m:t>
+                    </m:r>
+                    <m:r>
+                      <m:rPr>
+                        <m:sty m:val="p"/>
+                      </m:rPr>
+                      <m:t>)</m:t>
+                    </m:r>
                   </m:num>
                   <m:den>
                     <m:r>
                       <m:t>x</m:t>
                     </m:r>
-                    <m:d>
-                      <m:dPr>
-                        <m:begChr m:val="("/>
-                        <m:sepChr m:val=""/>
-                        <m:endChr m:val=")"/>
-                        <m:grow/>
-                      </m:dPr>
-                      <m:e>
-                        <m:r>
-                          <m:t>t</m:t>
-                        </m:r>
-                        <m:r>
-                          <m:rPr>
-                            <m:sty m:val="p"/>
-                          </m:rPr>
-                          <m:t>+</m:t>
-                        </m:r>
-                        <m:r>
-                          <m:t>1</m:t>
-                        </m:r>
-                      </m:e>
-                    </m:d>
+                    <m:r>
+                      <m:rPr>
+                        <m:sty m:val="p"/>
+                      </m:rPr>
+                      <m:t>(</m:t>
+                    </m:r>
+                    <m:r>
+                      <m:t>t</m:t>
+                    </m:r>
+                    <m:r>
+                      <m:rPr>
+                        <m:sty m:val="p"/>
+                      </m:rPr>
+                      <m:t>+</m:t>
+                    </m:r>
+                    <m:r>
+                      <m:t>1</m:t>
+                    </m:r>
+                    <m:r>
+                      <m:rPr>
+                        <m:sty m:val="p"/>
+                      </m:rPr>
+                      <m:t>)</m:t>
+                    </m:r>
                   </m:den>
                 </m:f>
                 <m:r>
@@ -4269,8 +4285,8 @@
                 <m:r>
                   <m:rPr>
                     <m:nor/>
+                    <m:scr m:val="sans-serif"/>
                     <m:sty m:val="p"/>
-                    <m:scr m:val="sans-serif"/>
                   </m:rPr>
                   <m:t>if </m:t>
                 </m:r>
@@ -4295,8 +4311,8 @@
                 <m:r>
                   <m:rPr>
                     <m:nor/>
+                    <m:scr m:val="sans-serif"/>
                     <m:sty m:val="p"/>
-                    <m:scr m:val="sans-serif"/>
                   </m:rPr>
                   <m:t> and </m:t>
                 </m:r>
@@ -4409,55 +4425,59 @@
                     <m:r>
                       <m:t>x</m:t>
                     </m:r>
-                    <m:d>
-                      <m:dPr>
-                        <m:begChr m:val="("/>
-                        <m:sepChr m:val=""/>
-                        <m:endChr m:val=")"/>
-                        <m:grow/>
-                      </m:dPr>
-                      <m:e>
-                        <m:r>
-                          <m:t>x</m:t>
-                        </m:r>
-                        <m:r>
-                          <m:rPr>
-                            <m:sty m:val="p"/>
-                          </m:rPr>
-                          <m:t>+</m:t>
-                        </m:r>
-                        <m:r>
-                          <m:t>1</m:t>
-                        </m:r>
-                      </m:e>
-                    </m:d>
+                    <m:r>
+                      <m:rPr>
+                        <m:sty m:val="p"/>
+                      </m:rPr>
+                      <m:t>(</m:t>
+                    </m:r>
+                    <m:r>
+                      <m:t>x</m:t>
+                    </m:r>
+                    <m:r>
+                      <m:rPr>
+                        <m:sty m:val="p"/>
+                      </m:rPr>
+                      <m:t>+</m:t>
+                    </m:r>
+                    <m:r>
+                      <m:t>1</m:t>
+                    </m:r>
+                    <m:r>
+                      <m:rPr>
+                        <m:sty m:val="p"/>
+                      </m:rPr>
+                      <m:t>)</m:t>
+                    </m:r>
                   </m:num>
                   <m:den>
                     <m:r>
                       <m:t>x</m:t>
                     </m:r>
-                    <m:d>
-                      <m:dPr>
-                        <m:begChr m:val="("/>
-                        <m:sepChr m:val=""/>
-                        <m:endChr m:val=")"/>
-                        <m:grow/>
-                      </m:dPr>
-                      <m:e>
-                        <m:r>
-                          <m:t>x</m:t>
-                        </m:r>
-                        <m:r>
-                          <m:rPr>
-                            <m:sty m:val="p"/>
-                          </m:rPr>
-                          <m:t>+</m:t>
-                        </m:r>
-                        <m:r>
-                          <m:t>1</m:t>
-                        </m:r>
-                      </m:e>
-                    </m:d>
+                    <m:r>
+                      <m:rPr>
+                        <m:sty m:val="p"/>
+                      </m:rPr>
+                      <m:t>(</m:t>
+                    </m:r>
+                    <m:r>
+                      <m:t>x</m:t>
+                    </m:r>
+                    <m:r>
+                      <m:rPr>
+                        <m:sty m:val="p"/>
+                      </m:rPr>
+                      <m:t>+</m:t>
+                    </m:r>
+                    <m:r>
+                      <m:t>1</m:t>
+                    </m:r>
+                    <m:r>
+                      <m:rPr>
+                        <m:sty m:val="p"/>
+                      </m:rPr>
+                      <m:t>)</m:t>
+                    </m:r>
                   </m:den>
                 </m:f>
                 <m:r>
@@ -4466,8 +4486,8 @@
                 <m:r>
                   <m:rPr>
                     <m:nor/>
+                    <m:scr m:val="sans-serif"/>
                     <m:sty m:val="p"/>
-                    <m:scr m:val="sans-serif"/>
                   </m:rPr>
                   <m:t>if </m:t>
                 </m:r>
@@ -4492,8 +4512,8 @@
                 <m:r>
                   <m:rPr>
                     <m:nor/>
+                    <m:scr m:val="sans-serif"/>
                     <m:sty m:val="p"/>
-                    <m:scr m:val="sans-serif"/>
                   </m:rPr>
                   <m:t> and </m:t>
                 </m:r>
@@ -4524,8 +4544,8 @@
         </w:tc>
       </w:tr>
     </w:tbl>
-    <w:bookmarkEnd w:id="52"/>
-    <w:bookmarkStart w:id="67" w:name="simplifying-algebraic-fractions"/>
+    <w:bookmarkEnd w:id="41"/>
+    <w:bookmarkStart w:id="56" w:name="simplifying-algebraic-fractions"/>
     <w:p>
       <w:pPr>
         <w:pStyle w:val="Heading1"/>
@@ -4583,18 +4603,18 @@
                 <wp:inline>
                   <wp:extent cx="152400" cy="152400"/>
                   <wp:effectExtent b="0" l="0" r="0" t="0"/>
-                  <wp:docPr descr="" title="" id="53" name="Picture"/>
+                  <wp:docPr descr="" title="" id="42" name="Picture"/>
                   <a:graphic>
                     <a:graphicData uri="http://schemas.openxmlformats.org/drawingml/2006/picture">
                       <pic:pic>
                         <pic:nvPicPr>
-                          <pic:cNvPr descr="/Applications/quarto/share/formats/docx/note.png" id="54" name="Picture"/>
+                          <pic:cNvPr descr="/Applications/quarto/share/formats/docx/note.png" id="43" name="Picture"/>
                           <pic:cNvPicPr>
                             <a:picLocks noChangeArrowheads="1" noChangeAspect="1"/>
                           </pic:cNvPicPr>
                         </pic:nvPicPr>
                         <pic:blipFill>
-                          <a:blip r:embed="rId24"/>
+                          <a:blip r:embed="rId13"/>
                           <a:stretch>
                             <a:fillRect/>
                           </a:stretch>
@@ -4779,18 +4799,18 @@
                 <wp:inline>
                   <wp:extent cx="152400" cy="152400"/>
                   <wp:effectExtent b="0" l="0" r="0" t="0"/>
-                  <wp:docPr descr="" title="" id="55" name="Picture"/>
+                  <wp:docPr descr="" title="" id="44" name="Picture"/>
                   <a:graphic>
                     <a:graphicData uri="http://schemas.openxmlformats.org/drawingml/2006/picture">
                       <pic:pic>
                         <pic:nvPicPr>
-                          <pic:cNvPr descr="/Applications/quarto/share/formats/docx/important.png" id="56" name="Picture"/>
+                          <pic:cNvPr descr="/Applications/quarto/share/formats/docx/important.png" id="45" name="Picture"/>
                           <pic:cNvPicPr>
                             <a:picLocks noChangeArrowheads="1" noChangeAspect="1"/>
                           </pic:cNvPicPr>
                         </pic:nvPicPr>
                         <pic:blipFill>
-                          <a:blip r:embed="rId27"/>
+                          <a:blip r:embed="rId16"/>
                           <a:stretch>
                             <a:fillRect/>
                           </a:stretch>
@@ -4881,28 +4901,30 @@
               <m:r>
                 <m:t>x</m:t>
               </m:r>
-              <m:d>
-                <m:dPr>
-                  <m:begChr m:val="("/>
-                  <m:sepChr m:val=""/>
-                  <m:endChr m:val=")"/>
-                  <m:grow/>
-                </m:dPr>
-                <m:e>
-                  <m:r>
-                    <m:t>x</m:t>
-                  </m:r>
-                  <m:r>
-                    <m:rPr>
-                      <m:sty m:val="p"/>
-                    </m:rPr>
-                    <m:t>+</m:t>
-                  </m:r>
-                  <m:r>
-                    <m:t>3</m:t>
-                  </m:r>
-                </m:e>
-              </m:d>
+              <m:r>
+                <m:rPr>
+                  <m:sty m:val="p"/>
+                </m:rPr>
+                <m:t>(</m:t>
+              </m:r>
+              <m:r>
+                <m:t>x</m:t>
+              </m:r>
+              <m:r>
+                <m:rPr>
+                  <m:sty m:val="p"/>
+                </m:rPr>
+                <m:t>+</m:t>
+              </m:r>
+              <m:r>
+                <m:t>3</m:t>
+              </m:r>
+              <m:r>
+                <m:rPr>
+                  <m:sty m:val="p"/>
+                </m:rPr>
+                <m:t>)</m:t>
+              </m:r>
             </m:oMath>
             <w:r>
               <w:t xml:space="preserve">, both</w:t>
@@ -4925,28 +4947,30 @@
               <w:t xml:space="preserve"> </w:t>
             </w:r>
             <m:oMath>
-              <m:d>
-                <m:dPr>
-                  <m:begChr m:val="("/>
-                  <m:sepChr m:val=""/>
-                  <m:endChr m:val=")"/>
-                  <m:grow/>
-                </m:dPr>
-                <m:e>
-                  <m:r>
-                    <m:t>x</m:t>
-                  </m:r>
-                  <m:r>
-                    <m:rPr>
-                      <m:sty m:val="p"/>
-                    </m:rPr>
-                    <m:t>+</m:t>
-                  </m:r>
-                  <m:r>
-                    <m:t>3</m:t>
-                  </m:r>
-                </m:e>
-              </m:d>
+              <m:r>
+                <m:rPr>
+                  <m:sty m:val="p"/>
+                </m:rPr>
+                <m:t>(</m:t>
+              </m:r>
+              <m:r>
+                <m:t>x</m:t>
+              </m:r>
+              <m:r>
+                <m:rPr>
+                  <m:sty m:val="p"/>
+                </m:rPr>
+                <m:t>+</m:t>
+              </m:r>
+              <m:r>
+                <m:t>3</m:t>
+              </m:r>
+              <m:r>
+                <m:rPr>
+                  <m:sty m:val="p"/>
+                </m:rPr>
+                <m:t>)</m:t>
+              </m:r>
             </m:oMath>
             <w:r>
               <w:t xml:space="preserve"> </w:t>
@@ -5169,7 +5193,7 @@
             <w:r>
               <w:t xml:space="preserve"> </w:t>
             </w:r>
-            <w:hyperlink r:id="rId22">
+            <w:hyperlink r:id="rId11">
               <w:r>
                 <w:rPr>
                   <w:rStyle w:val="Hyperlink"/>
@@ -5234,18 +5258,18 @@
                 <wp:inline>
                   <wp:extent cx="152400" cy="152400"/>
                   <wp:effectExtent b="0" l="0" r="0" t="0"/>
-                  <wp:docPr descr="" title="" id="57" name="Picture"/>
+                  <wp:docPr descr="" title="" id="46" name="Picture"/>
                   <a:graphic>
                     <a:graphicData uri="http://schemas.openxmlformats.org/drawingml/2006/picture">
                       <pic:pic>
                         <pic:nvPicPr>
-                          <pic:cNvPr descr="/Applications/quarto/share/formats/docx/important.png" id="58" name="Picture"/>
+                          <pic:cNvPr descr="/Applications/quarto/share/formats/docx/important.png" id="47" name="Picture"/>
                           <pic:cNvPicPr>
                             <a:picLocks noChangeArrowheads="1" noChangeAspect="1"/>
                           </pic:cNvPicPr>
                         </pic:nvPicPr>
                         <pic:blipFill>
-                          <a:blip r:embed="rId27"/>
+                          <a:blip r:embed="rId16"/>
                           <a:stretch>
                             <a:fillRect/>
                           </a:stretch>
@@ -5383,18 +5407,18 @@
                 <wp:inline>
                   <wp:extent cx="152400" cy="152400"/>
                   <wp:effectExtent b="0" l="0" r="0" t="0"/>
-                  <wp:docPr descr="" title="" id="59" name="Picture"/>
+                  <wp:docPr descr="" title="" id="48" name="Picture"/>
                   <a:graphic>
                     <a:graphicData uri="http://schemas.openxmlformats.org/drawingml/2006/picture">
                       <pic:pic>
                         <pic:nvPicPr>
-                          <pic:cNvPr descr="/Applications/quarto/share/formats/docx/note.png" id="60" name="Picture"/>
+                          <pic:cNvPr descr="/Applications/quarto/share/formats/docx/note.png" id="49" name="Picture"/>
                           <pic:cNvPicPr>
                             <a:picLocks noChangeArrowheads="1" noChangeAspect="1"/>
                           </pic:cNvPicPr>
                         </pic:nvPicPr>
                         <pic:blipFill>
-                          <a:blip r:embed="rId24"/>
+                          <a:blip r:embed="rId13"/>
                           <a:stretch>
                             <a:fillRect/>
                           </a:stretch>
@@ -5615,8 +5639,8 @@
                 <m:r>
                   <m:rPr>
                     <m:nor/>
+                    <m:scr m:val="sans-serif"/>
                     <m:sty m:val="p"/>
-                    <m:scr m:val="sans-serif"/>
                   </m:rPr>
                   <m:t>if </m:t>
                 </m:r>
@@ -5689,18 +5713,18 @@
                 <wp:inline>
                   <wp:extent cx="152400" cy="152400"/>
                   <wp:effectExtent b="0" l="0" r="0" t="0"/>
-                  <wp:docPr descr="" title="" id="61" name="Picture"/>
+                  <wp:docPr descr="" title="" id="50" name="Picture"/>
                   <a:graphic>
                     <a:graphicData uri="http://schemas.openxmlformats.org/drawingml/2006/picture">
                       <pic:pic>
                         <pic:nvPicPr>
-                          <pic:cNvPr descr="/Applications/quarto/share/formats/docx/note.png" id="62" name="Picture"/>
+                          <pic:cNvPr descr="/Applications/quarto/share/formats/docx/note.png" id="51" name="Picture"/>
                           <pic:cNvPicPr>
                             <a:picLocks noChangeArrowheads="1" noChangeAspect="1"/>
                           </pic:cNvPicPr>
                         </pic:nvPicPr>
                         <pic:blipFill>
-                          <a:blip r:embed="rId24"/>
+                          <a:blip r:embed="rId13"/>
                           <a:stretch>
                             <a:fillRect/>
                           </a:stretch>
@@ -5860,28 +5884,30 @@
                 <m:r>
                   <m:t>x</m:t>
                 </m:r>
-                <m:d>
-                  <m:dPr>
-                    <m:begChr m:val="("/>
-                    <m:sepChr m:val=""/>
-                    <m:endChr m:val=")"/>
-                    <m:grow/>
-                  </m:dPr>
-                  <m:e>
-                    <m:r>
-                      <m:t>x</m:t>
-                    </m:r>
-                    <m:r>
-                      <m:rPr>
-                        <m:sty m:val="p"/>
-                      </m:rPr>
-                      <m:t>+</m:t>
-                    </m:r>
-                    <m:r>
-                      <m:t>3</m:t>
-                    </m:r>
-                  </m:e>
-                </m:d>
+                <m:r>
+                  <m:rPr>
+                    <m:sty m:val="p"/>
+                  </m:rPr>
+                  <m:t>(</m:t>
+                </m:r>
+                <m:r>
+                  <m:t>x</m:t>
+                </m:r>
+                <m:r>
+                  <m:rPr>
+                    <m:sty m:val="p"/>
+                  </m:rPr>
+                  <m:t>+</m:t>
+                </m:r>
+                <m:r>
+                  <m:t>3</m:t>
+                </m:r>
+                <m:r>
+                  <m:rPr>
+                    <m:sty m:val="p"/>
+                  </m:rPr>
+                  <m:t>)</m:t>
+                </m:r>
               </m:oMath>
             </m:oMathPara>
           </w:p>
@@ -6017,28 +6043,30 @@
                     <m:r>
                       <m:t>x</m:t>
                     </m:r>
-                    <m:d>
-                      <m:dPr>
-                        <m:begChr m:val="("/>
-                        <m:sepChr m:val=""/>
-                        <m:endChr m:val=")"/>
-                        <m:grow/>
-                      </m:dPr>
-                      <m:e>
-                        <m:r>
-                          <m:t>x</m:t>
-                        </m:r>
-                        <m:r>
-                          <m:rPr>
-                            <m:sty m:val="p"/>
-                          </m:rPr>
-                          <m:t>+</m:t>
-                        </m:r>
-                        <m:r>
-                          <m:t>3</m:t>
-                        </m:r>
-                      </m:e>
-                    </m:d>
+                    <m:r>
+                      <m:rPr>
+                        <m:sty m:val="p"/>
+                      </m:rPr>
+                      <m:t>(</m:t>
+                    </m:r>
+                    <m:r>
+                      <m:t>x</m:t>
+                    </m:r>
+                    <m:r>
+                      <m:rPr>
+                        <m:sty m:val="p"/>
+                      </m:rPr>
+                      <m:t>+</m:t>
+                    </m:r>
+                    <m:r>
+                      <m:t>3</m:t>
+                    </m:r>
+                    <m:r>
+                      <m:rPr>
+                        <m:sty m:val="p"/>
+                      </m:rPr>
+                      <m:t>)</m:t>
+                    </m:r>
                   </m:num>
                   <m:den>
                     <m:r>
@@ -6070,8 +6098,8 @@
                 <m:r>
                   <m:rPr>
                     <m:nor/>
+                    <m:scr m:val="sans-serif"/>
                     <m:sty m:val="p"/>
-                    <m:scr m:val="sans-serif"/>
                   </m:rPr>
                   <m:t>if </m:t>
                 </m:r>
@@ -6144,18 +6172,18 @@
                 <wp:inline>
                   <wp:extent cx="152400" cy="152400"/>
                   <wp:effectExtent b="0" l="0" r="0" t="0"/>
-                  <wp:docPr descr="" title="" id="63" name="Picture"/>
+                  <wp:docPr descr="" title="" id="52" name="Picture"/>
                   <a:graphic>
                     <a:graphicData uri="http://schemas.openxmlformats.org/drawingml/2006/picture">
                       <pic:pic>
                         <pic:nvPicPr>
-                          <pic:cNvPr descr="/Applications/quarto/share/formats/docx/note.png" id="64" name="Picture"/>
+                          <pic:cNvPr descr="/Applications/quarto/share/formats/docx/note.png" id="53" name="Picture"/>
                           <pic:cNvPicPr>
                             <a:picLocks noChangeArrowheads="1" noChangeAspect="1"/>
                           </pic:cNvPicPr>
                         </pic:nvPicPr>
                         <pic:blipFill>
-                          <a:blip r:embed="rId24"/>
+                          <a:blip r:embed="rId13"/>
                           <a:stretch>
                             <a:fillRect/>
                           </a:stretch>
@@ -6316,50 +6344,54 @@
                   </m:rPr>
                   <m:t>=</m:t>
                 </m:r>
-                <m:d>
-                  <m:dPr>
-                    <m:begChr m:val="("/>
-                    <m:sepChr m:val=""/>
-                    <m:endChr m:val=")"/>
-                    <m:grow/>
-                  </m:dPr>
-                  <m:e>
-                    <m:r>
-                      <m:t>x</m:t>
-                    </m:r>
-                    <m:r>
-                      <m:rPr>
-                        <m:sty m:val="p"/>
-                      </m:rPr>
-                      <m:t>+</m:t>
-                    </m:r>
-                    <m:r>
-                      <m:t>3</m:t>
-                    </m:r>
-                  </m:e>
-                </m:d>
-                <m:d>
-                  <m:dPr>
-                    <m:begChr m:val="("/>
-                    <m:sepChr m:val=""/>
-                    <m:endChr m:val=")"/>
-                    <m:grow/>
-                  </m:dPr>
-                  <m:e>
-                    <m:r>
-                      <m:t>x</m:t>
-                    </m:r>
-                    <m:r>
-                      <m:rPr>
-                        <m:sty m:val="p"/>
-                      </m:rPr>
-                      <m:t>−</m:t>
-                    </m:r>
-                    <m:r>
-                      <m:t>3</m:t>
-                    </m:r>
-                  </m:e>
-                </m:d>
+                <m:r>
+                  <m:rPr>
+                    <m:sty m:val="p"/>
+                  </m:rPr>
+                  <m:t>(</m:t>
+                </m:r>
+                <m:r>
+                  <m:t>x</m:t>
+                </m:r>
+                <m:r>
+                  <m:rPr>
+                    <m:sty m:val="p"/>
+                  </m:rPr>
+                  <m:t>+</m:t>
+                </m:r>
+                <m:r>
+                  <m:t>3</m:t>
+                </m:r>
+                <m:r>
+                  <m:rPr>
+                    <m:sty m:val="p"/>
+                  </m:rPr>
+                  <m:t>)</m:t>
+                </m:r>
+                <m:r>
+                  <m:rPr>
+                    <m:sty m:val="p"/>
+                  </m:rPr>
+                  <m:t>(</m:t>
+                </m:r>
+                <m:r>
+                  <m:t>x</m:t>
+                </m:r>
+                <m:r>
+                  <m:rPr>
+                    <m:sty m:val="p"/>
+                  </m:rPr>
+                  <m:t>−</m:t>
+                </m:r>
+                <m:r>
+                  <m:t>3</m:t>
+                </m:r>
+                <m:r>
+                  <m:rPr>
+                    <m:sty m:val="p"/>
+                  </m:rPr>
+                  <m:t>)</m:t>
+                </m:r>
               </m:oMath>
             </m:oMathPara>
           </w:p>
@@ -6424,28 +6456,30 @@
                 <m:r>
                   <m:t>x</m:t>
                 </m:r>
-                <m:d>
-                  <m:dPr>
-                    <m:begChr m:val="("/>
-                    <m:sepChr m:val=""/>
-                    <m:endChr m:val=")"/>
-                    <m:grow/>
-                  </m:dPr>
-                  <m:e>
-                    <m:r>
-                      <m:t>x</m:t>
-                    </m:r>
-                    <m:r>
-                      <m:rPr>
-                        <m:sty m:val="p"/>
-                      </m:rPr>
-                      <m:t>−</m:t>
-                    </m:r>
-                    <m:r>
-                      <m:t>3</m:t>
-                    </m:r>
-                  </m:e>
-                </m:d>
+                <m:r>
+                  <m:rPr>
+                    <m:sty m:val="p"/>
+                  </m:rPr>
+                  <m:t>(</m:t>
+                </m:r>
+                <m:r>
+                  <m:t>x</m:t>
+                </m:r>
+                <m:r>
+                  <m:rPr>
+                    <m:sty m:val="p"/>
+                  </m:rPr>
+                  <m:t>−</m:t>
+                </m:r>
+                <m:r>
+                  <m:t>3</m:t>
+                </m:r>
+                <m:r>
+                  <m:rPr>
+                    <m:sty m:val="p"/>
+                  </m:rPr>
+                  <m:t>)</m:t>
+                </m:r>
               </m:oMath>
             </m:oMathPara>
           </w:p>
@@ -6617,77 +6651,83 @@
                     <m:type m:val="bar"/>
                   </m:fPr>
                   <m:num>
-                    <m:d>
-                      <m:dPr>
-                        <m:begChr m:val="("/>
-                        <m:sepChr m:val=""/>
-                        <m:endChr m:val=")"/>
-                        <m:grow/>
-                      </m:dPr>
-                      <m:e>
-                        <m:r>
-                          <m:t>x</m:t>
-                        </m:r>
-                        <m:r>
-                          <m:rPr>
-                            <m:sty m:val="p"/>
-                          </m:rPr>
-                          <m:t>+</m:t>
-                        </m:r>
-                        <m:r>
-                          <m:t>3</m:t>
-                        </m:r>
-                      </m:e>
-                    </m:d>
-                    <m:d>
-                      <m:dPr>
-                        <m:begChr m:val="("/>
-                        <m:sepChr m:val=""/>
-                        <m:endChr m:val=")"/>
-                        <m:grow/>
-                      </m:dPr>
-                      <m:e>
-                        <m:r>
-                          <m:t>x</m:t>
-                        </m:r>
-                        <m:r>
-                          <m:rPr>
-                            <m:sty m:val="p"/>
-                          </m:rPr>
-                          <m:t>−</m:t>
-                        </m:r>
-                        <m:r>
-                          <m:t>3</m:t>
-                        </m:r>
-                      </m:e>
-                    </m:d>
+                    <m:r>
+                      <m:rPr>
+                        <m:sty m:val="p"/>
+                      </m:rPr>
+                      <m:t>(</m:t>
+                    </m:r>
+                    <m:r>
+                      <m:t>x</m:t>
+                    </m:r>
+                    <m:r>
+                      <m:rPr>
+                        <m:sty m:val="p"/>
+                      </m:rPr>
+                      <m:t>+</m:t>
+                    </m:r>
+                    <m:r>
+                      <m:t>3</m:t>
+                    </m:r>
+                    <m:r>
+                      <m:rPr>
+                        <m:sty m:val="p"/>
+                      </m:rPr>
+                      <m:t>)</m:t>
+                    </m:r>
+                    <m:r>
+                      <m:rPr>
+                        <m:sty m:val="p"/>
+                      </m:rPr>
+                      <m:t>(</m:t>
+                    </m:r>
+                    <m:r>
+                      <m:t>x</m:t>
+                    </m:r>
+                    <m:r>
+                      <m:rPr>
+                        <m:sty m:val="p"/>
+                      </m:rPr>
+                      <m:t>−</m:t>
+                    </m:r>
+                    <m:r>
+                      <m:t>3</m:t>
+                    </m:r>
+                    <m:r>
+                      <m:rPr>
+                        <m:sty m:val="p"/>
+                      </m:rPr>
+                      <m:t>)</m:t>
+                    </m:r>
                   </m:num>
                   <m:den>
                     <m:r>
                       <m:t>x</m:t>
                     </m:r>
-                    <m:d>
-                      <m:dPr>
-                        <m:begChr m:val="("/>
-                        <m:sepChr m:val=""/>
-                        <m:endChr m:val=")"/>
-                        <m:grow/>
-                      </m:dPr>
-                      <m:e>
-                        <m:r>
-                          <m:t>x</m:t>
-                        </m:r>
-                        <m:r>
-                          <m:rPr>
-                            <m:sty m:val="p"/>
-                          </m:rPr>
-                          <m:t>−</m:t>
-                        </m:r>
-                        <m:r>
-                          <m:t>3</m:t>
-                        </m:r>
-                      </m:e>
-                    </m:d>
+                    <m:r>
+                      <m:rPr>
+                        <m:sty m:val="p"/>
+                      </m:rPr>
+                      <m:t>(</m:t>
+                    </m:r>
+                    <m:r>
+                      <m:t>x</m:t>
+                    </m:r>
+                    <m:r>
+                      <m:rPr>
+                        <m:sty m:val="p"/>
+                      </m:rPr>
+                      <m:t>−</m:t>
+                    </m:r>
+                    <m:r>
+                      <m:t>3</m:t>
+                    </m:r>
+                    <m:r>
+                      <m:rPr>
+                        <m:sty m:val="p"/>
+                      </m:rPr>
+                      <m:t>)</m:t>
+                    </m:r>
                   </m:den>
                 </m:f>
                 <m:r>
@@ -6726,8 +6766,8 @@
                 <m:r>
                   <m:rPr>
                     <m:nor/>
+                    <m:scr m:val="sans-serif"/>
                     <m:sty m:val="p"/>
-                    <m:scr m:val="sans-serif"/>
                   </m:rPr>
                   <m:t>if </m:t>
                 </m:r>
@@ -6752,8 +6792,8 @@
                 <m:r>
                   <m:rPr>
                     <m:nor/>
+                    <m:scr m:val="sans-serif"/>
                     <m:sty m:val="p"/>
-                    <m:scr m:val="sans-serif"/>
                   </m:rPr>
                   <m:t> and </m:t>
                 </m:r>
@@ -6826,18 +6866,18 @@
                 <wp:inline>
                   <wp:extent cx="152400" cy="152400"/>
                   <wp:effectExtent b="0" l="0" r="0" t="0"/>
-                  <wp:docPr descr="" title="" id="65" name="Picture"/>
+                  <wp:docPr descr="" title="" id="54" name="Picture"/>
                   <a:graphic>
                     <a:graphicData uri="http://schemas.openxmlformats.org/drawingml/2006/picture">
                       <pic:pic>
                         <pic:nvPicPr>
-                          <pic:cNvPr descr="/Applications/quarto/share/formats/docx/note.png" id="66" name="Picture"/>
+                          <pic:cNvPr descr="/Applications/quarto/share/formats/docx/note.png" id="55" name="Picture"/>
                           <pic:cNvPicPr>
                             <a:picLocks noChangeArrowheads="1" noChangeAspect="1"/>
                           </pic:cNvPicPr>
                         </pic:nvPicPr>
                         <pic:blipFill>
-                          <a:blip r:embed="rId24"/>
+                          <a:blip r:embed="rId13"/>
                           <a:stretch>
                             <a:fillRect/>
                           </a:stretch>
@@ -7270,28 +7310,30 @@
                 <m:r>
                   <m:t>t</m:t>
                 </m:r>
-                <m:d>
-                  <m:dPr>
-                    <m:begChr m:val="("/>
-                    <m:sepChr m:val=""/>
-                    <m:endChr m:val=")"/>
-                    <m:grow/>
-                  </m:dPr>
-                  <m:e>
-                    <m:r>
-                      <m:t>x</m:t>
-                    </m:r>
-                    <m:r>
-                      <m:rPr>
-                        <m:sty m:val="p"/>
-                      </m:rPr>
-                      <m:t>+</m:t>
-                    </m:r>
-                    <m:r>
-                      <m:t>y</m:t>
-                    </m:r>
-                  </m:e>
-                </m:d>
+                <m:r>
+                  <m:rPr>
+                    <m:sty m:val="p"/>
+                  </m:rPr>
+                  <m:t>(</m:t>
+                </m:r>
+                <m:r>
+                  <m:t>x</m:t>
+                </m:r>
+                <m:r>
+                  <m:rPr>
+                    <m:sty m:val="p"/>
+                  </m:rPr>
+                  <m:t>+</m:t>
+                </m:r>
+                <m:r>
+                  <m:t>y</m:t>
+                </m:r>
+                <m:r>
+                  <m:rPr>
+                    <m:sty m:val="p"/>
+                  </m:rPr>
+                  <m:t>)</m:t>
+                </m:r>
               </m:oMath>
             </m:oMathPara>
           </w:p>
@@ -7348,50 +7390,54 @@
                   </m:rPr>
                   <m:t>=</m:t>
                 </m:r>
-                <m:d>
-                  <m:dPr>
-                    <m:begChr m:val="("/>
-                    <m:sepChr m:val=""/>
-                    <m:endChr m:val=")"/>
-                    <m:grow/>
-                  </m:dPr>
-                  <m:e>
-                    <m:r>
-                      <m:t>x</m:t>
-                    </m:r>
-                    <m:r>
-                      <m:rPr>
-                        <m:sty m:val="p"/>
-                      </m:rPr>
-                      <m:t>+</m:t>
-                    </m:r>
-                    <m:r>
-                      <m:t>y</m:t>
-                    </m:r>
-                  </m:e>
-                </m:d>
-                <m:d>
-                  <m:dPr>
-                    <m:begChr m:val="("/>
-                    <m:sepChr m:val=""/>
-                    <m:endChr m:val=")"/>
-                    <m:grow/>
-                  </m:dPr>
-                  <m:e>
-                    <m:r>
-                      <m:t>x</m:t>
-                    </m:r>
-                    <m:r>
-                      <m:rPr>
-                        <m:sty m:val="p"/>
-                      </m:rPr>
-                      <m:t>−</m:t>
-                    </m:r>
-                    <m:r>
-                      <m:t>y</m:t>
-                    </m:r>
-                  </m:e>
-                </m:d>
+                <m:r>
+                  <m:rPr>
+                    <m:sty m:val="p"/>
+                  </m:rPr>
+                  <m:t>(</m:t>
+                </m:r>
+                <m:r>
+                  <m:t>x</m:t>
+                </m:r>
+                <m:r>
+                  <m:rPr>
+                    <m:sty m:val="p"/>
+                  </m:rPr>
+                  <m:t>+</m:t>
+                </m:r>
+                <m:r>
+                  <m:t>y</m:t>
+                </m:r>
+                <m:r>
+                  <m:rPr>
+                    <m:sty m:val="p"/>
+                  </m:rPr>
+                  <m:t>)</m:t>
+                </m:r>
+                <m:r>
+                  <m:rPr>
+                    <m:sty m:val="p"/>
+                  </m:rPr>
+                  <m:t>(</m:t>
+                </m:r>
+                <m:r>
+                  <m:t>x</m:t>
+                </m:r>
+                <m:r>
+                  <m:rPr>
+                    <m:sty m:val="p"/>
+                  </m:rPr>
+                  <m:t>−</m:t>
+                </m:r>
+                <m:r>
+                  <m:t>y</m:t>
+                </m:r>
+                <m:r>
+                  <m:rPr>
+                    <m:sty m:val="p"/>
+                  </m:rPr>
+                  <m:t>)</m:t>
+                </m:r>
               </m:oMath>
             </m:oMathPara>
           </w:p>
@@ -7575,74 +7621,80 @@
                     <m:r>
                       <m:t>t</m:t>
                     </m:r>
-                    <m:d>
-                      <m:dPr>
-                        <m:begChr m:val="("/>
-                        <m:sepChr m:val=""/>
-                        <m:endChr m:val=")"/>
-                        <m:grow/>
-                      </m:dPr>
-                      <m:e>
-                        <m:r>
-                          <m:t>x</m:t>
-                        </m:r>
-                        <m:r>
-                          <m:rPr>
-                            <m:sty m:val="p"/>
-                          </m:rPr>
-                          <m:t>+</m:t>
-                        </m:r>
-                        <m:r>
-                          <m:t>y</m:t>
-                        </m:r>
-                      </m:e>
-                    </m:d>
+                    <m:r>
+                      <m:rPr>
+                        <m:sty m:val="p"/>
+                      </m:rPr>
+                      <m:t>(</m:t>
+                    </m:r>
+                    <m:r>
+                      <m:t>x</m:t>
+                    </m:r>
+                    <m:r>
+                      <m:rPr>
+                        <m:sty m:val="p"/>
+                      </m:rPr>
+                      <m:t>+</m:t>
+                    </m:r>
+                    <m:r>
+                      <m:t>y</m:t>
+                    </m:r>
+                    <m:r>
+                      <m:rPr>
+                        <m:sty m:val="p"/>
+                      </m:rPr>
+                      <m:t>)</m:t>
+                    </m:r>
                   </m:num>
                   <m:den>
-                    <m:d>
-                      <m:dPr>
-                        <m:begChr m:val="("/>
-                        <m:sepChr m:val=""/>
-                        <m:endChr m:val=")"/>
-                        <m:grow/>
-                      </m:dPr>
-                      <m:e>
-                        <m:r>
-                          <m:t>x</m:t>
-                        </m:r>
-                        <m:r>
-                          <m:rPr>
-                            <m:sty m:val="p"/>
-                          </m:rPr>
-                          <m:t>+</m:t>
-                        </m:r>
-                        <m:r>
-                          <m:t>y</m:t>
-                        </m:r>
-                      </m:e>
-                    </m:d>
-                    <m:d>
-                      <m:dPr>
-                        <m:begChr m:val="("/>
-                        <m:sepChr m:val=""/>
-                        <m:endChr m:val=")"/>
-                        <m:grow/>
-                      </m:dPr>
-                      <m:e>
-                        <m:r>
-                          <m:t>x</m:t>
-                        </m:r>
-                        <m:r>
-                          <m:rPr>
-                            <m:sty m:val="p"/>
-                          </m:rPr>
-                          <m:t>−</m:t>
-                        </m:r>
-                        <m:r>
-                          <m:t>y</m:t>
-                        </m:r>
-                      </m:e>
-                    </m:d>
+                    <m:r>
+                      <m:rPr>
+                        <m:sty m:val="p"/>
+                      </m:rPr>
+                      <m:t>(</m:t>
+                    </m:r>
+                    <m:r>
+                      <m:t>x</m:t>
+                    </m:r>
+                    <m:r>
+                      <m:rPr>
+                        <m:sty m:val="p"/>
+                      </m:rPr>
+                      <m:t>+</m:t>
+                    </m:r>
+                    <m:r>
+                      <m:t>y</m:t>
+                    </m:r>
+                    <m:r>
+                      <m:rPr>
+                        <m:sty m:val="p"/>
+                      </m:rPr>
+                      <m:t>)</m:t>
+                    </m:r>
+                    <m:r>
+                      <m:rPr>
+                        <m:sty m:val="p"/>
+                      </m:rPr>
+                      <m:t>(</m:t>
+                    </m:r>
+                    <m:r>
+                      <m:t>x</m:t>
+                    </m:r>
+                    <m:r>
+                      <m:rPr>
+                        <m:sty m:val="p"/>
+                      </m:rPr>
+                      <m:t>−</m:t>
+                    </m:r>
+                    <m:r>
+                      <m:t>y</m:t>
+                    </m:r>
+                    <m:r>
+                      <m:rPr>
+                        <m:sty m:val="p"/>
+                      </m:rPr>
+                      <m:t>)</m:t>
+                    </m:r>
                   </m:den>
                 </m:f>
                 <m:r>
@@ -7681,8 +7733,8 @@
                 <m:r>
                   <m:rPr>
                     <m:nor/>
+                    <m:scr m:val="sans-serif"/>
                     <m:sty m:val="p"/>
-                    <m:scr m:val="sans-serif"/>
                   </m:rPr>
                   <m:t>if </m:t>
                 </m:r>
@@ -7719,8 +7771,8 @@
         </w:tc>
       </w:tr>
     </w:tbl>
-    <w:bookmarkEnd w:id="67"/>
-    <w:bookmarkStart w:id="68" w:name="quick-check-problems"/>
+    <w:bookmarkEnd w:id="56"/>
+    <w:bookmarkStart w:id="57" w:name="quick-check-problems"/>
     <w:p>
       <w:pPr>
         <w:pStyle w:val="Heading1"/>
@@ -8153,28 +8205,30 @@
             <m:r>
               <m:t>x</m:t>
             </m:r>
-            <m:d>
-              <m:dPr>
-                <m:begChr m:val="("/>
-                <m:sepChr m:val=""/>
-                <m:endChr m:val=")"/>
-                <m:grow/>
-              </m:dPr>
-              <m:e>
-                <m:r>
-                  <m:t>x</m:t>
-                </m:r>
-                <m:r>
-                  <m:rPr>
-                    <m:sty m:val="p"/>
-                  </m:rPr>
-                  <m:t>−</m:t>
-                </m:r>
-                <m:r>
-                  <m:t>4</m:t>
-                </m:r>
-              </m:e>
-            </m:d>
+            <m:r>
+              <m:rPr>
+                <m:sty m:val="p"/>
+              </m:rPr>
+              <m:t>(</m:t>
+            </m:r>
+            <m:r>
+              <m:t>x</m:t>
+            </m:r>
+            <m:r>
+              <m:rPr>
+                <m:sty m:val="p"/>
+              </m:rPr>
+              <m:t>−</m:t>
+            </m:r>
+            <m:r>
+              <m:t>4</m:t>
+            </m:r>
+            <m:r>
+              <m:rPr>
+                <m:sty m:val="p"/>
+              </m:rPr>
+              <m:t>)</m:t>
+            </m:r>
           </m:den>
         </m:f>
       </m:oMath>
@@ -8297,8 +8351,8 @@
         <w:t xml:space="preserve">There are no restricted values</w:t>
       </w:r>
     </w:p>
-    <w:bookmarkEnd w:id="68"/>
-    <w:bookmarkStart w:id="73" w:name="further-reading"/>
+    <w:bookmarkEnd w:id="57"/>
+    <w:bookmarkStart w:id="62" w:name="further-reading"/>
     <w:p>
       <w:pPr>
         <w:pStyle w:val="Heading1"/>
@@ -8311,7 +8365,7 @@
       <w:pPr>
         <w:pStyle w:val="FirstParagraph"/>
       </w:pPr>
-      <w:hyperlink r:id="rId69">
+      <w:hyperlink r:id="rId58">
         <w:r>
           <w:rPr>
             <w:rStyle w:val="Hyperlink"/>
@@ -8324,7 +8378,7 @@
       <w:pPr>
         <w:pStyle w:val="BodyText"/>
       </w:pPr>
-      <w:hyperlink r:id="rId70">
+      <w:hyperlink r:id="rId59">
         <w:r>
           <w:rPr>
             <w:rStyle w:val="Hyperlink"/>
@@ -8333,7 +8387,7 @@
         </w:r>
       </w:hyperlink>
     </w:p>
-    <w:bookmarkStart w:id="72" w:name="version-history"/>
+    <w:bookmarkStart w:id="61" w:name="version-history"/>
     <w:p>
       <w:pPr>
         <w:pStyle w:val="Heading2"/>
@@ -8354,7 +8408,7 @@
       <w:pPr>
         <w:pStyle w:val="BodyText"/>
       </w:pPr>
-      <w:hyperlink r:id="rId71">
+      <w:hyperlink r:id="rId60">
         <w:r>
           <w:rPr>
             <w:rStyle w:val="Hyperlink"/>
@@ -8363,8 +8417,8 @@
         </w:r>
       </w:hyperlink>
     </w:p>
-    <w:bookmarkEnd w:id="72"/>
-    <w:bookmarkEnd w:id="73"/>
+    <w:bookmarkEnd w:id="61"/>
+    <w:bookmarkEnd w:id="62"/>
     <w:sectPr>
       <w:pgSz w:h="15840" w:w="12240"/>
       <w:pgMar w:bottom="1440" w:footer="720" w:gutter="0" w:header="720" w:left="1440" w:right="1440" w:top="1440"/>
